--- a/printables/full/u03-full.docx
+++ b/printables/full/u03-full.docx
@@ -2,21 +2,6 @@
 <file path=word/document.xml><?xml version="1.0" encoding="utf-8"?>
 <w:document xmlns:wpc="http://schemas.microsoft.com/office/word/2010/wordprocessingCanvas" xmlns:mo="http://schemas.microsoft.com/office/mac/office/2008/main" xmlns:mc="http://schemas.openxmlformats.org/markup-compatibility/2006" xmlns:mv="urn:schemas-microsoft-com:mac:vml" xmlns:o="urn:schemas-microsoft-com:office:office" xmlns:r="http://schemas.openxmlformats.org/officeDocument/2006/relationships" xmlns:m="http://schemas.openxmlformats.org/officeDocument/2006/math" xmlns:v="urn:schemas-microsoft-com:vml" xmlns:wp14="http://schemas.microsoft.com/office/word/2010/wordprocessingDrawing" xmlns:wp="http://schemas.openxmlformats.org/drawingml/2006/wordprocessingDrawing" xmlns:w10="urn:schemas-microsoft-com:office:word" xmlns:w="http://schemas.openxmlformats.org/wordprocessingml/2006/main" xmlns:w14="http://schemas.microsoft.com/office/word/2010/wordml" xmlns:wpg="http://schemas.microsoft.com/office/word/2010/wordprocessingGroup" xmlns:wpi="http://schemas.microsoft.com/office/word/2010/wordprocessingInk" xmlns:wne="http://schemas.microsoft.com/office/word/2006/wordml" xmlns:wps="http://schemas.microsoft.com/office/word/2010/wordprocessingShape" mc:Ignorable="w14 wp14">
   <w:body>
-    <w:p>
-      <w:pPr>
-        <w:spacing w:before="0" w:after="40" w:line="276" w:lineRule="auto"/>
-        <w:jc w:val="center"/>
-      </w:pPr>
-      <w:r>
-        <w:rPr>
-          <w:rFonts w:ascii="宋体" w:hAnsi="宋体" w:eastAsia="宋体"/>
-          <w:b/>
-          <w:color w:val="F4A261"/>
-          <w:sz w:val="18"/>
-        </w:rPr>
-        <w:t>语文书桌 · Chinese Desk</w:t>
-      </w:r>
-    </w:p>
     <w:p>
       <w:pPr>
         <w:spacing w:before="0" w:after="80" w:line="276" w:lineRule="auto"/>
@@ -26,15 +11,15 @@
         <w:rPr>
           <w:rFonts w:ascii="黑体" w:hAnsi="黑体" w:eastAsia="黑体"/>
           <w:b/>
-          <w:color w:val="E85D04"/>
-          <w:sz w:val="32"/>
+          <w:color w:val="1C1917"/>
+          <w:sz w:val="30"/>
         </w:rPr>
-        <w:t>语文·四上·第三单元练习（不完整）</w:t>
+        <w:t>语文·四上·第三单元练习</w:t>
       </w:r>
     </w:p>
     <w:p>
       <w:pPr>
-        <w:spacing w:before="0" w:after="120" w:line="276" w:lineRule="auto"/>
+        <w:spacing w:before="0" w:after="40" w:line="276" w:lineRule="auto"/>
       </w:pPr>
       <w:r>
         <w:rPr>
@@ -43,7 +28,7 @@
           <w:color w:val="1C1917"/>
           <w:sz w:val="20"/>
         </w:rPr>
-        <w:t>学校：__________　班级：__________　姓名：__________　成绩：__________</w:t>
+        <w:t>学校：____________　班级：________　姓名：____________　成绩：________</w:t>
       </w:r>
     </w:p>
     <w:p>
@@ -58,22 +43,545 @@
           <w:color w:val="C2410C"/>
           <w:sz w:val="16"/>
         </w:rPr>
-        <w:t>仅有第 1–2 页扫描件 · 第 3–4 页待补 · 数字化校对版</w:t>
+        <w:t>（扫描件仅有第 1–2 页 · 第 3–4 页待补）</w:t>
       </w:r>
     </w:p>
     <w:p>
       <w:pPr>
-        <w:spacing w:before="120" w:after="80" w:line="276" w:lineRule="auto"/>
+        <w:spacing w:before="140" w:after="80" w:line="276" w:lineRule="auto"/>
       </w:pPr>
       <w:r>
         <w:rPr>
           <w:rFonts w:ascii="宋体" w:hAnsi="宋体" w:eastAsia="宋体"/>
           <w:b/>
-          <w:color w:val="E85D04"/>
+          <w:color w:val="1C1917"/>
           <w:sz w:val="22"/>
         </w:rPr>
         <w:t>一、看拼音，写词语。</w:t>
       </w:r>
+    </w:p>
+    <w:p>
+      <w:pPr>
+        <w:spacing w:before="20" w:after="20" w:line="240" w:lineRule="auto"/>
+      </w:pPr>
+      <w:r>
+        <w:rPr>
+          <w:rFonts w:ascii="Times New Roman" w:hAnsi="Times New Roman" w:eastAsia="宋体"/>
+          <w:b w:val="0"/>
+          <w:color w:val="1C1917"/>
+          <w:sz w:val="20"/>
+        </w:rPr>
+        <w:t>guāng huá</w:t>
+      </w:r>
+    </w:p>
+    <w:tbl>
+      <w:tblPr>
+        <w:tblW w:type="auto" w:w="0"/>
+        <w:jc w:val="left"/>
+        <w:tblLayout w:type="fixed"/>
+        <w:tblLook w:firstColumn="1" w:firstRow="1" w:lastColumn="0" w:lastRow="0" w:noHBand="0" w:noVBand="1" w:val="04A0"/>
+      </w:tblPr>
+      <w:tblGrid>
+        <w:gridCol w:w="5103"/>
+        <w:gridCol w:w="5103"/>
+      </w:tblGrid>
+      <w:tr>
+        <w:trPr>
+          <w:trHeight w:val="464" w:hRule="atLeast"/>
+        </w:trPr>
+        <w:tc>
+          <w:tcPr>
+            <w:tcW w:type="dxa" w:w="465"/>
+            <w:tcBorders>
+              <w:top w:val="single" w:sz="12" w:space="0" w:color="000000"/>
+              <w:left w:val="single" w:sz="12" w:space="0" w:color="000000"/>
+              <w:bottom w:val="single" w:sz="12" w:space="0" w:color="000000"/>
+              <w:right w:val="single" w:sz="12" w:space="0" w:color="000000"/>
+            </w:tcBorders>
+          </w:tcPr>
+          <w:p>
+            <w:pPr>
+              <w:spacing w:before="0" w:after="0"/>
+            </w:pPr>
+            <w:r/>
+            <w:r>
+              <w:rPr>
+                <w:rFonts w:ascii="宋体" w:hAnsi="宋体" w:eastAsia="宋体"/>
+                <w:b w:val="0"/>
+                <w:color w:val="1C1917"/>
+                <w:sz w:val="28"/>
+              </w:rPr>
+              <w:t xml:space="preserve">　</w:t>
+            </w:r>
+          </w:p>
+        </w:tc>
+        <w:tc>
+          <w:tcPr>
+            <w:tcW w:type="dxa" w:w="465"/>
+            <w:tcBorders>
+              <w:top w:val="single" w:sz="12" w:space="0" w:color="000000"/>
+              <w:left w:val="single" w:sz="12" w:space="0" w:color="000000"/>
+              <w:bottom w:val="single" w:sz="12" w:space="0" w:color="000000"/>
+              <w:right w:val="single" w:sz="12" w:space="0" w:color="000000"/>
+            </w:tcBorders>
+          </w:tcPr>
+          <w:p>
+            <w:pPr>
+              <w:spacing w:before="0" w:after="0"/>
+            </w:pPr>
+            <w:r/>
+            <w:r>
+              <w:rPr>
+                <w:rFonts w:ascii="宋体" w:hAnsi="宋体" w:eastAsia="宋体"/>
+                <w:b w:val="0"/>
+                <w:color w:val="1C1917"/>
+                <w:sz w:val="28"/>
+              </w:rPr>
+              <w:t xml:space="preserve">　</w:t>
+            </w:r>
+          </w:p>
+        </w:tc>
+      </w:tr>
+    </w:tbl>
+    <w:p>
+      <w:pPr>
+        <w:spacing w:before="0" w:after="60"/>
+      </w:pPr>
+    </w:p>
+    <w:p>
+      <w:pPr>
+        <w:spacing w:before="0" w:after="20" w:line="276" w:lineRule="auto"/>
+      </w:pPr>
+      <w:r>
+        <w:rPr>
+          <w:rFonts w:ascii="宋体" w:hAnsi="宋体" w:eastAsia="宋体"/>
+          <w:b w:val="0"/>
+          <w:color w:val="1C1917"/>
+          <w:sz w:val="21"/>
+        </w:rPr>
+        <w:t>的墙壁上，</w:t>
+      </w:r>
+    </w:p>
+    <w:p>
+      <w:pPr>
+        <w:spacing w:before="20" w:after="20" w:line="240" w:lineRule="auto"/>
+      </w:pPr>
+      <w:r>
+        <w:rPr>
+          <w:rFonts w:ascii="Times New Roman" w:hAnsi="Times New Roman" w:eastAsia="宋体"/>
+          <w:b w:val="0"/>
+          <w:color w:val="1C1917"/>
+          <w:sz w:val="20"/>
+        </w:rPr>
+        <w:t>nèn lǜ</w:t>
+      </w:r>
+    </w:p>
+    <w:tbl>
+      <w:tblPr>
+        <w:tblW w:type="auto" w:w="0"/>
+        <w:jc w:val="left"/>
+        <w:tblLayout w:type="fixed"/>
+        <w:tblLook w:firstColumn="1" w:firstRow="1" w:lastColumn="0" w:lastRow="0" w:noHBand="0" w:noVBand="1" w:val="04A0"/>
+      </w:tblPr>
+      <w:tblGrid>
+        <w:gridCol w:w="5103"/>
+        <w:gridCol w:w="5103"/>
+      </w:tblGrid>
+      <w:tr>
+        <w:trPr>
+          <w:trHeight w:val="464" w:hRule="atLeast"/>
+        </w:trPr>
+        <w:tc>
+          <w:tcPr>
+            <w:tcW w:type="dxa" w:w="465"/>
+            <w:tcBorders>
+              <w:top w:val="single" w:sz="12" w:space="0" w:color="000000"/>
+              <w:left w:val="single" w:sz="12" w:space="0" w:color="000000"/>
+              <w:bottom w:val="single" w:sz="12" w:space="0" w:color="000000"/>
+              <w:right w:val="single" w:sz="12" w:space="0" w:color="000000"/>
+            </w:tcBorders>
+          </w:tcPr>
+          <w:p>
+            <w:pPr>
+              <w:spacing w:before="0" w:after="0"/>
+            </w:pPr>
+            <w:r/>
+            <w:r>
+              <w:rPr>
+                <w:rFonts w:ascii="宋体" w:hAnsi="宋体" w:eastAsia="宋体"/>
+                <w:b w:val="0"/>
+                <w:color w:val="1C1917"/>
+                <w:sz w:val="28"/>
+              </w:rPr>
+              <w:t xml:space="preserve">　</w:t>
+            </w:r>
+          </w:p>
+        </w:tc>
+        <w:tc>
+          <w:tcPr>
+            <w:tcW w:type="dxa" w:w="465"/>
+            <w:tcBorders>
+              <w:top w:val="single" w:sz="12" w:space="0" w:color="000000"/>
+              <w:left w:val="single" w:sz="12" w:space="0" w:color="000000"/>
+              <w:bottom w:val="single" w:sz="12" w:space="0" w:color="000000"/>
+              <w:right w:val="single" w:sz="12" w:space="0" w:color="000000"/>
+            </w:tcBorders>
+          </w:tcPr>
+          <w:p>
+            <w:pPr>
+              <w:spacing w:before="0" w:after="0"/>
+            </w:pPr>
+            <w:r/>
+            <w:r>
+              <w:rPr>
+                <w:rFonts w:ascii="宋体" w:hAnsi="宋体" w:eastAsia="宋体"/>
+                <w:b w:val="0"/>
+                <w:color w:val="1C1917"/>
+                <w:sz w:val="28"/>
+              </w:rPr>
+              <w:t xml:space="preserve">　</w:t>
+            </w:r>
+          </w:p>
+        </w:tc>
+      </w:tr>
+    </w:tbl>
+    <w:p>
+      <w:pPr>
+        <w:spacing w:before="0" w:after="60"/>
+      </w:pPr>
+    </w:p>
+    <w:p>
+      <w:pPr>
+        <w:spacing w:before="0" w:after="20" w:line="276" w:lineRule="auto"/>
+      </w:pPr>
+      <w:r>
+        <w:rPr>
+          <w:rFonts w:ascii="宋体" w:hAnsi="宋体" w:eastAsia="宋体"/>
+          <w:b w:val="0"/>
+          <w:color w:val="1C1917"/>
+          <w:sz w:val="21"/>
+        </w:rPr>
+        <w:t>的</w:t>
+      </w:r>
+    </w:p>
+    <w:p>
+      <w:pPr>
+        <w:spacing w:before="20" w:after="20" w:line="240" w:lineRule="auto"/>
+      </w:pPr>
+      <w:r>
+        <w:rPr>
+          <w:rFonts w:ascii="Times New Roman" w:hAnsi="Times New Roman" w:eastAsia="宋体"/>
+          <w:b w:val="0"/>
+          <w:color w:val="1C1917"/>
+          <w:sz w:val="20"/>
+        </w:rPr>
+        <w:t>pá shān hǔ</w:t>
+      </w:r>
+    </w:p>
+    <w:tbl>
+      <w:tblPr>
+        <w:tblW w:type="auto" w:w="0"/>
+        <w:jc w:val="left"/>
+        <w:tblLayout w:type="fixed"/>
+        <w:tblLook w:firstColumn="1" w:firstRow="1" w:lastColumn="0" w:lastRow="0" w:noHBand="0" w:noVBand="1" w:val="04A0"/>
+      </w:tblPr>
+      <w:tblGrid>
+        <w:gridCol w:w="3402"/>
+        <w:gridCol w:w="3402"/>
+        <w:gridCol w:w="3402"/>
+      </w:tblGrid>
+      <w:tr>
+        <w:trPr>
+          <w:trHeight w:val="464" w:hRule="atLeast"/>
+        </w:trPr>
+        <w:tc>
+          <w:tcPr>
+            <w:tcW w:type="dxa" w:w="465"/>
+            <w:tcBorders>
+              <w:top w:val="single" w:sz="12" w:space="0" w:color="000000"/>
+              <w:left w:val="single" w:sz="12" w:space="0" w:color="000000"/>
+              <w:bottom w:val="single" w:sz="12" w:space="0" w:color="000000"/>
+              <w:right w:val="single" w:sz="12" w:space="0" w:color="000000"/>
+            </w:tcBorders>
+          </w:tcPr>
+          <w:p>
+            <w:pPr>
+              <w:spacing w:before="0" w:after="0"/>
+            </w:pPr>
+            <w:r/>
+            <w:r>
+              <w:rPr>
+                <w:rFonts w:ascii="宋体" w:hAnsi="宋体" w:eastAsia="宋体"/>
+                <w:b w:val="0"/>
+                <w:color w:val="1C1917"/>
+                <w:sz w:val="28"/>
+              </w:rPr>
+              <w:t xml:space="preserve">　</w:t>
+            </w:r>
+          </w:p>
+        </w:tc>
+        <w:tc>
+          <w:tcPr>
+            <w:tcW w:type="dxa" w:w="465"/>
+            <w:tcBorders>
+              <w:top w:val="single" w:sz="12" w:space="0" w:color="000000"/>
+              <w:left w:val="single" w:sz="12" w:space="0" w:color="000000"/>
+              <w:bottom w:val="single" w:sz="12" w:space="0" w:color="000000"/>
+              <w:right w:val="single" w:sz="12" w:space="0" w:color="000000"/>
+            </w:tcBorders>
+          </w:tcPr>
+          <w:p>
+            <w:pPr>
+              <w:spacing w:before="0" w:after="0"/>
+            </w:pPr>
+            <w:r/>
+            <w:r>
+              <w:rPr>
+                <w:rFonts w:ascii="宋体" w:hAnsi="宋体" w:eastAsia="宋体"/>
+                <w:b w:val="0"/>
+                <w:color w:val="1C1917"/>
+                <w:sz w:val="28"/>
+              </w:rPr>
+              <w:t xml:space="preserve">　</w:t>
+            </w:r>
+          </w:p>
+        </w:tc>
+        <w:tc>
+          <w:tcPr>
+            <w:tcW w:type="dxa" w:w="465"/>
+            <w:tcBorders>
+              <w:top w:val="single" w:sz="12" w:space="0" w:color="000000"/>
+              <w:left w:val="single" w:sz="12" w:space="0" w:color="000000"/>
+              <w:bottom w:val="single" w:sz="12" w:space="0" w:color="000000"/>
+              <w:right w:val="single" w:sz="12" w:space="0" w:color="000000"/>
+            </w:tcBorders>
+          </w:tcPr>
+          <w:p>
+            <w:pPr>
+              <w:spacing w:before="0" w:after="0"/>
+            </w:pPr>
+            <w:r/>
+            <w:r>
+              <w:rPr>
+                <w:rFonts w:ascii="宋体" w:hAnsi="宋体" w:eastAsia="宋体"/>
+                <w:b w:val="0"/>
+                <w:color w:val="1C1917"/>
+                <w:sz w:val="28"/>
+              </w:rPr>
+              <w:t xml:space="preserve">　</w:t>
+            </w:r>
+          </w:p>
+        </w:tc>
+      </w:tr>
+    </w:tbl>
+    <w:p>
+      <w:pPr>
+        <w:spacing w:before="0" w:after="60"/>
+      </w:pPr>
+    </w:p>
+    <w:p>
+      <w:pPr>
+        <w:spacing w:before="0" w:after="20" w:line="276" w:lineRule="auto"/>
+      </w:pPr>
+      <w:r>
+        <w:rPr>
+          <w:rFonts w:ascii="宋体" w:hAnsi="宋体" w:eastAsia="宋体"/>
+          <w:b w:val="0"/>
+          <w:color w:val="1C1917"/>
+          <w:sz w:val="21"/>
+        </w:rPr>
+        <w:t>正悄悄生长，叶片之间毫不拥挤，还留着</w:t>
+      </w:r>
+    </w:p>
+    <w:p>
+      <w:pPr>
+        <w:spacing w:before="20" w:after="20" w:line="240" w:lineRule="auto"/>
+      </w:pPr>
+      <w:r>
+        <w:rPr>
+          <w:rFonts w:ascii="Times New Roman" w:hAnsi="Times New Roman" w:eastAsia="宋体"/>
+          <w:b w:val="0"/>
+          <w:color w:val="1C1917"/>
+          <w:sz w:val="20"/>
+        </w:rPr>
+        <w:t>jūn yún</w:t>
+      </w:r>
+    </w:p>
+    <w:tbl>
+      <w:tblPr>
+        <w:tblW w:type="auto" w:w="0"/>
+        <w:jc w:val="left"/>
+        <w:tblLayout w:type="fixed"/>
+        <w:tblLook w:firstColumn="1" w:firstRow="1" w:lastColumn="0" w:lastRow="0" w:noHBand="0" w:noVBand="1" w:val="04A0"/>
+      </w:tblPr>
+      <w:tblGrid>
+        <w:gridCol w:w="5103"/>
+        <w:gridCol w:w="5103"/>
+      </w:tblGrid>
+      <w:tr>
+        <w:trPr>
+          <w:trHeight w:val="464" w:hRule="atLeast"/>
+        </w:trPr>
+        <w:tc>
+          <w:tcPr>
+            <w:tcW w:type="dxa" w:w="465"/>
+            <w:tcBorders>
+              <w:top w:val="single" w:sz="12" w:space="0" w:color="000000"/>
+              <w:left w:val="single" w:sz="12" w:space="0" w:color="000000"/>
+              <w:bottom w:val="single" w:sz="12" w:space="0" w:color="000000"/>
+              <w:right w:val="single" w:sz="12" w:space="0" w:color="000000"/>
+            </w:tcBorders>
+          </w:tcPr>
+          <w:p>
+            <w:pPr>
+              <w:spacing w:before="0" w:after="0"/>
+            </w:pPr>
+            <w:r/>
+            <w:r>
+              <w:rPr>
+                <w:rFonts w:ascii="宋体" w:hAnsi="宋体" w:eastAsia="宋体"/>
+                <w:b w:val="0"/>
+                <w:color w:val="1C1917"/>
+                <w:sz w:val="28"/>
+              </w:rPr>
+              <w:t xml:space="preserve">　</w:t>
+            </w:r>
+          </w:p>
+        </w:tc>
+        <w:tc>
+          <w:tcPr>
+            <w:tcW w:type="dxa" w:w="465"/>
+            <w:tcBorders>
+              <w:top w:val="single" w:sz="12" w:space="0" w:color="000000"/>
+              <w:left w:val="single" w:sz="12" w:space="0" w:color="000000"/>
+              <w:bottom w:val="single" w:sz="12" w:space="0" w:color="000000"/>
+              <w:right w:val="single" w:sz="12" w:space="0" w:color="000000"/>
+            </w:tcBorders>
+          </w:tcPr>
+          <w:p>
+            <w:pPr>
+              <w:spacing w:before="0" w:after="0"/>
+            </w:pPr>
+            <w:r/>
+            <w:r>
+              <w:rPr>
+                <w:rFonts w:ascii="宋体" w:hAnsi="宋体" w:eastAsia="宋体"/>
+                <w:b w:val="0"/>
+                <w:color w:val="1C1917"/>
+                <w:sz w:val="28"/>
+              </w:rPr>
+              <w:t xml:space="preserve">　</w:t>
+            </w:r>
+          </w:p>
+        </w:tc>
+      </w:tr>
+    </w:tbl>
+    <w:p>
+      <w:pPr>
+        <w:spacing w:before="0" w:after="60"/>
+      </w:pPr>
+    </w:p>
+    <w:p>
+      <w:pPr>
+        <w:spacing w:before="0" w:after="20" w:line="276" w:lineRule="auto"/>
+      </w:pPr>
+      <w:r>
+        <w:rPr>
+          <w:rFonts w:ascii="宋体" w:hAnsi="宋体" w:eastAsia="宋体"/>
+          <w:b w:val="0"/>
+          <w:color w:val="1C1917"/>
+          <w:sz w:val="21"/>
+        </w:rPr>
+        <w:t>的</w:t>
+      </w:r>
+    </w:p>
+    <w:p>
+      <w:pPr>
+        <w:spacing w:before="20" w:after="20" w:line="240" w:lineRule="auto"/>
+      </w:pPr>
+      <w:r>
+        <w:rPr>
+          <w:rFonts w:ascii="Times New Roman" w:hAnsi="Times New Roman" w:eastAsia="宋体"/>
+          <w:b w:val="0"/>
+          <w:color w:val="1C1917"/>
+          <w:sz w:val="20"/>
+        </w:rPr>
+        <w:t>kòng xì</w:t>
+      </w:r>
+    </w:p>
+    <w:tbl>
+      <w:tblPr>
+        <w:tblW w:type="auto" w:w="0"/>
+        <w:jc w:val="left"/>
+        <w:tblLayout w:type="fixed"/>
+        <w:tblLook w:firstColumn="1" w:firstRow="1" w:lastColumn="0" w:lastRow="0" w:noHBand="0" w:noVBand="1" w:val="04A0"/>
+      </w:tblPr>
+      <w:tblGrid>
+        <w:gridCol w:w="5103"/>
+        <w:gridCol w:w="5103"/>
+      </w:tblGrid>
+      <w:tr>
+        <w:trPr>
+          <w:trHeight w:val="464" w:hRule="atLeast"/>
+        </w:trPr>
+        <w:tc>
+          <w:tcPr>
+            <w:tcW w:type="dxa" w:w="465"/>
+            <w:tcBorders>
+              <w:top w:val="single" w:sz="12" w:space="0" w:color="000000"/>
+              <w:left w:val="single" w:sz="12" w:space="0" w:color="000000"/>
+              <w:bottom w:val="single" w:sz="12" w:space="0" w:color="000000"/>
+              <w:right w:val="single" w:sz="12" w:space="0" w:color="000000"/>
+            </w:tcBorders>
+          </w:tcPr>
+          <w:p>
+            <w:pPr>
+              <w:spacing w:before="0" w:after="0"/>
+            </w:pPr>
+            <w:r/>
+            <w:r>
+              <w:rPr>
+                <w:rFonts w:ascii="宋体" w:hAnsi="宋体" w:eastAsia="宋体"/>
+                <w:b w:val="0"/>
+                <w:color w:val="1C1917"/>
+                <w:sz w:val="28"/>
+              </w:rPr>
+              <w:t xml:space="preserve">　</w:t>
+            </w:r>
+          </w:p>
+        </w:tc>
+        <w:tc>
+          <w:tcPr>
+            <w:tcW w:type="dxa" w:w="465"/>
+            <w:tcBorders>
+              <w:top w:val="single" w:sz="12" w:space="0" w:color="000000"/>
+              <w:left w:val="single" w:sz="12" w:space="0" w:color="000000"/>
+              <w:bottom w:val="single" w:sz="12" w:space="0" w:color="000000"/>
+              <w:right w:val="single" w:sz="12" w:space="0" w:color="000000"/>
+            </w:tcBorders>
+          </w:tcPr>
+          <w:p>
+            <w:pPr>
+              <w:spacing w:before="0" w:after="0"/>
+            </w:pPr>
+            <w:r/>
+            <w:r>
+              <w:rPr>
+                <w:rFonts w:ascii="宋体" w:hAnsi="宋体" w:eastAsia="宋体"/>
+                <w:b w:val="0"/>
+                <w:color w:val="1C1917"/>
+                <w:sz w:val="28"/>
+              </w:rPr>
+              <w:t xml:space="preserve">　</w:t>
+            </w:r>
+          </w:p>
+        </w:tc>
+      </w:tr>
+    </w:tbl>
+    <w:p>
+      <w:pPr>
+        <w:spacing w:before="0" w:after="60"/>
+      </w:pPr>
     </w:p>
     <w:p>
       <w:pPr>
@@ -83,20 +591,21 @@
         <w:rPr>
           <w:rFonts w:ascii="宋体" w:hAnsi="宋体" w:eastAsia="宋体"/>
           <w:b w:val="0"/>
+          <w:color w:val="1C1917"/>
           <w:sz w:val="21"/>
         </w:rPr>
-        <w:t>guāng huá ______ 的墙壁上，nèn lǜ ______ 的 pá shān hǔ ______ 正悄悄生长，叶片之间毫不拥挤，还留着 jūn yún ______ 的 kòng xì ______，看着格外舒服。</w:t>
+        <w:t>，看着格外舒服。</w:t>
       </w:r>
     </w:p>
     <w:p>
       <w:pPr>
-        <w:spacing w:before="120" w:after="80" w:line="276" w:lineRule="auto"/>
+        <w:spacing w:before="140" w:after="80" w:line="276" w:lineRule="auto"/>
       </w:pPr>
       <w:r>
         <w:rPr>
           <w:rFonts w:ascii="宋体" w:hAnsi="宋体" w:eastAsia="宋体"/>
           <w:b/>
-          <w:color w:val="E85D04"/>
+          <w:color w:val="1C1917"/>
           <w:sz w:val="22"/>
         </w:rPr>
         <w:t>二、在加点字的正确读音下面画“√”。</w:t>
@@ -104,12 +613,13 @@
     </w:p>
     <w:p>
       <w:pPr>
-        <w:spacing w:before="0" w:after="80" w:line="276" w:lineRule="auto"/>
+        <w:spacing w:before="0" w:after="60" w:line="276" w:lineRule="auto"/>
       </w:pPr>
       <w:r>
         <w:rPr>
           <w:rFonts w:ascii="宋体" w:hAnsi="宋体" w:eastAsia="宋体"/>
           <w:b w:val="0"/>
+          <w:color w:val="1C1917"/>
           <w:sz w:val="21"/>
         </w:rPr>
         <w:t>1. 战士们顽强抵抗，绝不投 降（jiàng　xiáng），任凭气温不断 降（jiàng　xiáng）低，也没有退缩。</w:t>
@@ -117,12 +627,13 @@
     </w:p>
     <w:p>
       <w:pPr>
-        <w:spacing w:before="0" w:after="80" w:line="276" w:lineRule="auto"/>
+        <w:spacing w:before="0" w:after="60" w:line="276" w:lineRule="auto"/>
       </w:pPr>
       <w:r>
         <w:rPr>
           <w:rFonts w:ascii="宋体" w:hAnsi="宋体" w:eastAsia="宋体"/>
           <w:b w:val="0"/>
+          <w:color w:val="1C1917"/>
           <w:sz w:val="21"/>
         </w:rPr>
         <w:t>2. 他一边哼着欢快的歌 曲（qǔ　qū），一边沿着 曲（qǔ　qū）折的小路往前走。</w:t>
@@ -130,12 +641,13 @@
     </w:p>
     <w:p>
       <w:pPr>
-        <w:spacing w:before="0" w:after="80" w:line="276" w:lineRule="auto"/>
+        <w:spacing w:before="0" w:after="60" w:line="276" w:lineRule="auto"/>
       </w:pPr>
       <w:r>
         <w:rPr>
           <w:rFonts w:ascii="宋体" w:hAnsi="宋体" w:eastAsia="宋体"/>
           <w:b w:val="0"/>
+          <w:color w:val="1C1917"/>
           <w:sz w:val="21"/>
         </w:rPr>
         <w:t>3. 这株植物的 茎（jīng　jìng）纤细，所以搬动时需格外谨 慎（chèn　shèn）。</w:t>
@@ -143,13 +655,13 @@
     </w:p>
     <w:p>
       <w:pPr>
-        <w:spacing w:before="120" w:after="80" w:line="276" w:lineRule="auto"/>
+        <w:spacing w:before="140" w:after="80" w:line="276" w:lineRule="auto"/>
       </w:pPr>
       <w:r>
         <w:rPr>
           <w:rFonts w:ascii="宋体" w:hAnsi="宋体" w:eastAsia="宋体"/>
           <w:b/>
-          <w:color w:val="E85D04"/>
+          <w:color w:val="1C1917"/>
           <w:sz w:val="22"/>
         </w:rPr>
         <w:t>三、按要求选择正确答案，将序号填在括号里。</w:t>
@@ -157,12 +669,13 @@
     </w:p>
     <w:p>
       <w:pPr>
-        <w:spacing w:before="0" w:after="80" w:line="276" w:lineRule="auto"/>
+        <w:spacing w:before="0" w:after="60" w:line="276" w:lineRule="auto"/>
       </w:pPr>
       <w:r>
         <w:rPr>
           <w:rFonts w:ascii="宋体" w:hAnsi="宋体" w:eastAsia="宋体"/>
           <w:b w:val="0"/>
+          <w:color w:val="1C1917"/>
           <w:sz w:val="21"/>
         </w:rPr>
         <w:t>1. 选出下列每组词语中有错别字的一项。</w:t>
@@ -170,12 +683,13 @@
     </w:p>
     <w:p>
       <w:pPr>
-        <w:spacing w:before="0" w:after="80" w:line="276" w:lineRule="auto"/>
+        <w:spacing w:before="0" w:after="60" w:line="276" w:lineRule="auto"/>
       </w:pPr>
       <w:r>
         <w:rPr>
           <w:rFonts w:ascii="宋体" w:hAnsi="宋体" w:eastAsia="宋体"/>
           <w:b w:val="0"/>
+          <w:color w:val="1C1917"/>
           <w:sz w:val="21"/>
         </w:rPr>
         <w:t xml:space="preserve">　　（1）①住宅　②柔弱　③痕际　　（　　）</w:t>
@@ -183,12 +697,13 @@
     </w:p>
     <w:p>
       <w:pPr>
-        <w:spacing w:before="0" w:after="80" w:line="276" w:lineRule="auto"/>
+        <w:spacing w:before="0" w:after="60" w:line="276" w:lineRule="auto"/>
       </w:pPr>
       <w:r>
         <w:rPr>
           <w:rFonts w:ascii="宋体" w:hAnsi="宋体" w:eastAsia="宋体"/>
           <w:b w:val="0"/>
+          <w:color w:val="1C1917"/>
           <w:sz w:val="21"/>
         </w:rPr>
         <w:t xml:space="preserve">　　（2）①选择　②平担　③叶柄　　（　　）</w:t>
@@ -196,12 +711,13 @@
     </w:p>
     <w:p>
       <w:pPr>
-        <w:spacing w:before="0" w:after="80" w:line="276" w:lineRule="auto"/>
+        <w:spacing w:before="0" w:after="60" w:line="276" w:lineRule="auto"/>
       </w:pPr>
       <w:r>
         <w:rPr>
           <w:rFonts w:ascii="宋体" w:hAnsi="宋体" w:eastAsia="宋体"/>
           <w:b w:val="0"/>
+          <w:color w:val="1C1917"/>
           <w:sz w:val="21"/>
         </w:rPr>
         <w:t xml:space="preserve">　　（3）①大厅　②触脚　③增长　　（　　）</w:t>
@@ -209,12 +725,13 @@
     </w:p>
     <w:p>
       <w:pPr>
-        <w:spacing w:before="0" w:after="80" w:line="276" w:lineRule="auto"/>
+        <w:spacing w:before="0" w:after="60" w:line="276" w:lineRule="auto"/>
       </w:pPr>
       <w:r>
         <w:rPr>
           <w:rFonts w:ascii="宋体" w:hAnsi="宋体" w:eastAsia="宋体"/>
           <w:b w:val="0"/>
+          <w:color w:val="1C1917"/>
           <w:sz w:val="21"/>
         </w:rPr>
         <w:t>2. 下列诗句中，加点字词解释正确的一项是（　　）</w:t>
@@ -222,12 +739,13 @@
     </w:p>
     <w:p>
       <w:pPr>
-        <w:spacing w:before="0" w:after="80" w:line="276" w:lineRule="auto"/>
+        <w:spacing w:before="0" w:after="60" w:line="276" w:lineRule="auto"/>
       </w:pPr>
       <w:r>
         <w:rPr>
           <w:rFonts w:ascii="宋体" w:hAnsi="宋体" w:eastAsia="宋体"/>
           <w:b w:val="0"/>
+          <w:color w:val="1C1917"/>
           <w:sz w:val="21"/>
         </w:rPr>
         <w:t xml:space="preserve">　　①可怜九月初三夜（可惜）</w:t>
@@ -235,12 +753,13 @@
     </w:p>
     <w:p>
       <w:pPr>
-        <w:spacing w:before="0" w:after="80" w:line="276" w:lineRule="auto"/>
+        <w:spacing w:before="0" w:after="60" w:line="276" w:lineRule="auto"/>
       </w:pPr>
       <w:r>
         <w:rPr>
           <w:rFonts w:ascii="宋体" w:hAnsi="宋体" w:eastAsia="宋体"/>
           <w:b w:val="0"/>
+          <w:color w:val="1C1917"/>
           <w:sz w:val="21"/>
         </w:rPr>
         <w:t xml:space="preserve">　　②只缘身在此山中（因为）</w:t>
@@ -248,12 +767,13 @@
     </w:p>
     <w:p>
       <w:pPr>
-        <w:spacing w:before="0" w:after="80" w:line="276" w:lineRule="auto"/>
+        <w:spacing w:before="0" w:after="60" w:line="276" w:lineRule="auto"/>
       </w:pPr>
       <w:r>
         <w:rPr>
           <w:rFonts w:ascii="宋体" w:hAnsi="宋体" w:eastAsia="宋体"/>
           <w:b w:val="0"/>
+          <w:color w:val="1C1917"/>
           <w:sz w:val="21"/>
         </w:rPr>
         <w:t xml:space="preserve">　　③梅须逊雪三分白（谦逊）</w:t>
@@ -261,14 +781,14 @@
     </w:p>
     <w:p>
       <w:pPr>
-        <w:spacing w:before="160" w:after="0" w:line="276" w:lineRule="auto"/>
+        <w:spacing w:before="120" w:after="0" w:line="276" w:lineRule="auto"/>
         <w:jc w:val="center"/>
       </w:pPr>
       <w:r>
         <w:rPr>
           <w:rFonts w:ascii="宋体" w:hAnsi="宋体" w:eastAsia="宋体"/>
           <w:b w:val="0"/>
-          <w:color w:val="F4A261"/>
+          <w:color w:val="1C1917"/>
           <w:sz w:val="16"/>
         </w:rPr>
         <w:t>语文·四上·第三单元　第 1 页（共 4 页 · 现仅 1–2 页）</w:t>
@@ -281,13 +801,13 @@
     </w:p>
     <w:p>
       <w:pPr>
-        <w:spacing w:before="120" w:after="80" w:line="276" w:lineRule="auto"/>
+        <w:spacing w:before="140" w:after="80" w:line="276" w:lineRule="auto"/>
       </w:pPr>
       <w:r>
         <w:rPr>
           <w:rFonts w:ascii="宋体" w:hAnsi="宋体" w:eastAsia="宋体"/>
           <w:b/>
-          <w:color w:val="E85D04"/>
+          <w:color w:val="1C1917"/>
           <w:sz w:val="22"/>
         </w:rPr>
         <w:t>四、根据所学知识和要求填空。</w:t>
@@ -295,12 +815,13 @@
     </w:p>
     <w:p>
       <w:pPr>
-        <w:spacing w:before="0" w:after="80" w:line="276" w:lineRule="auto"/>
+        <w:spacing w:before="0" w:after="60" w:line="276" w:lineRule="auto"/>
       </w:pPr>
       <w:r>
         <w:rPr>
           <w:rFonts w:ascii="宋体" w:hAnsi="宋体" w:eastAsia="宋体"/>
           <w:b w:val="0"/>
+          <w:color w:val="1C1917"/>
           <w:sz w:val="21"/>
         </w:rPr>
         <w:t>1. 最近下了好几场秋雨，气温越来越低，真是应了那句俗语：“____________________，____________________。”</w:t>
@@ -308,12 +829,13 @@
     </w:p>
     <w:p>
       <w:pPr>
-        <w:spacing w:before="0" w:after="80" w:line="276" w:lineRule="auto"/>
+        <w:spacing w:before="0" w:after="60" w:line="276" w:lineRule="auto"/>
       </w:pPr>
       <w:r>
         <w:rPr>
           <w:rFonts w:ascii="宋体" w:hAnsi="宋体" w:eastAsia="宋体"/>
           <w:b w:val="0"/>
+          <w:color w:val="1C1917"/>
           <w:sz w:val="21"/>
         </w:rPr>
         <w:t>2. 无论从哪儿看，庐山呈现出的样子都各不相同，真是应了那句：“____________________，____________________。”</w:t>
@@ -321,12 +843,13 @@
     </w:p>
     <w:p>
       <w:pPr>
-        <w:spacing w:before="0" w:after="80" w:line="276" w:lineRule="auto"/>
+        <w:spacing w:before="0" w:after="60" w:line="276" w:lineRule="auto"/>
       </w:pPr>
       <w:r>
         <w:rPr>
           <w:rFonts w:ascii="宋体" w:hAnsi="宋体" w:eastAsia="宋体"/>
           <w:b w:val="0"/>
+          <w:color w:val="1C1917"/>
           <w:sz w:val="21"/>
         </w:rPr>
         <w:t>3. 两位同学都观察了柳树。你更喜欢谁的写法？说明理由。</w:t>
@@ -334,12 +857,13 @@
     </w:p>
     <w:p>
       <w:pPr>
-        <w:spacing w:before="0" w:after="80" w:line="276" w:lineRule="auto"/>
+        <w:spacing w:before="0" w:after="60" w:line="276" w:lineRule="auto"/>
       </w:pPr>
       <w:r>
         <w:rPr>
           <w:rFonts w:ascii="宋体" w:hAnsi="宋体" w:eastAsia="宋体"/>
           <w:b w:val="0"/>
+          <w:color w:val="1C1917"/>
           <w:sz w:val="20"/>
         </w:rPr>
         <w:t>小明：刚开始，枝条上冒出一个个嫩黄色的小芽，像一个个小逗号。过了几天，小芽长成了细细的叶子，颜色也变成了嫩绿色。</w:t>
@@ -347,12 +871,13 @@
     </w:p>
     <w:p>
       <w:pPr>
-        <w:spacing w:before="0" w:after="80" w:line="276" w:lineRule="auto"/>
+        <w:spacing w:before="0" w:after="60" w:line="276" w:lineRule="auto"/>
       </w:pPr>
       <w:r>
         <w:rPr>
           <w:rFonts w:ascii="宋体" w:hAnsi="宋体" w:eastAsia="宋体"/>
           <w:b w:val="0"/>
+          <w:color w:val="1C1917"/>
           <w:sz w:val="20"/>
         </w:rPr>
         <w:t>小红：柳树发芽了，枝条长长的，叶子绿绿的，很好看。风一吹，枝条就动来动去，真漂亮。</w:t>
@@ -360,12 +885,13 @@
     </w:p>
     <w:p>
       <w:pPr>
-        <w:spacing w:before="0" w:after="80" w:line="276" w:lineRule="auto"/>
+        <w:spacing w:before="0" w:after="60" w:line="276" w:lineRule="auto"/>
       </w:pPr>
       <w:r>
         <w:rPr>
           <w:rFonts w:ascii="宋体" w:hAnsi="宋体" w:eastAsia="宋体"/>
           <w:b w:val="0"/>
+          <w:color w:val="1C1917"/>
           <w:sz w:val="21"/>
         </w:rPr>
         <w:t>我喜欢________，因为________________________________________________。</w:t>
@@ -373,13 +899,13 @@
     </w:p>
     <w:p>
       <w:pPr>
-        <w:spacing w:before="120" w:after="80" w:line="276" w:lineRule="auto"/>
+        <w:spacing w:before="140" w:after="80" w:line="276" w:lineRule="auto"/>
       </w:pPr>
       <w:r>
         <w:rPr>
           <w:rFonts w:ascii="宋体" w:hAnsi="宋体" w:eastAsia="宋体"/>
           <w:b/>
-          <w:color w:val="E85D04"/>
+          <w:color w:val="1C1917"/>
           <w:sz w:val="22"/>
         </w:rPr>
         <w:t>五、阅读短文，回答问题。</w:t>
@@ -387,13 +913,13 @@
     </w:p>
     <w:p>
       <w:pPr>
-        <w:spacing w:before="0" w:after="80" w:line="276" w:lineRule="auto"/>
+        <w:spacing w:before="0" w:after="60" w:line="276" w:lineRule="auto"/>
       </w:pPr>
       <w:r>
         <w:rPr>
           <w:rFonts w:ascii="宋体" w:hAnsi="宋体" w:eastAsia="宋体"/>
           <w:b/>
-          <w:color w:val="C2410C"/>
+          <w:color w:val="1C1917"/>
           <w:sz w:val="21"/>
         </w:rPr>
         <w:t>（一）米虫</w:t>
@@ -401,13 +927,14 @@
     </w:p>
     <w:p>
       <w:pPr>
-        <w:spacing w:before="0" w:after="80" w:line="276" w:lineRule="auto"/>
+        <w:spacing w:before="0" w:after="40" w:line="276" w:lineRule="auto"/>
         <w:ind w:firstLine="420"/>
       </w:pPr>
       <w:r>
         <w:rPr>
           <w:rFonts w:ascii="宋体" w:hAnsi="宋体" w:eastAsia="宋体"/>
           <w:b w:val="0"/>
+          <w:color w:val="1C1917"/>
           <w:sz w:val="20"/>
         </w:rPr>
         <w:t>①我在厨房发现了这只米粒大小的甲虫。我想：它会不会就是米虫呢？</w:t>
@@ -415,13 +942,14 @@
     </w:p>
     <w:p>
       <w:pPr>
-        <w:spacing w:before="0" w:after="80" w:line="276" w:lineRule="auto"/>
+        <w:spacing w:before="0" w:after="40" w:line="276" w:lineRule="auto"/>
         <w:ind w:firstLine="420"/>
       </w:pPr>
       <w:r>
         <w:rPr>
           <w:rFonts w:ascii="宋体" w:hAnsi="宋体" w:eastAsia="宋体"/>
           <w:b w:val="0"/>
+          <w:color w:val="1C1917"/>
           <w:sz w:val="20"/>
         </w:rPr>
         <w:t>②我把它收纳进养金铃子的小盒子里，又抓了一小把大米放了进去，想近距离地观察它。它有时从大米里钻出来，在米粒上走来走去；有时从这里钻进米里，潜伏片刻，又从那端钻出来，出出进进，躲躲藏藏，玩得极有兴致。</w:t>
@@ -429,13 +957,14 @@
     </w:p>
     <w:p>
       <w:pPr>
-        <w:spacing w:before="0" w:after="80" w:line="276" w:lineRule="auto"/>
+        <w:spacing w:before="0" w:after="40" w:line="276" w:lineRule="auto"/>
         <w:ind w:firstLine="420"/>
       </w:pPr>
       <w:r>
         <w:rPr>
           <w:rFonts w:ascii="宋体" w:hAnsi="宋体" w:eastAsia="宋体"/>
           <w:b w:val="0"/>
+          <w:color w:val="1C1917"/>
           <w:sz w:val="20"/>
         </w:rPr>
         <w:t>③有时候，我想单独清晰地观察米虫，就把小盒子倾斜一下，大米就滑落到盒子的一侧，米虫就从米粒里凸现出来，开始在空旷的盒子里，转着圈儿走起来，就像模特儿走台步，那样子很美。有时候，走着走着，不知怎的，就侧翻倒地，仰面躺下了。它想翻过身来，先是六只脚在空中乱抓乱挑。它什么也抓挠不住，就仰面躺着，支起身体，把翅膀张开，用力扇动，使身体贴着地面向前滑行，滑到米粒处，它就倚附着翻过身来，继续走来走去。小小米虫，真是聪明！</w:t>
@@ -443,13 +972,13 @@
     </w:p>
     <w:p>
       <w:pPr>
-        <w:spacing w:before="0" w:after="80" w:line="276" w:lineRule="auto"/>
+        <w:spacing w:before="0" w:after="60" w:line="276" w:lineRule="auto"/>
       </w:pPr>
       <w:r>
         <w:rPr>
           <w:rFonts w:ascii="宋体" w:hAnsi="宋体" w:eastAsia="宋体"/>
           <w:b w:val="0"/>
-          <w:color w:val="C2410C"/>
+          <w:color w:val="1C1917"/>
           <w:sz w:val="18"/>
         </w:rPr>
         <w:t>（选自金波作品，有改动）</w:t>
@@ -457,12 +986,13 @@
     </w:p>
     <w:p>
       <w:pPr>
-        <w:spacing w:before="0" w:after="80" w:line="276" w:lineRule="auto"/>
+        <w:spacing w:before="0" w:after="60" w:line="276" w:lineRule="auto"/>
       </w:pPr>
       <w:r>
         <w:rPr>
           <w:rFonts w:ascii="宋体" w:hAnsi="宋体" w:eastAsia="宋体"/>
           <w:b w:val="0"/>
+          <w:color w:val="1C1917"/>
           <w:sz w:val="21"/>
         </w:rPr>
         <w:t>1. 联系上下文，解释文中加点的词语。</w:t>
@@ -470,12 +1000,13 @@
     </w:p>
     <w:p>
       <w:pPr>
-        <w:spacing w:before="0" w:after="80" w:line="276" w:lineRule="auto"/>
+        <w:spacing w:before="0" w:after="60" w:line="276" w:lineRule="auto"/>
       </w:pPr>
       <w:r>
         <w:rPr>
           <w:rFonts w:ascii="宋体" w:hAnsi="宋体" w:eastAsia="宋体"/>
           <w:b w:val="0"/>
+          <w:color w:val="1C1917"/>
           <w:sz w:val="21"/>
         </w:rPr>
         <w:t xml:space="preserve">　　潜伏：________________________________________________</w:t>
@@ -483,13 +1014,13 @@
     </w:p>
     <w:p>
       <w:pPr>
-        <w:spacing w:before="200" w:after="80" w:line="276" w:lineRule="auto"/>
+        <w:spacing w:before="160" w:after="60" w:line="276" w:lineRule="auto"/>
       </w:pPr>
       <w:r>
         <w:rPr>
           <w:rFonts w:ascii="宋体" w:hAnsi="宋体" w:eastAsia="宋体"/>
           <w:b w:val="0"/>
-          <w:color w:val="E85D04"/>
+          <w:color w:val="1C1917"/>
           <w:sz w:val="18"/>
         </w:rPr>
         <w:t>（第 3–4 页扫描件待补，题目暂缺。）</w:t>
@@ -497,14 +1028,14 @@
     </w:p>
     <w:p>
       <w:pPr>
-        <w:spacing w:before="160" w:after="0" w:line="276" w:lineRule="auto"/>
+        <w:spacing w:before="120" w:after="0" w:line="276" w:lineRule="auto"/>
         <w:jc w:val="center"/>
       </w:pPr>
       <w:r>
         <w:rPr>
           <w:rFonts w:ascii="宋体" w:hAnsi="宋体" w:eastAsia="宋体"/>
           <w:b w:val="0"/>
-          <w:color w:val="F4A261"/>
+          <w:color w:val="1C1917"/>
           <w:sz w:val="16"/>
         </w:rPr>
         <w:t>语文·四上·第三单元　第 2 页（共 4 页 · 现仅 1–2 页）</w:t>
@@ -512,7 +1043,7 @@
     </w:p>
     <w:sectPr>
       <w:pgSz w:w="11906" w:h="16838"/>
-      <w:pgMar w:top="737" w:right="907" w:bottom="737" w:left="907" w:header="720" w:footer="720" w:gutter="0"/>
+      <w:pgMar w:top="680" w:right="850" w:bottom="680" w:left="850" w:header="720" w:footer="720" w:gutter="0"/>
       <w:cols w:space="720"/>
       <w:docGrid w:linePitch="360"/>
     </w:sectPr>

--- a/printables/full/u03-full.docx
+++ b/printables/full/u03-full.docx
@@ -4,7 +4,7 @@
   <w:body>
     <w:p>
       <w:pPr>
-        <w:spacing w:before="0" w:after="80" w:line="276" w:lineRule="auto"/>
+        <w:spacing w:before="0" w:after="120" w:line="276" w:lineRule="auto"/>
         <w:jc w:val="center"/>
       </w:pPr>
       <w:r>
@@ -12,21 +12,21 @@
           <w:rFonts w:ascii="黑体" w:hAnsi="黑体" w:eastAsia="黑体"/>
           <w:b/>
           <w:color w:val="1C1917"/>
-          <w:sz w:val="30"/>
+          <w:sz w:val="32"/>
         </w:rPr>
         <w:t>语文·四上·第三单元练习</w:t>
       </w:r>
     </w:p>
     <w:p>
       <w:pPr>
-        <w:spacing w:before="0" w:after="40" w:line="276" w:lineRule="auto"/>
+        <w:spacing w:before="0" w:after="60" w:line="276" w:lineRule="auto"/>
       </w:pPr>
       <w:r>
         <w:rPr>
           <w:rFonts w:ascii="宋体" w:hAnsi="宋体" w:eastAsia="宋体"/>
           <w:b w:val="0"/>
           <w:color w:val="1C1917"/>
-          <w:sz w:val="20"/>
+          <w:sz w:val="21"/>
         </w:rPr>
         <w:t>学校：____________　班级：________　姓名：____________　成绩：________</w:t>
       </w:r>
@@ -48,7 +48,7 @@
     </w:p>
     <w:p>
       <w:pPr>
-        <w:spacing w:before="140" w:after="80" w:line="276" w:lineRule="auto"/>
+        <w:spacing w:before="160" w:after="80" w:line="276" w:lineRule="auto"/>
       </w:pPr>
       <w:r>
         <w:rPr>
@@ -60,48 +60,359 @@
         <w:t>一、看拼音，写词语。</w:t>
       </w:r>
     </w:p>
-    <w:p>
-      <w:pPr>
-        <w:spacing w:before="20" w:after="20" w:line="240" w:lineRule="auto"/>
-      </w:pPr>
-      <w:r>
-        <w:rPr>
-          <w:rFonts w:ascii="Times New Roman" w:hAnsi="Times New Roman" w:eastAsia="宋体"/>
-          <w:b w:val="0"/>
-          <w:color w:val="1C1917"/>
-          <w:sz w:val="20"/>
-        </w:rPr>
-        <w:t>guāng huá</w:t>
-      </w:r>
-    </w:p>
     <w:tbl>
       <w:tblPr>
         <w:tblW w:type="auto" w:w="0"/>
         <w:jc w:val="left"/>
-        <w:tblLayout w:type="fixed"/>
+        <w:tblLayout w:type="autofit"/>
         <w:tblLook w:firstColumn="1" w:firstRow="1" w:lastColumn="0" w:lastRow="0" w:noHBand="0" w:noVBand="1" w:val="04A0"/>
+        <w:tblBorders>
+          <w:top w:val="nil"/>
+          <w:left w:val="nil"/>
+          <w:bottom w:val="nil"/>
+          <w:right w:val="nil"/>
+          <w:insideH w:val="nil"/>
+          <w:insideV w:val="nil"/>
+        </w:tblBorders>
       </w:tblPr>
       <w:tblGrid>
-        <w:gridCol w:w="5103"/>
-        <w:gridCol w:w="5103"/>
+        <w:gridCol w:w="1663"/>
+        <w:gridCol w:w="1663"/>
+        <w:gridCol w:w="1663"/>
+        <w:gridCol w:w="1663"/>
+        <w:gridCol w:w="1663"/>
+        <w:gridCol w:w="1663"/>
       </w:tblGrid>
       <w:tr>
         <w:trPr>
-          <w:trHeight w:val="464" w:hRule="atLeast"/>
+          <w:trHeight w:val="612" w:hRule="atLeast"/>
         </w:trPr>
         <w:tc>
           <w:tcPr>
-            <w:tcW w:type="dxa" w:w="465"/>
-            <w:tcBorders>
-              <w:top w:val="single" w:sz="12" w:space="0" w:color="000000"/>
-              <w:left w:val="single" w:sz="12" w:space="0" w:color="000000"/>
-              <w:bottom w:val="single" w:sz="12" w:space="0" w:color="000000"/>
-              <w:right w:val="single" w:sz="12" w:space="0" w:color="000000"/>
-            </w:tcBorders>
+            <w:tcW w:type="dxa" w:w="907"/>
+            <w:vAlign w:val="center"/>
+            <w:tcBorders/>
           </w:tcPr>
           <w:p>
             <w:pPr>
               <w:spacing w:before="0" w:after="0"/>
+              <w:jc w:val="center"/>
+            </w:pPr>
+            <w:r/>
+            <w:r>
+              <w:rPr>
+                <w:rFonts w:ascii="Times New Roman" w:hAnsi="Times New Roman" w:eastAsia="宋体"/>
+                <w:b w:val="0"/>
+                <w:color w:val="1C1917"/>
+                <w:sz w:val="17"/>
+              </w:rPr>
+              <w:t>guāng huá</w:t>
+            </w:r>
+          </w:p>
+          <w:tbl>
+            <w:tblPr>
+              <w:tblW w:type="auto" w:w="0"/>
+              <w:tblLayout w:type="fixed"/>
+              <w:tblLook w:firstColumn="1" w:firstRow="1" w:lastColumn="0" w:lastRow="0" w:noHBand="0" w:noVBand="1" w:val="04A0"/>
+            </w:tblPr>
+            <w:tblGrid>
+              <w:gridCol w:w="453"/>
+              <w:gridCol w:w="453"/>
+            </w:tblGrid>
+            <w:tr>
+              <w:trPr>
+                <w:trHeight w:val="396" w:hRule="exact"/>
+              </w:trPr>
+              <w:tc>
+                <w:tcPr>
+                  <w:tcW w:type="dxa" w:w="397"/>
+                  <w:tcBorders/>
+                </w:tcPr>
+                <w:p>
+                  <w:pPr>
+                    <w:spacing w:before="0" w:after="0"/>
+                  </w:pPr>
+                  <w:r/>
+                </w:p>
+                <w:tbl>
+                  <w:tblPr>
+                    <w:tblW w:type="auto" w:w="0"/>
+                    <w:tblLayout w:type="fixed"/>
+                    <w:tblLook w:firstColumn="1" w:firstRow="1" w:lastColumn="0" w:lastRow="0" w:noHBand="0" w:noVBand="1" w:val="04A0"/>
+                  </w:tblPr>
+                  <w:tblGrid>
+                    <w:gridCol w:w="198"/>
+                    <w:gridCol w:w="198"/>
+                  </w:tblGrid>
+                  <w:tr>
+                    <w:trPr>
+                      <w:trHeight w:val="198" w:hRule="exact"/>
+                    </w:trPr>
+                    <w:tc>
+                      <w:tcPr>
+                        <w:tcW w:type="dxa" w:w="198"/>
+                        <w:tcBorders>
+                          <w:top w:val="single" w:sz="12" w:space="0" w:color="000000"/>
+                          <w:left w:val="single" w:sz="12" w:space="0" w:color="000000"/>
+                          <w:bottom w:val="dashed" w:sz="6" w:space="0" w:color="808080"/>
+                          <w:right w:val="dashed" w:sz="6" w:space="0" w:color="808080"/>
+                        </w:tcBorders>
+                      </w:tcPr>
+                      <w:p>
+                        <w:pPr>
+                          <w:spacing w:before="0" w:after="0"/>
+                        </w:pPr>
+                        <w:r/>
+                        <w:r>
+                          <w:rPr>
+                            <w:rFonts w:ascii="宋体" w:hAnsi="宋体" w:eastAsia="宋体"/>
+                            <w:b w:val="0"/>
+                            <w:color w:val="1C1917"/>
+                            <w:sz w:val="12"/>
+                          </w:rPr>
+                          <w:t xml:space="preserve"> </w:t>
+                        </w:r>
+                      </w:p>
+                    </w:tc>
+                    <w:tc>
+                      <w:tcPr>
+                        <w:tcW w:type="dxa" w:w="198"/>
+                        <w:tcBorders>
+                          <w:top w:val="single" w:sz="12" w:space="0" w:color="000000"/>
+                          <w:left w:val="dashed" w:sz="6" w:space="0" w:color="808080"/>
+                          <w:bottom w:val="dashed" w:sz="6" w:space="0" w:color="808080"/>
+                          <w:right w:val="single" w:sz="12" w:space="0" w:color="000000"/>
+                        </w:tcBorders>
+                      </w:tcPr>
+                      <w:p>
+                        <w:pPr>
+                          <w:spacing w:before="0" w:after="0"/>
+                        </w:pPr>
+                        <w:r/>
+                        <w:r>
+                          <w:rPr>
+                            <w:rFonts w:ascii="宋体" w:hAnsi="宋体" w:eastAsia="宋体"/>
+                            <w:b w:val="0"/>
+                            <w:color w:val="1C1917"/>
+                            <w:sz w:val="12"/>
+                          </w:rPr>
+                          <w:t xml:space="preserve"> </w:t>
+                        </w:r>
+                      </w:p>
+                    </w:tc>
+                  </w:tr>
+                  <w:tr>
+                    <w:trPr>
+                      <w:trHeight w:val="198" w:hRule="exact"/>
+                    </w:trPr>
+                    <w:tc>
+                      <w:tcPr>
+                        <w:tcW w:type="dxa" w:w="198"/>
+                        <w:tcBorders>
+                          <w:top w:val="dashed" w:sz="6" w:space="0" w:color="808080"/>
+                          <w:left w:val="single" w:sz="12" w:space="0" w:color="000000"/>
+                          <w:bottom w:val="single" w:sz="12" w:space="0" w:color="000000"/>
+                          <w:right w:val="dashed" w:sz="6" w:space="0" w:color="808080"/>
+                        </w:tcBorders>
+                      </w:tcPr>
+                      <w:p>
+                        <w:pPr>
+                          <w:spacing w:before="0" w:after="0"/>
+                        </w:pPr>
+                        <w:r/>
+                        <w:r>
+                          <w:rPr>
+                            <w:rFonts w:ascii="宋体" w:hAnsi="宋体" w:eastAsia="宋体"/>
+                            <w:b w:val="0"/>
+                            <w:color w:val="1C1917"/>
+                            <w:sz w:val="12"/>
+                          </w:rPr>
+                          <w:t xml:space="preserve"> </w:t>
+                        </w:r>
+                      </w:p>
+                    </w:tc>
+                    <w:tc>
+                      <w:tcPr>
+                        <w:tcW w:type="dxa" w:w="198"/>
+                        <w:tcBorders>
+                          <w:top w:val="dashed" w:sz="6" w:space="0" w:color="808080"/>
+                          <w:left w:val="dashed" w:sz="6" w:space="0" w:color="808080"/>
+                          <w:bottom w:val="single" w:sz="12" w:space="0" w:color="000000"/>
+                          <w:right w:val="single" w:sz="12" w:space="0" w:color="000000"/>
+                        </w:tcBorders>
+                      </w:tcPr>
+                      <w:p>
+                        <w:pPr>
+                          <w:spacing w:before="0" w:after="0"/>
+                        </w:pPr>
+                        <w:r/>
+                        <w:r>
+                          <w:rPr>
+                            <w:rFonts w:ascii="宋体" w:hAnsi="宋体" w:eastAsia="宋体"/>
+                            <w:b w:val="0"/>
+                            <w:color w:val="1C1917"/>
+                            <w:sz w:val="12"/>
+                          </w:rPr>
+                          <w:t xml:space="preserve"> </w:t>
+                        </w:r>
+                      </w:p>
+                    </w:tc>
+                  </w:tr>
+                </w:tbl>
+                <w:p/>
+              </w:tc>
+              <w:tc>
+                <w:tcPr>
+                  <w:tcW w:type="dxa" w:w="397"/>
+                  <w:tcBorders/>
+                </w:tcPr>
+                <w:p>
+                  <w:pPr>
+                    <w:spacing w:before="0" w:after="0"/>
+                  </w:pPr>
+                  <w:r/>
+                </w:p>
+                <w:tbl>
+                  <w:tblPr>
+                    <w:tblW w:type="auto" w:w="0"/>
+                    <w:tblLayout w:type="fixed"/>
+                    <w:tblLook w:firstColumn="1" w:firstRow="1" w:lastColumn="0" w:lastRow="0" w:noHBand="0" w:noVBand="1" w:val="04A0"/>
+                  </w:tblPr>
+                  <w:tblGrid>
+                    <w:gridCol w:w="198"/>
+                    <w:gridCol w:w="198"/>
+                  </w:tblGrid>
+                  <w:tr>
+                    <w:trPr>
+                      <w:trHeight w:val="198" w:hRule="exact"/>
+                    </w:trPr>
+                    <w:tc>
+                      <w:tcPr>
+                        <w:tcW w:type="dxa" w:w="198"/>
+                        <w:tcBorders>
+                          <w:top w:val="single" w:sz="12" w:space="0" w:color="000000"/>
+                          <w:left w:val="single" w:sz="12" w:space="0" w:color="000000"/>
+                          <w:bottom w:val="dashed" w:sz="6" w:space="0" w:color="808080"/>
+                          <w:right w:val="dashed" w:sz="6" w:space="0" w:color="808080"/>
+                        </w:tcBorders>
+                      </w:tcPr>
+                      <w:p>
+                        <w:pPr>
+                          <w:spacing w:before="0" w:after="0"/>
+                        </w:pPr>
+                        <w:r/>
+                        <w:r>
+                          <w:rPr>
+                            <w:rFonts w:ascii="宋体" w:hAnsi="宋体" w:eastAsia="宋体"/>
+                            <w:b w:val="0"/>
+                            <w:color w:val="1C1917"/>
+                            <w:sz w:val="12"/>
+                          </w:rPr>
+                          <w:t xml:space="preserve"> </w:t>
+                        </w:r>
+                      </w:p>
+                    </w:tc>
+                    <w:tc>
+                      <w:tcPr>
+                        <w:tcW w:type="dxa" w:w="198"/>
+                        <w:tcBorders>
+                          <w:top w:val="single" w:sz="12" w:space="0" w:color="000000"/>
+                          <w:left w:val="dashed" w:sz="6" w:space="0" w:color="808080"/>
+                          <w:bottom w:val="dashed" w:sz="6" w:space="0" w:color="808080"/>
+                          <w:right w:val="single" w:sz="12" w:space="0" w:color="000000"/>
+                        </w:tcBorders>
+                      </w:tcPr>
+                      <w:p>
+                        <w:pPr>
+                          <w:spacing w:before="0" w:after="0"/>
+                        </w:pPr>
+                        <w:r/>
+                        <w:r>
+                          <w:rPr>
+                            <w:rFonts w:ascii="宋体" w:hAnsi="宋体" w:eastAsia="宋体"/>
+                            <w:b w:val="0"/>
+                            <w:color w:val="1C1917"/>
+                            <w:sz w:val="12"/>
+                          </w:rPr>
+                          <w:t xml:space="preserve"> </w:t>
+                        </w:r>
+                      </w:p>
+                    </w:tc>
+                  </w:tr>
+                  <w:tr>
+                    <w:trPr>
+                      <w:trHeight w:val="198" w:hRule="exact"/>
+                    </w:trPr>
+                    <w:tc>
+                      <w:tcPr>
+                        <w:tcW w:type="dxa" w:w="198"/>
+                        <w:tcBorders>
+                          <w:top w:val="dashed" w:sz="6" w:space="0" w:color="808080"/>
+                          <w:left w:val="single" w:sz="12" w:space="0" w:color="000000"/>
+                          <w:bottom w:val="single" w:sz="12" w:space="0" w:color="000000"/>
+                          <w:right w:val="dashed" w:sz="6" w:space="0" w:color="808080"/>
+                        </w:tcBorders>
+                      </w:tcPr>
+                      <w:p>
+                        <w:pPr>
+                          <w:spacing w:before="0" w:after="0"/>
+                        </w:pPr>
+                        <w:r/>
+                        <w:r>
+                          <w:rPr>
+                            <w:rFonts w:ascii="宋体" w:hAnsi="宋体" w:eastAsia="宋体"/>
+                            <w:b w:val="0"/>
+                            <w:color w:val="1C1917"/>
+                            <w:sz w:val="12"/>
+                          </w:rPr>
+                          <w:t xml:space="preserve"> </w:t>
+                        </w:r>
+                      </w:p>
+                    </w:tc>
+                    <w:tc>
+                      <w:tcPr>
+                        <w:tcW w:type="dxa" w:w="198"/>
+                        <w:tcBorders>
+                          <w:top w:val="dashed" w:sz="6" w:space="0" w:color="808080"/>
+                          <w:left w:val="dashed" w:sz="6" w:space="0" w:color="808080"/>
+                          <w:bottom w:val="single" w:sz="12" w:space="0" w:color="000000"/>
+                          <w:right w:val="single" w:sz="12" w:space="0" w:color="000000"/>
+                        </w:tcBorders>
+                      </w:tcPr>
+                      <w:p>
+                        <w:pPr>
+                          <w:spacing w:before="0" w:after="0"/>
+                        </w:pPr>
+                        <w:r/>
+                        <w:r>
+                          <w:rPr>
+                            <w:rFonts w:ascii="宋体" w:hAnsi="宋体" w:eastAsia="宋体"/>
+                            <w:b w:val="0"/>
+                            <w:color w:val="1C1917"/>
+                            <w:sz w:val="12"/>
+                          </w:rPr>
+                          <w:t xml:space="preserve"> </w:t>
+                        </w:r>
+                      </w:p>
+                    </w:tc>
+                  </w:tr>
+                </w:tbl>
+                <w:p/>
+              </w:tc>
+            </w:tr>
+          </w:tbl>
+          <w:p/>
+        </w:tc>
+        <w:tc>
+          <w:tcPr>
+            <w:tcW w:type="dxa" w:w="1644"/>
+            <w:vAlign w:val="center"/>
+            <w:tcBorders/>
+          </w:tcPr>
+          <w:p>
+            <w:pPr>
+              <w:spacing w:before="0" w:after="0"/>
+              <w:jc w:val="left"/>
             </w:pPr>
             <w:r/>
             <w:r>
@@ -109,25 +420,338 @@
                 <w:rFonts w:ascii="宋体" w:hAnsi="宋体" w:eastAsia="宋体"/>
                 <w:b w:val="0"/>
                 <w:color w:val="1C1917"/>
-                <w:sz w:val="28"/>
+                <w:sz w:val="21"/>
               </w:rPr>
-              <w:t xml:space="preserve">　</w:t>
+              <w:t>的墙壁上，</w:t>
             </w:r>
           </w:p>
         </w:tc>
         <w:tc>
           <w:tcPr>
-            <w:tcW w:type="dxa" w:w="465"/>
-            <w:tcBorders>
-              <w:top w:val="single" w:sz="12" w:space="0" w:color="000000"/>
-              <w:left w:val="single" w:sz="12" w:space="0" w:color="000000"/>
-              <w:bottom w:val="single" w:sz="12" w:space="0" w:color="000000"/>
-              <w:right w:val="single" w:sz="12" w:space="0" w:color="000000"/>
-            </w:tcBorders>
+            <w:tcW w:type="dxa" w:w="907"/>
+            <w:vAlign w:val="center"/>
+            <w:tcBorders/>
           </w:tcPr>
           <w:p>
             <w:pPr>
               <w:spacing w:before="0" w:after="0"/>
+              <w:jc w:val="center"/>
+            </w:pPr>
+            <w:r/>
+            <w:r>
+              <w:rPr>
+                <w:rFonts w:ascii="Times New Roman" w:hAnsi="Times New Roman" w:eastAsia="宋体"/>
+                <w:b w:val="0"/>
+                <w:color w:val="1C1917"/>
+                <w:sz w:val="17"/>
+              </w:rPr>
+              <w:t>nèn lǜ</w:t>
+            </w:r>
+          </w:p>
+          <w:tbl>
+            <w:tblPr>
+              <w:tblW w:type="auto" w:w="0"/>
+              <w:tblLayout w:type="fixed"/>
+              <w:tblLook w:firstColumn="1" w:firstRow="1" w:lastColumn="0" w:lastRow="0" w:noHBand="0" w:noVBand="1" w:val="04A0"/>
+            </w:tblPr>
+            <w:tblGrid>
+              <w:gridCol w:w="453"/>
+              <w:gridCol w:w="453"/>
+            </w:tblGrid>
+            <w:tr>
+              <w:trPr>
+                <w:trHeight w:val="396" w:hRule="exact"/>
+              </w:trPr>
+              <w:tc>
+                <w:tcPr>
+                  <w:tcW w:type="dxa" w:w="397"/>
+                  <w:tcBorders/>
+                </w:tcPr>
+                <w:p>
+                  <w:pPr>
+                    <w:spacing w:before="0" w:after="0"/>
+                  </w:pPr>
+                  <w:r/>
+                </w:p>
+                <w:tbl>
+                  <w:tblPr>
+                    <w:tblW w:type="auto" w:w="0"/>
+                    <w:tblLayout w:type="fixed"/>
+                    <w:tblLook w:firstColumn="1" w:firstRow="1" w:lastColumn="0" w:lastRow="0" w:noHBand="0" w:noVBand="1" w:val="04A0"/>
+                  </w:tblPr>
+                  <w:tblGrid>
+                    <w:gridCol w:w="198"/>
+                    <w:gridCol w:w="198"/>
+                  </w:tblGrid>
+                  <w:tr>
+                    <w:trPr>
+                      <w:trHeight w:val="198" w:hRule="exact"/>
+                    </w:trPr>
+                    <w:tc>
+                      <w:tcPr>
+                        <w:tcW w:type="dxa" w:w="198"/>
+                        <w:tcBorders>
+                          <w:top w:val="single" w:sz="12" w:space="0" w:color="000000"/>
+                          <w:left w:val="single" w:sz="12" w:space="0" w:color="000000"/>
+                          <w:bottom w:val="dashed" w:sz="6" w:space="0" w:color="808080"/>
+                          <w:right w:val="dashed" w:sz="6" w:space="0" w:color="808080"/>
+                        </w:tcBorders>
+                      </w:tcPr>
+                      <w:p>
+                        <w:pPr>
+                          <w:spacing w:before="0" w:after="0"/>
+                        </w:pPr>
+                        <w:r/>
+                        <w:r>
+                          <w:rPr>
+                            <w:rFonts w:ascii="宋体" w:hAnsi="宋体" w:eastAsia="宋体"/>
+                            <w:b w:val="0"/>
+                            <w:color w:val="1C1917"/>
+                            <w:sz w:val="12"/>
+                          </w:rPr>
+                          <w:t xml:space="preserve"> </w:t>
+                        </w:r>
+                      </w:p>
+                    </w:tc>
+                    <w:tc>
+                      <w:tcPr>
+                        <w:tcW w:type="dxa" w:w="198"/>
+                        <w:tcBorders>
+                          <w:top w:val="single" w:sz="12" w:space="0" w:color="000000"/>
+                          <w:left w:val="dashed" w:sz="6" w:space="0" w:color="808080"/>
+                          <w:bottom w:val="dashed" w:sz="6" w:space="0" w:color="808080"/>
+                          <w:right w:val="single" w:sz="12" w:space="0" w:color="000000"/>
+                        </w:tcBorders>
+                      </w:tcPr>
+                      <w:p>
+                        <w:pPr>
+                          <w:spacing w:before="0" w:after="0"/>
+                        </w:pPr>
+                        <w:r/>
+                        <w:r>
+                          <w:rPr>
+                            <w:rFonts w:ascii="宋体" w:hAnsi="宋体" w:eastAsia="宋体"/>
+                            <w:b w:val="0"/>
+                            <w:color w:val="1C1917"/>
+                            <w:sz w:val="12"/>
+                          </w:rPr>
+                          <w:t xml:space="preserve"> </w:t>
+                        </w:r>
+                      </w:p>
+                    </w:tc>
+                  </w:tr>
+                  <w:tr>
+                    <w:trPr>
+                      <w:trHeight w:val="198" w:hRule="exact"/>
+                    </w:trPr>
+                    <w:tc>
+                      <w:tcPr>
+                        <w:tcW w:type="dxa" w:w="198"/>
+                        <w:tcBorders>
+                          <w:top w:val="dashed" w:sz="6" w:space="0" w:color="808080"/>
+                          <w:left w:val="single" w:sz="12" w:space="0" w:color="000000"/>
+                          <w:bottom w:val="single" w:sz="12" w:space="0" w:color="000000"/>
+                          <w:right w:val="dashed" w:sz="6" w:space="0" w:color="808080"/>
+                        </w:tcBorders>
+                      </w:tcPr>
+                      <w:p>
+                        <w:pPr>
+                          <w:spacing w:before="0" w:after="0"/>
+                        </w:pPr>
+                        <w:r/>
+                        <w:r>
+                          <w:rPr>
+                            <w:rFonts w:ascii="宋体" w:hAnsi="宋体" w:eastAsia="宋体"/>
+                            <w:b w:val="0"/>
+                            <w:color w:val="1C1917"/>
+                            <w:sz w:val="12"/>
+                          </w:rPr>
+                          <w:t xml:space="preserve"> </w:t>
+                        </w:r>
+                      </w:p>
+                    </w:tc>
+                    <w:tc>
+                      <w:tcPr>
+                        <w:tcW w:type="dxa" w:w="198"/>
+                        <w:tcBorders>
+                          <w:top w:val="dashed" w:sz="6" w:space="0" w:color="808080"/>
+                          <w:left w:val="dashed" w:sz="6" w:space="0" w:color="808080"/>
+                          <w:bottom w:val="single" w:sz="12" w:space="0" w:color="000000"/>
+                          <w:right w:val="single" w:sz="12" w:space="0" w:color="000000"/>
+                        </w:tcBorders>
+                      </w:tcPr>
+                      <w:p>
+                        <w:pPr>
+                          <w:spacing w:before="0" w:after="0"/>
+                        </w:pPr>
+                        <w:r/>
+                        <w:r>
+                          <w:rPr>
+                            <w:rFonts w:ascii="宋体" w:hAnsi="宋体" w:eastAsia="宋体"/>
+                            <w:b w:val="0"/>
+                            <w:color w:val="1C1917"/>
+                            <w:sz w:val="12"/>
+                          </w:rPr>
+                          <w:t xml:space="preserve"> </w:t>
+                        </w:r>
+                      </w:p>
+                    </w:tc>
+                  </w:tr>
+                </w:tbl>
+                <w:p/>
+              </w:tc>
+              <w:tc>
+                <w:tcPr>
+                  <w:tcW w:type="dxa" w:w="397"/>
+                  <w:tcBorders/>
+                </w:tcPr>
+                <w:p>
+                  <w:pPr>
+                    <w:spacing w:before="0" w:after="0"/>
+                  </w:pPr>
+                  <w:r/>
+                </w:p>
+                <w:tbl>
+                  <w:tblPr>
+                    <w:tblW w:type="auto" w:w="0"/>
+                    <w:tblLayout w:type="fixed"/>
+                    <w:tblLook w:firstColumn="1" w:firstRow="1" w:lastColumn="0" w:lastRow="0" w:noHBand="0" w:noVBand="1" w:val="04A0"/>
+                  </w:tblPr>
+                  <w:tblGrid>
+                    <w:gridCol w:w="198"/>
+                    <w:gridCol w:w="198"/>
+                  </w:tblGrid>
+                  <w:tr>
+                    <w:trPr>
+                      <w:trHeight w:val="198" w:hRule="exact"/>
+                    </w:trPr>
+                    <w:tc>
+                      <w:tcPr>
+                        <w:tcW w:type="dxa" w:w="198"/>
+                        <w:tcBorders>
+                          <w:top w:val="single" w:sz="12" w:space="0" w:color="000000"/>
+                          <w:left w:val="single" w:sz="12" w:space="0" w:color="000000"/>
+                          <w:bottom w:val="dashed" w:sz="6" w:space="0" w:color="808080"/>
+                          <w:right w:val="dashed" w:sz="6" w:space="0" w:color="808080"/>
+                        </w:tcBorders>
+                      </w:tcPr>
+                      <w:p>
+                        <w:pPr>
+                          <w:spacing w:before="0" w:after="0"/>
+                        </w:pPr>
+                        <w:r/>
+                        <w:r>
+                          <w:rPr>
+                            <w:rFonts w:ascii="宋体" w:hAnsi="宋体" w:eastAsia="宋体"/>
+                            <w:b w:val="0"/>
+                            <w:color w:val="1C1917"/>
+                            <w:sz w:val="12"/>
+                          </w:rPr>
+                          <w:t xml:space="preserve"> </w:t>
+                        </w:r>
+                      </w:p>
+                    </w:tc>
+                    <w:tc>
+                      <w:tcPr>
+                        <w:tcW w:type="dxa" w:w="198"/>
+                        <w:tcBorders>
+                          <w:top w:val="single" w:sz="12" w:space="0" w:color="000000"/>
+                          <w:left w:val="dashed" w:sz="6" w:space="0" w:color="808080"/>
+                          <w:bottom w:val="dashed" w:sz="6" w:space="0" w:color="808080"/>
+                          <w:right w:val="single" w:sz="12" w:space="0" w:color="000000"/>
+                        </w:tcBorders>
+                      </w:tcPr>
+                      <w:p>
+                        <w:pPr>
+                          <w:spacing w:before="0" w:after="0"/>
+                        </w:pPr>
+                        <w:r/>
+                        <w:r>
+                          <w:rPr>
+                            <w:rFonts w:ascii="宋体" w:hAnsi="宋体" w:eastAsia="宋体"/>
+                            <w:b w:val="0"/>
+                            <w:color w:val="1C1917"/>
+                            <w:sz w:val="12"/>
+                          </w:rPr>
+                          <w:t xml:space="preserve"> </w:t>
+                        </w:r>
+                      </w:p>
+                    </w:tc>
+                  </w:tr>
+                  <w:tr>
+                    <w:trPr>
+                      <w:trHeight w:val="198" w:hRule="exact"/>
+                    </w:trPr>
+                    <w:tc>
+                      <w:tcPr>
+                        <w:tcW w:type="dxa" w:w="198"/>
+                        <w:tcBorders>
+                          <w:top w:val="dashed" w:sz="6" w:space="0" w:color="808080"/>
+                          <w:left w:val="single" w:sz="12" w:space="0" w:color="000000"/>
+                          <w:bottom w:val="single" w:sz="12" w:space="0" w:color="000000"/>
+                          <w:right w:val="dashed" w:sz="6" w:space="0" w:color="808080"/>
+                        </w:tcBorders>
+                      </w:tcPr>
+                      <w:p>
+                        <w:pPr>
+                          <w:spacing w:before="0" w:after="0"/>
+                        </w:pPr>
+                        <w:r/>
+                        <w:r>
+                          <w:rPr>
+                            <w:rFonts w:ascii="宋体" w:hAnsi="宋体" w:eastAsia="宋体"/>
+                            <w:b w:val="0"/>
+                            <w:color w:val="1C1917"/>
+                            <w:sz w:val="12"/>
+                          </w:rPr>
+                          <w:t xml:space="preserve"> </w:t>
+                        </w:r>
+                      </w:p>
+                    </w:tc>
+                    <w:tc>
+                      <w:tcPr>
+                        <w:tcW w:type="dxa" w:w="198"/>
+                        <w:tcBorders>
+                          <w:top w:val="dashed" w:sz="6" w:space="0" w:color="808080"/>
+                          <w:left w:val="dashed" w:sz="6" w:space="0" w:color="808080"/>
+                          <w:bottom w:val="single" w:sz="12" w:space="0" w:color="000000"/>
+                          <w:right w:val="single" w:sz="12" w:space="0" w:color="000000"/>
+                        </w:tcBorders>
+                      </w:tcPr>
+                      <w:p>
+                        <w:pPr>
+                          <w:spacing w:before="0" w:after="0"/>
+                        </w:pPr>
+                        <w:r/>
+                        <w:r>
+                          <w:rPr>
+                            <w:rFonts w:ascii="宋体" w:hAnsi="宋体" w:eastAsia="宋体"/>
+                            <w:b w:val="0"/>
+                            <w:color w:val="1C1917"/>
+                            <w:sz w:val="12"/>
+                          </w:rPr>
+                          <w:t xml:space="preserve"> </w:t>
+                        </w:r>
+                      </w:p>
+                    </w:tc>
+                  </w:tr>
+                </w:tbl>
+                <w:p/>
+              </w:tc>
+            </w:tr>
+          </w:tbl>
+          <w:p/>
+        </w:tc>
+        <w:tc>
+          <w:tcPr>
+            <w:tcW w:type="dxa" w:w="465"/>
+            <w:vAlign w:val="center"/>
+            <w:tcBorders/>
+          </w:tcPr>
+          <w:p>
+            <w:pPr>
+              <w:spacing w:before="0" w:after="0"/>
+              <w:jc w:val="left"/>
             </w:pPr>
             <w:r/>
             <w:r>
@@ -135,9 +759,487 @@
                 <w:rFonts w:ascii="宋体" w:hAnsi="宋体" w:eastAsia="宋体"/>
                 <w:b w:val="0"/>
                 <w:color w:val="1C1917"/>
-                <w:sz w:val="28"/>
+                <w:sz w:val="21"/>
               </w:rPr>
-              <w:t xml:space="preserve">　</w:t>
+              <w:t>的</w:t>
+            </w:r>
+          </w:p>
+        </w:tc>
+        <w:tc>
+          <w:tcPr>
+            <w:tcW w:type="dxa" w:w="1304"/>
+            <w:vAlign w:val="center"/>
+            <w:tcBorders/>
+          </w:tcPr>
+          <w:p>
+            <w:pPr>
+              <w:spacing w:before="0" w:after="0"/>
+              <w:jc w:val="center"/>
+            </w:pPr>
+            <w:r/>
+            <w:r>
+              <w:rPr>
+                <w:rFonts w:ascii="Times New Roman" w:hAnsi="Times New Roman" w:eastAsia="宋体"/>
+                <w:b w:val="0"/>
+                <w:color w:val="1C1917"/>
+                <w:sz w:val="17"/>
+              </w:rPr>
+              <w:t>pá shān hǔ</w:t>
+            </w:r>
+          </w:p>
+          <w:tbl>
+            <w:tblPr>
+              <w:tblW w:type="auto" w:w="0"/>
+              <w:tblLayout w:type="fixed"/>
+              <w:tblLook w:firstColumn="1" w:firstRow="1" w:lastColumn="0" w:lastRow="0" w:noHBand="0" w:noVBand="1" w:val="04A0"/>
+            </w:tblPr>
+            <w:tblGrid>
+              <w:gridCol w:w="435"/>
+              <w:gridCol w:w="435"/>
+              <w:gridCol w:w="435"/>
+            </w:tblGrid>
+            <w:tr>
+              <w:trPr>
+                <w:trHeight w:val="396" w:hRule="exact"/>
+              </w:trPr>
+              <w:tc>
+                <w:tcPr>
+                  <w:tcW w:type="dxa" w:w="397"/>
+                  <w:tcBorders/>
+                </w:tcPr>
+                <w:p>
+                  <w:pPr>
+                    <w:spacing w:before="0" w:after="0"/>
+                  </w:pPr>
+                  <w:r/>
+                </w:p>
+                <w:tbl>
+                  <w:tblPr>
+                    <w:tblW w:type="auto" w:w="0"/>
+                    <w:tblLayout w:type="fixed"/>
+                    <w:tblLook w:firstColumn="1" w:firstRow="1" w:lastColumn="0" w:lastRow="0" w:noHBand="0" w:noVBand="1" w:val="04A0"/>
+                  </w:tblPr>
+                  <w:tblGrid>
+                    <w:gridCol w:w="198"/>
+                    <w:gridCol w:w="198"/>
+                  </w:tblGrid>
+                  <w:tr>
+                    <w:trPr>
+                      <w:trHeight w:val="198" w:hRule="exact"/>
+                    </w:trPr>
+                    <w:tc>
+                      <w:tcPr>
+                        <w:tcW w:type="dxa" w:w="198"/>
+                        <w:tcBorders>
+                          <w:top w:val="single" w:sz="12" w:space="0" w:color="000000"/>
+                          <w:left w:val="single" w:sz="12" w:space="0" w:color="000000"/>
+                          <w:bottom w:val="dashed" w:sz="6" w:space="0" w:color="808080"/>
+                          <w:right w:val="dashed" w:sz="6" w:space="0" w:color="808080"/>
+                        </w:tcBorders>
+                      </w:tcPr>
+                      <w:p>
+                        <w:pPr>
+                          <w:spacing w:before="0" w:after="0"/>
+                        </w:pPr>
+                        <w:r/>
+                        <w:r>
+                          <w:rPr>
+                            <w:rFonts w:ascii="宋体" w:hAnsi="宋体" w:eastAsia="宋体"/>
+                            <w:b w:val="0"/>
+                            <w:color w:val="1C1917"/>
+                            <w:sz w:val="12"/>
+                          </w:rPr>
+                          <w:t xml:space="preserve"> </w:t>
+                        </w:r>
+                      </w:p>
+                    </w:tc>
+                    <w:tc>
+                      <w:tcPr>
+                        <w:tcW w:type="dxa" w:w="198"/>
+                        <w:tcBorders>
+                          <w:top w:val="single" w:sz="12" w:space="0" w:color="000000"/>
+                          <w:left w:val="dashed" w:sz="6" w:space="0" w:color="808080"/>
+                          <w:bottom w:val="dashed" w:sz="6" w:space="0" w:color="808080"/>
+                          <w:right w:val="single" w:sz="12" w:space="0" w:color="000000"/>
+                        </w:tcBorders>
+                      </w:tcPr>
+                      <w:p>
+                        <w:pPr>
+                          <w:spacing w:before="0" w:after="0"/>
+                        </w:pPr>
+                        <w:r/>
+                        <w:r>
+                          <w:rPr>
+                            <w:rFonts w:ascii="宋体" w:hAnsi="宋体" w:eastAsia="宋体"/>
+                            <w:b w:val="0"/>
+                            <w:color w:val="1C1917"/>
+                            <w:sz w:val="12"/>
+                          </w:rPr>
+                          <w:t xml:space="preserve"> </w:t>
+                        </w:r>
+                      </w:p>
+                    </w:tc>
+                  </w:tr>
+                  <w:tr>
+                    <w:trPr>
+                      <w:trHeight w:val="198" w:hRule="exact"/>
+                    </w:trPr>
+                    <w:tc>
+                      <w:tcPr>
+                        <w:tcW w:type="dxa" w:w="198"/>
+                        <w:tcBorders>
+                          <w:top w:val="dashed" w:sz="6" w:space="0" w:color="808080"/>
+                          <w:left w:val="single" w:sz="12" w:space="0" w:color="000000"/>
+                          <w:bottom w:val="single" w:sz="12" w:space="0" w:color="000000"/>
+                          <w:right w:val="dashed" w:sz="6" w:space="0" w:color="808080"/>
+                        </w:tcBorders>
+                      </w:tcPr>
+                      <w:p>
+                        <w:pPr>
+                          <w:spacing w:before="0" w:after="0"/>
+                        </w:pPr>
+                        <w:r/>
+                        <w:r>
+                          <w:rPr>
+                            <w:rFonts w:ascii="宋体" w:hAnsi="宋体" w:eastAsia="宋体"/>
+                            <w:b w:val="0"/>
+                            <w:color w:val="1C1917"/>
+                            <w:sz w:val="12"/>
+                          </w:rPr>
+                          <w:t xml:space="preserve"> </w:t>
+                        </w:r>
+                      </w:p>
+                    </w:tc>
+                    <w:tc>
+                      <w:tcPr>
+                        <w:tcW w:type="dxa" w:w="198"/>
+                        <w:tcBorders>
+                          <w:top w:val="dashed" w:sz="6" w:space="0" w:color="808080"/>
+                          <w:left w:val="dashed" w:sz="6" w:space="0" w:color="808080"/>
+                          <w:bottom w:val="single" w:sz="12" w:space="0" w:color="000000"/>
+                          <w:right w:val="single" w:sz="12" w:space="0" w:color="000000"/>
+                        </w:tcBorders>
+                      </w:tcPr>
+                      <w:p>
+                        <w:pPr>
+                          <w:spacing w:before="0" w:after="0"/>
+                        </w:pPr>
+                        <w:r/>
+                        <w:r>
+                          <w:rPr>
+                            <w:rFonts w:ascii="宋体" w:hAnsi="宋体" w:eastAsia="宋体"/>
+                            <w:b w:val="0"/>
+                            <w:color w:val="1C1917"/>
+                            <w:sz w:val="12"/>
+                          </w:rPr>
+                          <w:t xml:space="preserve"> </w:t>
+                        </w:r>
+                      </w:p>
+                    </w:tc>
+                  </w:tr>
+                </w:tbl>
+                <w:p/>
+              </w:tc>
+              <w:tc>
+                <w:tcPr>
+                  <w:tcW w:type="dxa" w:w="397"/>
+                  <w:tcBorders/>
+                </w:tcPr>
+                <w:p>
+                  <w:pPr>
+                    <w:spacing w:before="0" w:after="0"/>
+                  </w:pPr>
+                  <w:r/>
+                </w:p>
+                <w:tbl>
+                  <w:tblPr>
+                    <w:tblW w:type="auto" w:w="0"/>
+                    <w:tblLayout w:type="fixed"/>
+                    <w:tblLook w:firstColumn="1" w:firstRow="1" w:lastColumn="0" w:lastRow="0" w:noHBand="0" w:noVBand="1" w:val="04A0"/>
+                  </w:tblPr>
+                  <w:tblGrid>
+                    <w:gridCol w:w="198"/>
+                    <w:gridCol w:w="198"/>
+                  </w:tblGrid>
+                  <w:tr>
+                    <w:trPr>
+                      <w:trHeight w:val="198" w:hRule="exact"/>
+                    </w:trPr>
+                    <w:tc>
+                      <w:tcPr>
+                        <w:tcW w:type="dxa" w:w="198"/>
+                        <w:tcBorders>
+                          <w:top w:val="single" w:sz="12" w:space="0" w:color="000000"/>
+                          <w:left w:val="single" w:sz="12" w:space="0" w:color="000000"/>
+                          <w:bottom w:val="dashed" w:sz="6" w:space="0" w:color="808080"/>
+                          <w:right w:val="dashed" w:sz="6" w:space="0" w:color="808080"/>
+                        </w:tcBorders>
+                      </w:tcPr>
+                      <w:p>
+                        <w:pPr>
+                          <w:spacing w:before="0" w:after="0"/>
+                        </w:pPr>
+                        <w:r/>
+                        <w:r>
+                          <w:rPr>
+                            <w:rFonts w:ascii="宋体" w:hAnsi="宋体" w:eastAsia="宋体"/>
+                            <w:b w:val="0"/>
+                            <w:color w:val="1C1917"/>
+                            <w:sz w:val="12"/>
+                          </w:rPr>
+                          <w:t xml:space="preserve"> </w:t>
+                        </w:r>
+                      </w:p>
+                    </w:tc>
+                    <w:tc>
+                      <w:tcPr>
+                        <w:tcW w:type="dxa" w:w="198"/>
+                        <w:tcBorders>
+                          <w:top w:val="single" w:sz="12" w:space="0" w:color="000000"/>
+                          <w:left w:val="dashed" w:sz="6" w:space="0" w:color="808080"/>
+                          <w:bottom w:val="dashed" w:sz="6" w:space="0" w:color="808080"/>
+                          <w:right w:val="single" w:sz="12" w:space="0" w:color="000000"/>
+                        </w:tcBorders>
+                      </w:tcPr>
+                      <w:p>
+                        <w:pPr>
+                          <w:spacing w:before="0" w:after="0"/>
+                        </w:pPr>
+                        <w:r/>
+                        <w:r>
+                          <w:rPr>
+                            <w:rFonts w:ascii="宋体" w:hAnsi="宋体" w:eastAsia="宋体"/>
+                            <w:b w:val="0"/>
+                            <w:color w:val="1C1917"/>
+                            <w:sz w:val="12"/>
+                          </w:rPr>
+                          <w:t xml:space="preserve"> </w:t>
+                        </w:r>
+                      </w:p>
+                    </w:tc>
+                  </w:tr>
+                  <w:tr>
+                    <w:trPr>
+                      <w:trHeight w:val="198" w:hRule="exact"/>
+                    </w:trPr>
+                    <w:tc>
+                      <w:tcPr>
+                        <w:tcW w:type="dxa" w:w="198"/>
+                        <w:tcBorders>
+                          <w:top w:val="dashed" w:sz="6" w:space="0" w:color="808080"/>
+                          <w:left w:val="single" w:sz="12" w:space="0" w:color="000000"/>
+                          <w:bottom w:val="single" w:sz="12" w:space="0" w:color="000000"/>
+                          <w:right w:val="dashed" w:sz="6" w:space="0" w:color="808080"/>
+                        </w:tcBorders>
+                      </w:tcPr>
+                      <w:p>
+                        <w:pPr>
+                          <w:spacing w:before="0" w:after="0"/>
+                        </w:pPr>
+                        <w:r/>
+                        <w:r>
+                          <w:rPr>
+                            <w:rFonts w:ascii="宋体" w:hAnsi="宋体" w:eastAsia="宋体"/>
+                            <w:b w:val="0"/>
+                            <w:color w:val="1C1917"/>
+                            <w:sz w:val="12"/>
+                          </w:rPr>
+                          <w:t xml:space="preserve"> </w:t>
+                        </w:r>
+                      </w:p>
+                    </w:tc>
+                    <w:tc>
+                      <w:tcPr>
+                        <w:tcW w:type="dxa" w:w="198"/>
+                        <w:tcBorders>
+                          <w:top w:val="dashed" w:sz="6" w:space="0" w:color="808080"/>
+                          <w:left w:val="dashed" w:sz="6" w:space="0" w:color="808080"/>
+                          <w:bottom w:val="single" w:sz="12" w:space="0" w:color="000000"/>
+                          <w:right w:val="single" w:sz="12" w:space="0" w:color="000000"/>
+                        </w:tcBorders>
+                      </w:tcPr>
+                      <w:p>
+                        <w:pPr>
+                          <w:spacing w:before="0" w:after="0"/>
+                        </w:pPr>
+                        <w:r/>
+                        <w:r>
+                          <w:rPr>
+                            <w:rFonts w:ascii="宋体" w:hAnsi="宋体" w:eastAsia="宋体"/>
+                            <w:b w:val="0"/>
+                            <w:color w:val="1C1917"/>
+                            <w:sz w:val="12"/>
+                          </w:rPr>
+                          <w:t xml:space="preserve"> </w:t>
+                        </w:r>
+                      </w:p>
+                    </w:tc>
+                  </w:tr>
+                </w:tbl>
+                <w:p/>
+              </w:tc>
+              <w:tc>
+                <w:tcPr>
+                  <w:tcW w:type="dxa" w:w="397"/>
+                  <w:tcBorders/>
+                </w:tcPr>
+                <w:p>
+                  <w:pPr>
+                    <w:spacing w:before="0" w:after="0"/>
+                  </w:pPr>
+                  <w:r/>
+                </w:p>
+                <w:tbl>
+                  <w:tblPr>
+                    <w:tblW w:type="auto" w:w="0"/>
+                    <w:tblLayout w:type="fixed"/>
+                    <w:tblLook w:firstColumn="1" w:firstRow="1" w:lastColumn="0" w:lastRow="0" w:noHBand="0" w:noVBand="1" w:val="04A0"/>
+                  </w:tblPr>
+                  <w:tblGrid>
+                    <w:gridCol w:w="198"/>
+                    <w:gridCol w:w="198"/>
+                  </w:tblGrid>
+                  <w:tr>
+                    <w:trPr>
+                      <w:trHeight w:val="198" w:hRule="exact"/>
+                    </w:trPr>
+                    <w:tc>
+                      <w:tcPr>
+                        <w:tcW w:type="dxa" w:w="198"/>
+                        <w:tcBorders>
+                          <w:top w:val="single" w:sz="12" w:space="0" w:color="000000"/>
+                          <w:left w:val="single" w:sz="12" w:space="0" w:color="000000"/>
+                          <w:bottom w:val="dashed" w:sz="6" w:space="0" w:color="808080"/>
+                          <w:right w:val="dashed" w:sz="6" w:space="0" w:color="808080"/>
+                        </w:tcBorders>
+                      </w:tcPr>
+                      <w:p>
+                        <w:pPr>
+                          <w:spacing w:before="0" w:after="0"/>
+                        </w:pPr>
+                        <w:r/>
+                        <w:r>
+                          <w:rPr>
+                            <w:rFonts w:ascii="宋体" w:hAnsi="宋体" w:eastAsia="宋体"/>
+                            <w:b w:val="0"/>
+                            <w:color w:val="1C1917"/>
+                            <w:sz w:val="12"/>
+                          </w:rPr>
+                          <w:t xml:space="preserve"> </w:t>
+                        </w:r>
+                      </w:p>
+                    </w:tc>
+                    <w:tc>
+                      <w:tcPr>
+                        <w:tcW w:type="dxa" w:w="198"/>
+                        <w:tcBorders>
+                          <w:top w:val="single" w:sz="12" w:space="0" w:color="000000"/>
+                          <w:left w:val="dashed" w:sz="6" w:space="0" w:color="808080"/>
+                          <w:bottom w:val="dashed" w:sz="6" w:space="0" w:color="808080"/>
+                          <w:right w:val="single" w:sz="12" w:space="0" w:color="000000"/>
+                        </w:tcBorders>
+                      </w:tcPr>
+                      <w:p>
+                        <w:pPr>
+                          <w:spacing w:before="0" w:after="0"/>
+                        </w:pPr>
+                        <w:r/>
+                        <w:r>
+                          <w:rPr>
+                            <w:rFonts w:ascii="宋体" w:hAnsi="宋体" w:eastAsia="宋体"/>
+                            <w:b w:val="0"/>
+                            <w:color w:val="1C1917"/>
+                            <w:sz w:val="12"/>
+                          </w:rPr>
+                          <w:t xml:space="preserve"> </w:t>
+                        </w:r>
+                      </w:p>
+                    </w:tc>
+                  </w:tr>
+                  <w:tr>
+                    <w:trPr>
+                      <w:trHeight w:val="198" w:hRule="exact"/>
+                    </w:trPr>
+                    <w:tc>
+                      <w:tcPr>
+                        <w:tcW w:type="dxa" w:w="198"/>
+                        <w:tcBorders>
+                          <w:top w:val="dashed" w:sz="6" w:space="0" w:color="808080"/>
+                          <w:left w:val="single" w:sz="12" w:space="0" w:color="000000"/>
+                          <w:bottom w:val="single" w:sz="12" w:space="0" w:color="000000"/>
+                          <w:right w:val="dashed" w:sz="6" w:space="0" w:color="808080"/>
+                        </w:tcBorders>
+                      </w:tcPr>
+                      <w:p>
+                        <w:pPr>
+                          <w:spacing w:before="0" w:after="0"/>
+                        </w:pPr>
+                        <w:r/>
+                        <w:r>
+                          <w:rPr>
+                            <w:rFonts w:ascii="宋体" w:hAnsi="宋体" w:eastAsia="宋体"/>
+                            <w:b w:val="0"/>
+                            <w:color w:val="1C1917"/>
+                            <w:sz w:val="12"/>
+                          </w:rPr>
+                          <w:t xml:space="preserve"> </w:t>
+                        </w:r>
+                      </w:p>
+                    </w:tc>
+                    <w:tc>
+                      <w:tcPr>
+                        <w:tcW w:type="dxa" w:w="198"/>
+                        <w:tcBorders>
+                          <w:top w:val="dashed" w:sz="6" w:space="0" w:color="808080"/>
+                          <w:left w:val="dashed" w:sz="6" w:space="0" w:color="808080"/>
+                          <w:bottom w:val="single" w:sz="12" w:space="0" w:color="000000"/>
+                          <w:right w:val="single" w:sz="12" w:space="0" w:color="000000"/>
+                        </w:tcBorders>
+                      </w:tcPr>
+                      <w:p>
+                        <w:pPr>
+                          <w:spacing w:before="0" w:after="0"/>
+                        </w:pPr>
+                        <w:r/>
+                        <w:r>
+                          <w:rPr>
+                            <w:rFonts w:ascii="宋体" w:hAnsi="宋体" w:eastAsia="宋体"/>
+                            <w:b w:val="0"/>
+                            <w:color w:val="1C1917"/>
+                            <w:sz w:val="12"/>
+                          </w:rPr>
+                          <w:t xml:space="preserve"> </w:t>
+                        </w:r>
+                      </w:p>
+                    </w:tc>
+                  </w:tr>
+                </w:tbl>
+                <w:p/>
+              </w:tc>
+            </w:tr>
+          </w:tbl>
+          <w:p/>
+        </w:tc>
+        <w:tc>
+          <w:tcPr>
+            <w:tcW w:type="dxa" w:w="5477"/>
+            <w:vAlign w:val="center"/>
+            <w:tcBorders/>
+          </w:tcPr>
+          <w:p>
+            <w:pPr>
+              <w:spacing w:before="0" w:after="0"/>
+              <w:jc w:val="left"/>
+            </w:pPr>
+            <w:r/>
+            <w:r>
+              <w:rPr>
+                <w:rFonts w:ascii="宋体" w:hAnsi="宋体" w:eastAsia="宋体"/>
+                <w:b w:val="0"/>
+                <w:color w:val="1C1917"/>
+                <w:sz w:val="21"/>
+              </w:rPr>
+              <w:t>正悄悄生长，叶片之间毫不拥挤，还留着</w:t>
             </w:r>
           </w:p>
         </w:tc>
@@ -145,65 +1247,360 @@
     </w:tbl>
     <w:p>
       <w:pPr>
-        <w:spacing w:before="0" w:after="60"/>
+        <w:spacing w:before="0" w:after="40"/>
       </w:pPr>
-    </w:p>
-    <w:p>
-      <w:pPr>
-        <w:spacing w:before="0" w:after="20" w:line="276" w:lineRule="auto"/>
-      </w:pPr>
-      <w:r>
-        <w:rPr>
-          <w:rFonts w:ascii="宋体" w:hAnsi="宋体" w:eastAsia="宋体"/>
-          <w:b w:val="0"/>
-          <w:color w:val="1C1917"/>
-          <w:sz w:val="21"/>
-        </w:rPr>
-        <w:t>的墙壁上，</w:t>
-      </w:r>
-    </w:p>
-    <w:p>
-      <w:pPr>
-        <w:spacing w:before="20" w:after="20" w:line="240" w:lineRule="auto"/>
-      </w:pPr>
-      <w:r>
-        <w:rPr>
-          <w:rFonts w:ascii="Times New Roman" w:hAnsi="Times New Roman" w:eastAsia="宋体"/>
-          <w:b w:val="0"/>
-          <w:color w:val="1C1917"/>
-          <w:sz w:val="20"/>
-        </w:rPr>
-        <w:t>nèn lǜ</w:t>
-      </w:r>
     </w:p>
     <w:tbl>
       <w:tblPr>
         <w:tblW w:type="auto" w:w="0"/>
         <w:jc w:val="left"/>
-        <w:tblLayout w:type="fixed"/>
+        <w:tblLayout w:type="autofit"/>
         <w:tblLook w:firstColumn="1" w:firstRow="1" w:lastColumn="0" w:lastRow="0" w:noHBand="0" w:noVBand="1" w:val="04A0"/>
+        <w:tblBorders>
+          <w:top w:val="nil"/>
+          <w:left w:val="nil"/>
+          <w:bottom w:val="nil"/>
+          <w:right w:val="nil"/>
+          <w:insideH w:val="nil"/>
+          <w:insideV w:val="nil"/>
+        </w:tblBorders>
       </w:tblPr>
       <w:tblGrid>
-        <w:gridCol w:w="5103"/>
-        <w:gridCol w:w="5103"/>
+        <w:gridCol w:w="2494"/>
+        <w:gridCol w:w="2494"/>
+        <w:gridCol w:w="2494"/>
+        <w:gridCol w:w="2494"/>
       </w:tblGrid>
       <w:tr>
         <w:trPr>
-          <w:trHeight w:val="464" w:hRule="atLeast"/>
+          <w:trHeight w:val="612" w:hRule="atLeast"/>
         </w:trPr>
         <w:tc>
           <w:tcPr>
-            <w:tcW w:type="dxa" w:w="465"/>
-            <w:tcBorders>
-              <w:top w:val="single" w:sz="12" w:space="0" w:color="000000"/>
-              <w:left w:val="single" w:sz="12" w:space="0" w:color="000000"/>
-              <w:bottom w:val="single" w:sz="12" w:space="0" w:color="000000"/>
-              <w:right w:val="single" w:sz="12" w:space="0" w:color="000000"/>
-            </w:tcBorders>
+            <w:tcW w:type="dxa" w:w="907"/>
+            <w:vAlign w:val="center"/>
+            <w:tcBorders/>
           </w:tcPr>
           <w:p>
             <w:pPr>
               <w:spacing w:before="0" w:after="0"/>
+              <w:jc w:val="center"/>
+            </w:pPr>
+            <w:r/>
+            <w:r>
+              <w:rPr>
+                <w:rFonts w:ascii="Times New Roman" w:hAnsi="Times New Roman" w:eastAsia="宋体"/>
+                <w:b w:val="0"/>
+                <w:color w:val="1C1917"/>
+                <w:sz w:val="17"/>
+              </w:rPr>
+              <w:t>jūn yún</w:t>
+            </w:r>
+          </w:p>
+          <w:tbl>
+            <w:tblPr>
+              <w:tblW w:type="auto" w:w="0"/>
+              <w:tblLayout w:type="fixed"/>
+              <w:tblLook w:firstColumn="1" w:firstRow="1" w:lastColumn="0" w:lastRow="0" w:noHBand="0" w:noVBand="1" w:val="04A0"/>
+            </w:tblPr>
+            <w:tblGrid>
+              <w:gridCol w:w="453"/>
+              <w:gridCol w:w="453"/>
+            </w:tblGrid>
+            <w:tr>
+              <w:trPr>
+                <w:trHeight w:val="396" w:hRule="exact"/>
+              </w:trPr>
+              <w:tc>
+                <w:tcPr>
+                  <w:tcW w:type="dxa" w:w="397"/>
+                  <w:tcBorders/>
+                </w:tcPr>
+                <w:p>
+                  <w:pPr>
+                    <w:spacing w:before="0" w:after="0"/>
+                  </w:pPr>
+                  <w:r/>
+                </w:p>
+                <w:tbl>
+                  <w:tblPr>
+                    <w:tblW w:type="auto" w:w="0"/>
+                    <w:tblLayout w:type="fixed"/>
+                    <w:tblLook w:firstColumn="1" w:firstRow="1" w:lastColumn="0" w:lastRow="0" w:noHBand="0" w:noVBand="1" w:val="04A0"/>
+                  </w:tblPr>
+                  <w:tblGrid>
+                    <w:gridCol w:w="198"/>
+                    <w:gridCol w:w="198"/>
+                  </w:tblGrid>
+                  <w:tr>
+                    <w:trPr>
+                      <w:trHeight w:val="198" w:hRule="exact"/>
+                    </w:trPr>
+                    <w:tc>
+                      <w:tcPr>
+                        <w:tcW w:type="dxa" w:w="198"/>
+                        <w:tcBorders>
+                          <w:top w:val="single" w:sz="12" w:space="0" w:color="000000"/>
+                          <w:left w:val="single" w:sz="12" w:space="0" w:color="000000"/>
+                          <w:bottom w:val="dashed" w:sz="6" w:space="0" w:color="808080"/>
+                          <w:right w:val="dashed" w:sz="6" w:space="0" w:color="808080"/>
+                        </w:tcBorders>
+                      </w:tcPr>
+                      <w:p>
+                        <w:pPr>
+                          <w:spacing w:before="0" w:after="0"/>
+                        </w:pPr>
+                        <w:r/>
+                        <w:r>
+                          <w:rPr>
+                            <w:rFonts w:ascii="宋体" w:hAnsi="宋体" w:eastAsia="宋体"/>
+                            <w:b w:val="0"/>
+                            <w:color w:val="1C1917"/>
+                            <w:sz w:val="12"/>
+                          </w:rPr>
+                          <w:t xml:space="preserve"> </w:t>
+                        </w:r>
+                      </w:p>
+                    </w:tc>
+                    <w:tc>
+                      <w:tcPr>
+                        <w:tcW w:type="dxa" w:w="198"/>
+                        <w:tcBorders>
+                          <w:top w:val="single" w:sz="12" w:space="0" w:color="000000"/>
+                          <w:left w:val="dashed" w:sz="6" w:space="0" w:color="808080"/>
+                          <w:bottom w:val="dashed" w:sz="6" w:space="0" w:color="808080"/>
+                          <w:right w:val="single" w:sz="12" w:space="0" w:color="000000"/>
+                        </w:tcBorders>
+                      </w:tcPr>
+                      <w:p>
+                        <w:pPr>
+                          <w:spacing w:before="0" w:after="0"/>
+                        </w:pPr>
+                        <w:r/>
+                        <w:r>
+                          <w:rPr>
+                            <w:rFonts w:ascii="宋体" w:hAnsi="宋体" w:eastAsia="宋体"/>
+                            <w:b w:val="0"/>
+                            <w:color w:val="1C1917"/>
+                            <w:sz w:val="12"/>
+                          </w:rPr>
+                          <w:t xml:space="preserve"> </w:t>
+                        </w:r>
+                      </w:p>
+                    </w:tc>
+                  </w:tr>
+                  <w:tr>
+                    <w:trPr>
+                      <w:trHeight w:val="198" w:hRule="exact"/>
+                    </w:trPr>
+                    <w:tc>
+                      <w:tcPr>
+                        <w:tcW w:type="dxa" w:w="198"/>
+                        <w:tcBorders>
+                          <w:top w:val="dashed" w:sz="6" w:space="0" w:color="808080"/>
+                          <w:left w:val="single" w:sz="12" w:space="0" w:color="000000"/>
+                          <w:bottom w:val="single" w:sz="12" w:space="0" w:color="000000"/>
+                          <w:right w:val="dashed" w:sz="6" w:space="0" w:color="808080"/>
+                        </w:tcBorders>
+                      </w:tcPr>
+                      <w:p>
+                        <w:pPr>
+                          <w:spacing w:before="0" w:after="0"/>
+                        </w:pPr>
+                        <w:r/>
+                        <w:r>
+                          <w:rPr>
+                            <w:rFonts w:ascii="宋体" w:hAnsi="宋体" w:eastAsia="宋体"/>
+                            <w:b w:val="0"/>
+                            <w:color w:val="1C1917"/>
+                            <w:sz w:val="12"/>
+                          </w:rPr>
+                          <w:t xml:space="preserve"> </w:t>
+                        </w:r>
+                      </w:p>
+                    </w:tc>
+                    <w:tc>
+                      <w:tcPr>
+                        <w:tcW w:type="dxa" w:w="198"/>
+                        <w:tcBorders>
+                          <w:top w:val="dashed" w:sz="6" w:space="0" w:color="808080"/>
+                          <w:left w:val="dashed" w:sz="6" w:space="0" w:color="808080"/>
+                          <w:bottom w:val="single" w:sz="12" w:space="0" w:color="000000"/>
+                          <w:right w:val="single" w:sz="12" w:space="0" w:color="000000"/>
+                        </w:tcBorders>
+                      </w:tcPr>
+                      <w:p>
+                        <w:pPr>
+                          <w:spacing w:before="0" w:after="0"/>
+                        </w:pPr>
+                        <w:r/>
+                        <w:r>
+                          <w:rPr>
+                            <w:rFonts w:ascii="宋体" w:hAnsi="宋体" w:eastAsia="宋体"/>
+                            <w:b w:val="0"/>
+                            <w:color w:val="1C1917"/>
+                            <w:sz w:val="12"/>
+                          </w:rPr>
+                          <w:t xml:space="preserve"> </w:t>
+                        </w:r>
+                      </w:p>
+                    </w:tc>
+                  </w:tr>
+                </w:tbl>
+                <w:p/>
+              </w:tc>
+              <w:tc>
+                <w:tcPr>
+                  <w:tcW w:type="dxa" w:w="397"/>
+                  <w:tcBorders/>
+                </w:tcPr>
+                <w:p>
+                  <w:pPr>
+                    <w:spacing w:before="0" w:after="0"/>
+                  </w:pPr>
+                  <w:r/>
+                </w:p>
+                <w:tbl>
+                  <w:tblPr>
+                    <w:tblW w:type="auto" w:w="0"/>
+                    <w:tblLayout w:type="fixed"/>
+                    <w:tblLook w:firstColumn="1" w:firstRow="1" w:lastColumn="0" w:lastRow="0" w:noHBand="0" w:noVBand="1" w:val="04A0"/>
+                  </w:tblPr>
+                  <w:tblGrid>
+                    <w:gridCol w:w="198"/>
+                    <w:gridCol w:w="198"/>
+                  </w:tblGrid>
+                  <w:tr>
+                    <w:trPr>
+                      <w:trHeight w:val="198" w:hRule="exact"/>
+                    </w:trPr>
+                    <w:tc>
+                      <w:tcPr>
+                        <w:tcW w:type="dxa" w:w="198"/>
+                        <w:tcBorders>
+                          <w:top w:val="single" w:sz="12" w:space="0" w:color="000000"/>
+                          <w:left w:val="single" w:sz="12" w:space="0" w:color="000000"/>
+                          <w:bottom w:val="dashed" w:sz="6" w:space="0" w:color="808080"/>
+                          <w:right w:val="dashed" w:sz="6" w:space="0" w:color="808080"/>
+                        </w:tcBorders>
+                      </w:tcPr>
+                      <w:p>
+                        <w:pPr>
+                          <w:spacing w:before="0" w:after="0"/>
+                        </w:pPr>
+                        <w:r/>
+                        <w:r>
+                          <w:rPr>
+                            <w:rFonts w:ascii="宋体" w:hAnsi="宋体" w:eastAsia="宋体"/>
+                            <w:b w:val="0"/>
+                            <w:color w:val="1C1917"/>
+                            <w:sz w:val="12"/>
+                          </w:rPr>
+                          <w:t xml:space="preserve"> </w:t>
+                        </w:r>
+                      </w:p>
+                    </w:tc>
+                    <w:tc>
+                      <w:tcPr>
+                        <w:tcW w:type="dxa" w:w="198"/>
+                        <w:tcBorders>
+                          <w:top w:val="single" w:sz="12" w:space="0" w:color="000000"/>
+                          <w:left w:val="dashed" w:sz="6" w:space="0" w:color="808080"/>
+                          <w:bottom w:val="dashed" w:sz="6" w:space="0" w:color="808080"/>
+                          <w:right w:val="single" w:sz="12" w:space="0" w:color="000000"/>
+                        </w:tcBorders>
+                      </w:tcPr>
+                      <w:p>
+                        <w:pPr>
+                          <w:spacing w:before="0" w:after="0"/>
+                        </w:pPr>
+                        <w:r/>
+                        <w:r>
+                          <w:rPr>
+                            <w:rFonts w:ascii="宋体" w:hAnsi="宋体" w:eastAsia="宋体"/>
+                            <w:b w:val="0"/>
+                            <w:color w:val="1C1917"/>
+                            <w:sz w:val="12"/>
+                          </w:rPr>
+                          <w:t xml:space="preserve"> </w:t>
+                        </w:r>
+                      </w:p>
+                    </w:tc>
+                  </w:tr>
+                  <w:tr>
+                    <w:trPr>
+                      <w:trHeight w:val="198" w:hRule="exact"/>
+                    </w:trPr>
+                    <w:tc>
+                      <w:tcPr>
+                        <w:tcW w:type="dxa" w:w="198"/>
+                        <w:tcBorders>
+                          <w:top w:val="dashed" w:sz="6" w:space="0" w:color="808080"/>
+                          <w:left w:val="single" w:sz="12" w:space="0" w:color="000000"/>
+                          <w:bottom w:val="single" w:sz="12" w:space="0" w:color="000000"/>
+                          <w:right w:val="dashed" w:sz="6" w:space="0" w:color="808080"/>
+                        </w:tcBorders>
+                      </w:tcPr>
+                      <w:p>
+                        <w:pPr>
+                          <w:spacing w:before="0" w:after="0"/>
+                        </w:pPr>
+                        <w:r/>
+                        <w:r>
+                          <w:rPr>
+                            <w:rFonts w:ascii="宋体" w:hAnsi="宋体" w:eastAsia="宋体"/>
+                            <w:b w:val="0"/>
+                            <w:color w:val="1C1917"/>
+                            <w:sz w:val="12"/>
+                          </w:rPr>
+                          <w:t xml:space="preserve"> </w:t>
+                        </w:r>
+                      </w:p>
+                    </w:tc>
+                    <w:tc>
+                      <w:tcPr>
+                        <w:tcW w:type="dxa" w:w="198"/>
+                        <w:tcBorders>
+                          <w:top w:val="dashed" w:sz="6" w:space="0" w:color="808080"/>
+                          <w:left w:val="dashed" w:sz="6" w:space="0" w:color="808080"/>
+                          <w:bottom w:val="single" w:sz="12" w:space="0" w:color="000000"/>
+                          <w:right w:val="single" w:sz="12" w:space="0" w:color="000000"/>
+                        </w:tcBorders>
+                      </w:tcPr>
+                      <w:p>
+                        <w:pPr>
+                          <w:spacing w:before="0" w:after="0"/>
+                        </w:pPr>
+                        <w:r/>
+                        <w:r>
+                          <w:rPr>
+                            <w:rFonts w:ascii="宋体" w:hAnsi="宋体" w:eastAsia="宋体"/>
+                            <w:b w:val="0"/>
+                            <w:color w:val="1C1917"/>
+                            <w:sz w:val="12"/>
+                          </w:rPr>
+                          <w:t xml:space="preserve"> </w:t>
+                        </w:r>
+                      </w:p>
+                    </w:tc>
+                  </w:tr>
+                </w:tbl>
+                <w:p/>
+              </w:tc>
+            </w:tr>
+          </w:tbl>
+          <w:p/>
+        </w:tc>
+        <w:tc>
+          <w:tcPr>
+            <w:tcW w:type="dxa" w:w="465"/>
+            <w:vAlign w:val="center"/>
+            <w:tcBorders/>
+          </w:tcPr>
+          <w:p>
+            <w:pPr>
+              <w:spacing w:before="0" w:after="0"/>
+              <w:jc w:val="left"/>
             </w:pPr>
             <w:r/>
             <w:r>
@@ -211,25 +1608,338 @@
                 <w:rFonts w:ascii="宋体" w:hAnsi="宋体" w:eastAsia="宋体"/>
                 <w:b w:val="0"/>
                 <w:color w:val="1C1917"/>
-                <w:sz w:val="28"/>
+                <w:sz w:val="21"/>
               </w:rPr>
-              <w:t xml:space="preserve">　</w:t>
+              <w:t>的</w:t>
             </w:r>
           </w:p>
         </w:tc>
         <w:tc>
           <w:tcPr>
-            <w:tcW w:type="dxa" w:w="465"/>
-            <w:tcBorders>
-              <w:top w:val="single" w:sz="12" w:space="0" w:color="000000"/>
-              <w:left w:val="single" w:sz="12" w:space="0" w:color="000000"/>
-              <w:bottom w:val="single" w:sz="12" w:space="0" w:color="000000"/>
-              <w:right w:val="single" w:sz="12" w:space="0" w:color="000000"/>
-            </w:tcBorders>
+            <w:tcW w:type="dxa" w:w="907"/>
+            <w:vAlign w:val="center"/>
+            <w:tcBorders/>
           </w:tcPr>
           <w:p>
             <w:pPr>
               <w:spacing w:before="0" w:after="0"/>
+              <w:jc w:val="center"/>
+            </w:pPr>
+            <w:r/>
+            <w:r>
+              <w:rPr>
+                <w:rFonts w:ascii="Times New Roman" w:hAnsi="Times New Roman" w:eastAsia="宋体"/>
+                <w:b w:val="0"/>
+                <w:color w:val="1C1917"/>
+                <w:sz w:val="17"/>
+              </w:rPr>
+              <w:t>kòng xì</w:t>
+            </w:r>
+          </w:p>
+          <w:tbl>
+            <w:tblPr>
+              <w:tblW w:type="auto" w:w="0"/>
+              <w:tblLayout w:type="fixed"/>
+              <w:tblLook w:firstColumn="1" w:firstRow="1" w:lastColumn="0" w:lastRow="0" w:noHBand="0" w:noVBand="1" w:val="04A0"/>
+            </w:tblPr>
+            <w:tblGrid>
+              <w:gridCol w:w="453"/>
+              <w:gridCol w:w="453"/>
+            </w:tblGrid>
+            <w:tr>
+              <w:trPr>
+                <w:trHeight w:val="396" w:hRule="exact"/>
+              </w:trPr>
+              <w:tc>
+                <w:tcPr>
+                  <w:tcW w:type="dxa" w:w="397"/>
+                  <w:tcBorders/>
+                </w:tcPr>
+                <w:p>
+                  <w:pPr>
+                    <w:spacing w:before="0" w:after="0"/>
+                  </w:pPr>
+                  <w:r/>
+                </w:p>
+                <w:tbl>
+                  <w:tblPr>
+                    <w:tblW w:type="auto" w:w="0"/>
+                    <w:tblLayout w:type="fixed"/>
+                    <w:tblLook w:firstColumn="1" w:firstRow="1" w:lastColumn="0" w:lastRow="0" w:noHBand="0" w:noVBand="1" w:val="04A0"/>
+                  </w:tblPr>
+                  <w:tblGrid>
+                    <w:gridCol w:w="198"/>
+                    <w:gridCol w:w="198"/>
+                  </w:tblGrid>
+                  <w:tr>
+                    <w:trPr>
+                      <w:trHeight w:val="198" w:hRule="exact"/>
+                    </w:trPr>
+                    <w:tc>
+                      <w:tcPr>
+                        <w:tcW w:type="dxa" w:w="198"/>
+                        <w:tcBorders>
+                          <w:top w:val="single" w:sz="12" w:space="0" w:color="000000"/>
+                          <w:left w:val="single" w:sz="12" w:space="0" w:color="000000"/>
+                          <w:bottom w:val="dashed" w:sz="6" w:space="0" w:color="808080"/>
+                          <w:right w:val="dashed" w:sz="6" w:space="0" w:color="808080"/>
+                        </w:tcBorders>
+                      </w:tcPr>
+                      <w:p>
+                        <w:pPr>
+                          <w:spacing w:before="0" w:after="0"/>
+                        </w:pPr>
+                        <w:r/>
+                        <w:r>
+                          <w:rPr>
+                            <w:rFonts w:ascii="宋体" w:hAnsi="宋体" w:eastAsia="宋体"/>
+                            <w:b w:val="0"/>
+                            <w:color w:val="1C1917"/>
+                            <w:sz w:val="12"/>
+                          </w:rPr>
+                          <w:t xml:space="preserve"> </w:t>
+                        </w:r>
+                      </w:p>
+                    </w:tc>
+                    <w:tc>
+                      <w:tcPr>
+                        <w:tcW w:type="dxa" w:w="198"/>
+                        <w:tcBorders>
+                          <w:top w:val="single" w:sz="12" w:space="0" w:color="000000"/>
+                          <w:left w:val="dashed" w:sz="6" w:space="0" w:color="808080"/>
+                          <w:bottom w:val="dashed" w:sz="6" w:space="0" w:color="808080"/>
+                          <w:right w:val="single" w:sz="12" w:space="0" w:color="000000"/>
+                        </w:tcBorders>
+                      </w:tcPr>
+                      <w:p>
+                        <w:pPr>
+                          <w:spacing w:before="0" w:after="0"/>
+                        </w:pPr>
+                        <w:r/>
+                        <w:r>
+                          <w:rPr>
+                            <w:rFonts w:ascii="宋体" w:hAnsi="宋体" w:eastAsia="宋体"/>
+                            <w:b w:val="0"/>
+                            <w:color w:val="1C1917"/>
+                            <w:sz w:val="12"/>
+                          </w:rPr>
+                          <w:t xml:space="preserve"> </w:t>
+                        </w:r>
+                      </w:p>
+                    </w:tc>
+                  </w:tr>
+                  <w:tr>
+                    <w:trPr>
+                      <w:trHeight w:val="198" w:hRule="exact"/>
+                    </w:trPr>
+                    <w:tc>
+                      <w:tcPr>
+                        <w:tcW w:type="dxa" w:w="198"/>
+                        <w:tcBorders>
+                          <w:top w:val="dashed" w:sz="6" w:space="0" w:color="808080"/>
+                          <w:left w:val="single" w:sz="12" w:space="0" w:color="000000"/>
+                          <w:bottom w:val="single" w:sz="12" w:space="0" w:color="000000"/>
+                          <w:right w:val="dashed" w:sz="6" w:space="0" w:color="808080"/>
+                        </w:tcBorders>
+                      </w:tcPr>
+                      <w:p>
+                        <w:pPr>
+                          <w:spacing w:before="0" w:after="0"/>
+                        </w:pPr>
+                        <w:r/>
+                        <w:r>
+                          <w:rPr>
+                            <w:rFonts w:ascii="宋体" w:hAnsi="宋体" w:eastAsia="宋体"/>
+                            <w:b w:val="0"/>
+                            <w:color w:val="1C1917"/>
+                            <w:sz w:val="12"/>
+                          </w:rPr>
+                          <w:t xml:space="preserve"> </w:t>
+                        </w:r>
+                      </w:p>
+                    </w:tc>
+                    <w:tc>
+                      <w:tcPr>
+                        <w:tcW w:type="dxa" w:w="198"/>
+                        <w:tcBorders>
+                          <w:top w:val="dashed" w:sz="6" w:space="0" w:color="808080"/>
+                          <w:left w:val="dashed" w:sz="6" w:space="0" w:color="808080"/>
+                          <w:bottom w:val="single" w:sz="12" w:space="0" w:color="000000"/>
+                          <w:right w:val="single" w:sz="12" w:space="0" w:color="000000"/>
+                        </w:tcBorders>
+                      </w:tcPr>
+                      <w:p>
+                        <w:pPr>
+                          <w:spacing w:before="0" w:after="0"/>
+                        </w:pPr>
+                        <w:r/>
+                        <w:r>
+                          <w:rPr>
+                            <w:rFonts w:ascii="宋体" w:hAnsi="宋体" w:eastAsia="宋体"/>
+                            <w:b w:val="0"/>
+                            <w:color w:val="1C1917"/>
+                            <w:sz w:val="12"/>
+                          </w:rPr>
+                          <w:t xml:space="preserve"> </w:t>
+                        </w:r>
+                      </w:p>
+                    </w:tc>
+                  </w:tr>
+                </w:tbl>
+                <w:p/>
+              </w:tc>
+              <w:tc>
+                <w:tcPr>
+                  <w:tcW w:type="dxa" w:w="397"/>
+                  <w:tcBorders/>
+                </w:tcPr>
+                <w:p>
+                  <w:pPr>
+                    <w:spacing w:before="0" w:after="0"/>
+                  </w:pPr>
+                  <w:r/>
+                </w:p>
+                <w:tbl>
+                  <w:tblPr>
+                    <w:tblW w:type="auto" w:w="0"/>
+                    <w:tblLayout w:type="fixed"/>
+                    <w:tblLook w:firstColumn="1" w:firstRow="1" w:lastColumn="0" w:lastRow="0" w:noHBand="0" w:noVBand="1" w:val="04A0"/>
+                  </w:tblPr>
+                  <w:tblGrid>
+                    <w:gridCol w:w="198"/>
+                    <w:gridCol w:w="198"/>
+                  </w:tblGrid>
+                  <w:tr>
+                    <w:trPr>
+                      <w:trHeight w:val="198" w:hRule="exact"/>
+                    </w:trPr>
+                    <w:tc>
+                      <w:tcPr>
+                        <w:tcW w:type="dxa" w:w="198"/>
+                        <w:tcBorders>
+                          <w:top w:val="single" w:sz="12" w:space="0" w:color="000000"/>
+                          <w:left w:val="single" w:sz="12" w:space="0" w:color="000000"/>
+                          <w:bottom w:val="dashed" w:sz="6" w:space="0" w:color="808080"/>
+                          <w:right w:val="dashed" w:sz="6" w:space="0" w:color="808080"/>
+                        </w:tcBorders>
+                      </w:tcPr>
+                      <w:p>
+                        <w:pPr>
+                          <w:spacing w:before="0" w:after="0"/>
+                        </w:pPr>
+                        <w:r/>
+                        <w:r>
+                          <w:rPr>
+                            <w:rFonts w:ascii="宋体" w:hAnsi="宋体" w:eastAsia="宋体"/>
+                            <w:b w:val="0"/>
+                            <w:color w:val="1C1917"/>
+                            <w:sz w:val="12"/>
+                          </w:rPr>
+                          <w:t xml:space="preserve"> </w:t>
+                        </w:r>
+                      </w:p>
+                    </w:tc>
+                    <w:tc>
+                      <w:tcPr>
+                        <w:tcW w:type="dxa" w:w="198"/>
+                        <w:tcBorders>
+                          <w:top w:val="single" w:sz="12" w:space="0" w:color="000000"/>
+                          <w:left w:val="dashed" w:sz="6" w:space="0" w:color="808080"/>
+                          <w:bottom w:val="dashed" w:sz="6" w:space="0" w:color="808080"/>
+                          <w:right w:val="single" w:sz="12" w:space="0" w:color="000000"/>
+                        </w:tcBorders>
+                      </w:tcPr>
+                      <w:p>
+                        <w:pPr>
+                          <w:spacing w:before="0" w:after="0"/>
+                        </w:pPr>
+                        <w:r/>
+                        <w:r>
+                          <w:rPr>
+                            <w:rFonts w:ascii="宋体" w:hAnsi="宋体" w:eastAsia="宋体"/>
+                            <w:b w:val="0"/>
+                            <w:color w:val="1C1917"/>
+                            <w:sz w:val="12"/>
+                          </w:rPr>
+                          <w:t xml:space="preserve"> </w:t>
+                        </w:r>
+                      </w:p>
+                    </w:tc>
+                  </w:tr>
+                  <w:tr>
+                    <w:trPr>
+                      <w:trHeight w:val="198" w:hRule="exact"/>
+                    </w:trPr>
+                    <w:tc>
+                      <w:tcPr>
+                        <w:tcW w:type="dxa" w:w="198"/>
+                        <w:tcBorders>
+                          <w:top w:val="dashed" w:sz="6" w:space="0" w:color="808080"/>
+                          <w:left w:val="single" w:sz="12" w:space="0" w:color="000000"/>
+                          <w:bottom w:val="single" w:sz="12" w:space="0" w:color="000000"/>
+                          <w:right w:val="dashed" w:sz="6" w:space="0" w:color="808080"/>
+                        </w:tcBorders>
+                      </w:tcPr>
+                      <w:p>
+                        <w:pPr>
+                          <w:spacing w:before="0" w:after="0"/>
+                        </w:pPr>
+                        <w:r/>
+                        <w:r>
+                          <w:rPr>
+                            <w:rFonts w:ascii="宋体" w:hAnsi="宋体" w:eastAsia="宋体"/>
+                            <w:b w:val="0"/>
+                            <w:color w:val="1C1917"/>
+                            <w:sz w:val="12"/>
+                          </w:rPr>
+                          <w:t xml:space="preserve"> </w:t>
+                        </w:r>
+                      </w:p>
+                    </w:tc>
+                    <w:tc>
+                      <w:tcPr>
+                        <w:tcW w:type="dxa" w:w="198"/>
+                        <w:tcBorders>
+                          <w:top w:val="dashed" w:sz="6" w:space="0" w:color="808080"/>
+                          <w:left w:val="dashed" w:sz="6" w:space="0" w:color="808080"/>
+                          <w:bottom w:val="single" w:sz="12" w:space="0" w:color="000000"/>
+                          <w:right w:val="single" w:sz="12" w:space="0" w:color="000000"/>
+                        </w:tcBorders>
+                      </w:tcPr>
+                      <w:p>
+                        <w:pPr>
+                          <w:spacing w:before="0" w:after="0"/>
+                        </w:pPr>
+                        <w:r/>
+                        <w:r>
+                          <w:rPr>
+                            <w:rFonts w:ascii="宋体" w:hAnsi="宋体" w:eastAsia="宋体"/>
+                            <w:b w:val="0"/>
+                            <w:color w:val="1C1917"/>
+                            <w:sz w:val="12"/>
+                          </w:rPr>
+                          <w:t xml:space="preserve"> </w:t>
+                        </w:r>
+                      </w:p>
+                    </w:tc>
+                  </w:tr>
+                </w:tbl>
+                <w:p/>
+              </w:tc>
+            </w:tr>
+          </w:tbl>
+          <w:p/>
+        </w:tc>
+        <w:tc>
+          <w:tcPr>
+            <w:tcW w:type="dxa" w:w="2529"/>
+            <w:vAlign w:val="center"/>
+            <w:tcBorders/>
+          </w:tcPr>
+          <w:p>
+            <w:pPr>
+              <w:spacing w:before="0" w:after="0"/>
+              <w:jc w:val="left"/>
             </w:pPr>
             <w:r/>
             <w:r>
@@ -237,9 +1947,9 @@
                 <w:rFonts w:ascii="宋体" w:hAnsi="宋体" w:eastAsia="宋体"/>
                 <w:b w:val="0"/>
                 <w:color w:val="1C1917"/>
-                <w:sz w:val="28"/>
+                <w:sz w:val="21"/>
               </w:rPr>
-              <w:t xml:space="preserve">　</w:t>
+              <w:t>，看着格外舒服。</w:t>
             </w:r>
           </w:p>
         </w:tc>
@@ -247,359 +1957,12 @@
     </w:tbl>
     <w:p>
       <w:pPr>
-        <w:spacing w:before="0" w:after="60"/>
+        <w:spacing w:before="0" w:after="100"/>
       </w:pPr>
     </w:p>
     <w:p>
       <w:pPr>
-        <w:spacing w:before="0" w:after="20" w:line="276" w:lineRule="auto"/>
-      </w:pPr>
-      <w:r>
-        <w:rPr>
-          <w:rFonts w:ascii="宋体" w:hAnsi="宋体" w:eastAsia="宋体"/>
-          <w:b w:val="0"/>
-          <w:color w:val="1C1917"/>
-          <w:sz w:val="21"/>
-        </w:rPr>
-        <w:t>的</w:t>
-      </w:r>
-    </w:p>
-    <w:p>
-      <w:pPr>
-        <w:spacing w:before="20" w:after="20" w:line="240" w:lineRule="auto"/>
-      </w:pPr>
-      <w:r>
-        <w:rPr>
-          <w:rFonts w:ascii="Times New Roman" w:hAnsi="Times New Roman" w:eastAsia="宋体"/>
-          <w:b w:val="0"/>
-          <w:color w:val="1C1917"/>
-          <w:sz w:val="20"/>
-        </w:rPr>
-        <w:t>pá shān hǔ</w:t>
-      </w:r>
-    </w:p>
-    <w:tbl>
-      <w:tblPr>
-        <w:tblW w:type="auto" w:w="0"/>
-        <w:jc w:val="left"/>
-        <w:tblLayout w:type="fixed"/>
-        <w:tblLook w:firstColumn="1" w:firstRow="1" w:lastColumn="0" w:lastRow="0" w:noHBand="0" w:noVBand="1" w:val="04A0"/>
-      </w:tblPr>
-      <w:tblGrid>
-        <w:gridCol w:w="3402"/>
-        <w:gridCol w:w="3402"/>
-        <w:gridCol w:w="3402"/>
-      </w:tblGrid>
-      <w:tr>
-        <w:trPr>
-          <w:trHeight w:val="464" w:hRule="atLeast"/>
-        </w:trPr>
-        <w:tc>
-          <w:tcPr>
-            <w:tcW w:type="dxa" w:w="465"/>
-            <w:tcBorders>
-              <w:top w:val="single" w:sz="12" w:space="0" w:color="000000"/>
-              <w:left w:val="single" w:sz="12" w:space="0" w:color="000000"/>
-              <w:bottom w:val="single" w:sz="12" w:space="0" w:color="000000"/>
-              <w:right w:val="single" w:sz="12" w:space="0" w:color="000000"/>
-            </w:tcBorders>
-          </w:tcPr>
-          <w:p>
-            <w:pPr>
-              <w:spacing w:before="0" w:after="0"/>
-            </w:pPr>
-            <w:r/>
-            <w:r>
-              <w:rPr>
-                <w:rFonts w:ascii="宋体" w:hAnsi="宋体" w:eastAsia="宋体"/>
-                <w:b w:val="0"/>
-                <w:color w:val="1C1917"/>
-                <w:sz w:val="28"/>
-              </w:rPr>
-              <w:t xml:space="preserve">　</w:t>
-            </w:r>
-          </w:p>
-        </w:tc>
-        <w:tc>
-          <w:tcPr>
-            <w:tcW w:type="dxa" w:w="465"/>
-            <w:tcBorders>
-              <w:top w:val="single" w:sz="12" w:space="0" w:color="000000"/>
-              <w:left w:val="single" w:sz="12" w:space="0" w:color="000000"/>
-              <w:bottom w:val="single" w:sz="12" w:space="0" w:color="000000"/>
-              <w:right w:val="single" w:sz="12" w:space="0" w:color="000000"/>
-            </w:tcBorders>
-          </w:tcPr>
-          <w:p>
-            <w:pPr>
-              <w:spacing w:before="0" w:after="0"/>
-            </w:pPr>
-            <w:r/>
-            <w:r>
-              <w:rPr>
-                <w:rFonts w:ascii="宋体" w:hAnsi="宋体" w:eastAsia="宋体"/>
-                <w:b w:val="0"/>
-                <w:color w:val="1C1917"/>
-                <w:sz w:val="28"/>
-              </w:rPr>
-              <w:t xml:space="preserve">　</w:t>
-            </w:r>
-          </w:p>
-        </w:tc>
-        <w:tc>
-          <w:tcPr>
-            <w:tcW w:type="dxa" w:w="465"/>
-            <w:tcBorders>
-              <w:top w:val="single" w:sz="12" w:space="0" w:color="000000"/>
-              <w:left w:val="single" w:sz="12" w:space="0" w:color="000000"/>
-              <w:bottom w:val="single" w:sz="12" w:space="0" w:color="000000"/>
-              <w:right w:val="single" w:sz="12" w:space="0" w:color="000000"/>
-            </w:tcBorders>
-          </w:tcPr>
-          <w:p>
-            <w:pPr>
-              <w:spacing w:before="0" w:after="0"/>
-            </w:pPr>
-            <w:r/>
-            <w:r>
-              <w:rPr>
-                <w:rFonts w:ascii="宋体" w:hAnsi="宋体" w:eastAsia="宋体"/>
-                <w:b w:val="0"/>
-                <w:color w:val="1C1917"/>
-                <w:sz w:val="28"/>
-              </w:rPr>
-              <w:t xml:space="preserve">　</w:t>
-            </w:r>
-          </w:p>
-        </w:tc>
-      </w:tr>
-    </w:tbl>
-    <w:p>
-      <w:pPr>
-        <w:spacing w:before="0" w:after="60"/>
-      </w:pPr>
-    </w:p>
-    <w:p>
-      <w:pPr>
-        <w:spacing w:before="0" w:after="20" w:line="276" w:lineRule="auto"/>
-      </w:pPr>
-      <w:r>
-        <w:rPr>
-          <w:rFonts w:ascii="宋体" w:hAnsi="宋体" w:eastAsia="宋体"/>
-          <w:b w:val="0"/>
-          <w:color w:val="1C1917"/>
-          <w:sz w:val="21"/>
-        </w:rPr>
-        <w:t>正悄悄生长，叶片之间毫不拥挤，还留着</w:t>
-      </w:r>
-    </w:p>
-    <w:p>
-      <w:pPr>
-        <w:spacing w:before="20" w:after="20" w:line="240" w:lineRule="auto"/>
-      </w:pPr>
-      <w:r>
-        <w:rPr>
-          <w:rFonts w:ascii="Times New Roman" w:hAnsi="Times New Roman" w:eastAsia="宋体"/>
-          <w:b w:val="0"/>
-          <w:color w:val="1C1917"/>
-          <w:sz w:val="20"/>
-        </w:rPr>
-        <w:t>jūn yún</w:t>
-      </w:r>
-    </w:p>
-    <w:tbl>
-      <w:tblPr>
-        <w:tblW w:type="auto" w:w="0"/>
-        <w:jc w:val="left"/>
-        <w:tblLayout w:type="fixed"/>
-        <w:tblLook w:firstColumn="1" w:firstRow="1" w:lastColumn="0" w:lastRow="0" w:noHBand="0" w:noVBand="1" w:val="04A0"/>
-      </w:tblPr>
-      <w:tblGrid>
-        <w:gridCol w:w="5103"/>
-        <w:gridCol w:w="5103"/>
-      </w:tblGrid>
-      <w:tr>
-        <w:trPr>
-          <w:trHeight w:val="464" w:hRule="atLeast"/>
-        </w:trPr>
-        <w:tc>
-          <w:tcPr>
-            <w:tcW w:type="dxa" w:w="465"/>
-            <w:tcBorders>
-              <w:top w:val="single" w:sz="12" w:space="0" w:color="000000"/>
-              <w:left w:val="single" w:sz="12" w:space="0" w:color="000000"/>
-              <w:bottom w:val="single" w:sz="12" w:space="0" w:color="000000"/>
-              <w:right w:val="single" w:sz="12" w:space="0" w:color="000000"/>
-            </w:tcBorders>
-          </w:tcPr>
-          <w:p>
-            <w:pPr>
-              <w:spacing w:before="0" w:after="0"/>
-            </w:pPr>
-            <w:r/>
-            <w:r>
-              <w:rPr>
-                <w:rFonts w:ascii="宋体" w:hAnsi="宋体" w:eastAsia="宋体"/>
-                <w:b w:val="0"/>
-                <w:color w:val="1C1917"/>
-                <w:sz w:val="28"/>
-              </w:rPr>
-              <w:t xml:space="preserve">　</w:t>
-            </w:r>
-          </w:p>
-        </w:tc>
-        <w:tc>
-          <w:tcPr>
-            <w:tcW w:type="dxa" w:w="465"/>
-            <w:tcBorders>
-              <w:top w:val="single" w:sz="12" w:space="0" w:color="000000"/>
-              <w:left w:val="single" w:sz="12" w:space="0" w:color="000000"/>
-              <w:bottom w:val="single" w:sz="12" w:space="0" w:color="000000"/>
-              <w:right w:val="single" w:sz="12" w:space="0" w:color="000000"/>
-            </w:tcBorders>
-          </w:tcPr>
-          <w:p>
-            <w:pPr>
-              <w:spacing w:before="0" w:after="0"/>
-            </w:pPr>
-            <w:r/>
-            <w:r>
-              <w:rPr>
-                <w:rFonts w:ascii="宋体" w:hAnsi="宋体" w:eastAsia="宋体"/>
-                <w:b w:val="0"/>
-                <w:color w:val="1C1917"/>
-                <w:sz w:val="28"/>
-              </w:rPr>
-              <w:t xml:space="preserve">　</w:t>
-            </w:r>
-          </w:p>
-        </w:tc>
-      </w:tr>
-    </w:tbl>
-    <w:p>
-      <w:pPr>
-        <w:spacing w:before="0" w:after="60"/>
-      </w:pPr>
-    </w:p>
-    <w:p>
-      <w:pPr>
-        <w:spacing w:before="0" w:after="20" w:line="276" w:lineRule="auto"/>
-      </w:pPr>
-      <w:r>
-        <w:rPr>
-          <w:rFonts w:ascii="宋体" w:hAnsi="宋体" w:eastAsia="宋体"/>
-          <w:b w:val="0"/>
-          <w:color w:val="1C1917"/>
-          <w:sz w:val="21"/>
-        </w:rPr>
-        <w:t>的</w:t>
-      </w:r>
-    </w:p>
-    <w:p>
-      <w:pPr>
-        <w:spacing w:before="20" w:after="20" w:line="240" w:lineRule="auto"/>
-      </w:pPr>
-      <w:r>
-        <w:rPr>
-          <w:rFonts w:ascii="Times New Roman" w:hAnsi="Times New Roman" w:eastAsia="宋体"/>
-          <w:b w:val="0"/>
-          <w:color w:val="1C1917"/>
-          <w:sz w:val="20"/>
-        </w:rPr>
-        <w:t>kòng xì</w:t>
-      </w:r>
-    </w:p>
-    <w:tbl>
-      <w:tblPr>
-        <w:tblW w:type="auto" w:w="0"/>
-        <w:jc w:val="left"/>
-        <w:tblLayout w:type="fixed"/>
-        <w:tblLook w:firstColumn="1" w:firstRow="1" w:lastColumn="0" w:lastRow="0" w:noHBand="0" w:noVBand="1" w:val="04A0"/>
-      </w:tblPr>
-      <w:tblGrid>
-        <w:gridCol w:w="5103"/>
-        <w:gridCol w:w="5103"/>
-      </w:tblGrid>
-      <w:tr>
-        <w:trPr>
-          <w:trHeight w:val="464" w:hRule="atLeast"/>
-        </w:trPr>
-        <w:tc>
-          <w:tcPr>
-            <w:tcW w:type="dxa" w:w="465"/>
-            <w:tcBorders>
-              <w:top w:val="single" w:sz="12" w:space="0" w:color="000000"/>
-              <w:left w:val="single" w:sz="12" w:space="0" w:color="000000"/>
-              <w:bottom w:val="single" w:sz="12" w:space="0" w:color="000000"/>
-              <w:right w:val="single" w:sz="12" w:space="0" w:color="000000"/>
-            </w:tcBorders>
-          </w:tcPr>
-          <w:p>
-            <w:pPr>
-              <w:spacing w:before="0" w:after="0"/>
-            </w:pPr>
-            <w:r/>
-            <w:r>
-              <w:rPr>
-                <w:rFonts w:ascii="宋体" w:hAnsi="宋体" w:eastAsia="宋体"/>
-                <w:b w:val="0"/>
-                <w:color w:val="1C1917"/>
-                <w:sz w:val="28"/>
-              </w:rPr>
-              <w:t xml:space="preserve">　</w:t>
-            </w:r>
-          </w:p>
-        </w:tc>
-        <w:tc>
-          <w:tcPr>
-            <w:tcW w:type="dxa" w:w="465"/>
-            <w:tcBorders>
-              <w:top w:val="single" w:sz="12" w:space="0" w:color="000000"/>
-              <w:left w:val="single" w:sz="12" w:space="0" w:color="000000"/>
-              <w:bottom w:val="single" w:sz="12" w:space="0" w:color="000000"/>
-              <w:right w:val="single" w:sz="12" w:space="0" w:color="000000"/>
-            </w:tcBorders>
-          </w:tcPr>
-          <w:p>
-            <w:pPr>
-              <w:spacing w:before="0" w:after="0"/>
-            </w:pPr>
-            <w:r/>
-            <w:r>
-              <w:rPr>
-                <w:rFonts w:ascii="宋体" w:hAnsi="宋体" w:eastAsia="宋体"/>
-                <w:b w:val="0"/>
-                <w:color w:val="1C1917"/>
-                <w:sz w:val="28"/>
-              </w:rPr>
-              <w:t xml:space="preserve">　</w:t>
-            </w:r>
-          </w:p>
-        </w:tc>
-      </w:tr>
-    </w:tbl>
-    <w:p>
-      <w:pPr>
-        <w:spacing w:before="0" w:after="60"/>
-      </w:pPr>
-    </w:p>
-    <w:p>
-      <w:pPr>
-        <w:spacing w:before="0" w:after="80" w:line="276" w:lineRule="auto"/>
-      </w:pPr>
-      <w:r>
-        <w:rPr>
-          <w:rFonts w:ascii="宋体" w:hAnsi="宋体" w:eastAsia="宋体"/>
-          <w:b w:val="0"/>
-          <w:color w:val="1C1917"/>
-          <w:sz w:val="21"/>
-        </w:rPr>
-        <w:t>，看着格外舒服。</w:t>
-      </w:r>
-    </w:p>
-    <w:p>
-      <w:pPr>
-        <w:spacing w:before="140" w:after="80" w:line="276" w:lineRule="auto"/>
+        <w:spacing w:before="160" w:after="80" w:line="276" w:lineRule="auto"/>
       </w:pPr>
       <w:r>
         <w:rPr>
@@ -613,7 +1976,7 @@
     </w:p>
     <w:p>
       <w:pPr>
-        <w:spacing w:before="0" w:after="60" w:line="276" w:lineRule="auto"/>
+        <w:spacing w:before="0" w:after="40" w:line="276" w:lineRule="auto"/>
       </w:pPr>
       <w:r>
         <w:rPr>
@@ -627,7 +1990,7 @@
     </w:p>
     <w:p>
       <w:pPr>
-        <w:spacing w:before="0" w:after="60" w:line="276" w:lineRule="auto"/>
+        <w:spacing w:before="0" w:after="40" w:line="276" w:lineRule="auto"/>
       </w:pPr>
       <w:r>
         <w:rPr>
@@ -641,7 +2004,7 @@
     </w:p>
     <w:p>
       <w:pPr>
-        <w:spacing w:before="0" w:after="60" w:line="276" w:lineRule="auto"/>
+        <w:spacing w:before="0" w:after="40" w:line="276" w:lineRule="auto"/>
       </w:pPr>
       <w:r>
         <w:rPr>
@@ -655,7 +2018,7 @@
     </w:p>
     <w:p>
       <w:pPr>
-        <w:spacing w:before="140" w:after="80" w:line="276" w:lineRule="auto"/>
+        <w:spacing w:before="160" w:after="80" w:line="276" w:lineRule="auto"/>
       </w:pPr>
       <w:r>
         <w:rPr>
@@ -669,7 +2032,7 @@
     </w:p>
     <w:p>
       <w:pPr>
-        <w:spacing w:before="0" w:after="60" w:line="276" w:lineRule="auto"/>
+        <w:spacing w:before="0" w:after="40" w:line="276" w:lineRule="auto"/>
       </w:pPr>
       <w:r>
         <w:rPr>
@@ -683,7 +2046,7 @@
     </w:p>
     <w:p>
       <w:pPr>
-        <w:spacing w:before="0" w:after="60" w:line="276" w:lineRule="auto"/>
+        <w:spacing w:before="0" w:after="40" w:line="276" w:lineRule="auto"/>
       </w:pPr>
       <w:r>
         <w:rPr>
@@ -697,7 +2060,7 @@
     </w:p>
     <w:p>
       <w:pPr>
-        <w:spacing w:before="0" w:after="60" w:line="276" w:lineRule="auto"/>
+        <w:spacing w:before="0" w:after="40" w:line="276" w:lineRule="auto"/>
       </w:pPr>
       <w:r>
         <w:rPr>
@@ -711,7 +2074,7 @@
     </w:p>
     <w:p>
       <w:pPr>
-        <w:spacing w:before="0" w:after="60" w:line="276" w:lineRule="auto"/>
+        <w:spacing w:before="0" w:after="40" w:line="276" w:lineRule="auto"/>
       </w:pPr>
       <w:r>
         <w:rPr>
@@ -725,7 +2088,7 @@
     </w:p>
     <w:p>
       <w:pPr>
-        <w:spacing w:before="0" w:after="60" w:line="276" w:lineRule="auto"/>
+        <w:spacing w:before="0" w:after="40" w:line="276" w:lineRule="auto"/>
       </w:pPr>
       <w:r>
         <w:rPr>
@@ -739,7 +2102,7 @@
     </w:p>
     <w:p>
       <w:pPr>
-        <w:spacing w:before="0" w:after="60" w:line="276" w:lineRule="auto"/>
+        <w:spacing w:before="0" w:after="40" w:line="276" w:lineRule="auto"/>
       </w:pPr>
       <w:r>
         <w:rPr>
@@ -753,7 +2116,7 @@
     </w:p>
     <w:p>
       <w:pPr>
-        <w:spacing w:before="0" w:after="60" w:line="276" w:lineRule="auto"/>
+        <w:spacing w:before="0" w:after="40" w:line="276" w:lineRule="auto"/>
       </w:pPr>
       <w:r>
         <w:rPr>
@@ -767,7 +2130,7 @@
     </w:p>
     <w:p>
       <w:pPr>
-        <w:spacing w:before="0" w:after="60" w:line="276" w:lineRule="auto"/>
+        <w:spacing w:before="0" w:after="40" w:line="276" w:lineRule="auto"/>
       </w:pPr>
       <w:r>
         <w:rPr>
@@ -801,7 +2164,7 @@
     </w:p>
     <w:p>
       <w:pPr>
-        <w:spacing w:before="140" w:after="80" w:line="276" w:lineRule="auto"/>
+        <w:spacing w:before="160" w:after="80" w:line="276" w:lineRule="auto"/>
       </w:pPr>
       <w:r>
         <w:rPr>
@@ -815,7 +2178,7 @@
     </w:p>
     <w:p>
       <w:pPr>
-        <w:spacing w:before="0" w:after="60" w:line="276" w:lineRule="auto"/>
+        <w:spacing w:before="0" w:after="40" w:line="276" w:lineRule="auto"/>
       </w:pPr>
       <w:r>
         <w:rPr>
@@ -829,7 +2192,7 @@
     </w:p>
     <w:p>
       <w:pPr>
-        <w:spacing w:before="0" w:after="60" w:line="276" w:lineRule="auto"/>
+        <w:spacing w:before="0" w:after="40" w:line="276" w:lineRule="auto"/>
       </w:pPr>
       <w:r>
         <w:rPr>
@@ -843,7 +2206,7 @@
     </w:p>
     <w:p>
       <w:pPr>
-        <w:spacing w:before="0" w:after="60" w:line="276" w:lineRule="auto"/>
+        <w:spacing w:before="0" w:after="40" w:line="276" w:lineRule="auto"/>
       </w:pPr>
       <w:r>
         <w:rPr>
@@ -857,7 +2220,7 @@
     </w:p>
     <w:p>
       <w:pPr>
-        <w:spacing w:before="0" w:after="60" w:line="276" w:lineRule="auto"/>
+        <w:spacing w:before="0" w:after="40" w:line="276" w:lineRule="auto"/>
       </w:pPr>
       <w:r>
         <w:rPr>
@@ -871,7 +2234,7 @@
     </w:p>
     <w:p>
       <w:pPr>
-        <w:spacing w:before="0" w:after="60" w:line="276" w:lineRule="auto"/>
+        <w:spacing w:before="0" w:after="40" w:line="276" w:lineRule="auto"/>
       </w:pPr>
       <w:r>
         <w:rPr>
@@ -885,7 +2248,7 @@
     </w:p>
     <w:p>
       <w:pPr>
-        <w:spacing w:before="0" w:after="60" w:line="276" w:lineRule="auto"/>
+        <w:spacing w:before="0" w:after="40" w:line="276" w:lineRule="auto"/>
       </w:pPr>
       <w:r>
         <w:rPr>
@@ -899,7 +2262,7 @@
     </w:p>
     <w:p>
       <w:pPr>
-        <w:spacing w:before="140" w:after="80" w:line="276" w:lineRule="auto"/>
+        <w:spacing w:before="160" w:after="80" w:line="276" w:lineRule="auto"/>
       </w:pPr>
       <w:r>
         <w:rPr>
@@ -913,7 +2276,7 @@
     </w:p>
     <w:p>
       <w:pPr>
-        <w:spacing w:before="0" w:after="60" w:line="276" w:lineRule="auto"/>
+        <w:spacing w:before="0" w:after="40" w:line="276" w:lineRule="auto"/>
       </w:pPr>
       <w:r>
         <w:rPr>
@@ -972,7 +2335,7 @@
     </w:p>
     <w:p>
       <w:pPr>
-        <w:spacing w:before="0" w:after="60" w:line="276" w:lineRule="auto"/>
+        <w:spacing w:before="0" w:after="40" w:line="276" w:lineRule="auto"/>
       </w:pPr>
       <w:r>
         <w:rPr>
@@ -986,7 +2349,7 @@
     </w:p>
     <w:p>
       <w:pPr>
-        <w:spacing w:before="0" w:after="60" w:line="276" w:lineRule="auto"/>
+        <w:spacing w:before="0" w:after="40" w:line="276" w:lineRule="auto"/>
       </w:pPr>
       <w:r>
         <w:rPr>
@@ -1000,7 +2363,7 @@
     </w:p>
     <w:p>
       <w:pPr>
-        <w:spacing w:before="0" w:after="60" w:line="276" w:lineRule="auto"/>
+        <w:spacing w:before="0" w:after="40" w:line="276" w:lineRule="auto"/>
       </w:pPr>
       <w:r>
         <w:rPr>
@@ -1014,7 +2377,7 @@
     </w:p>
     <w:p>
       <w:pPr>
-        <w:spacing w:before="160" w:after="60" w:line="276" w:lineRule="auto"/>
+        <w:spacing w:before="160" w:after="40" w:line="276" w:lineRule="auto"/>
       </w:pPr>
       <w:r>
         <w:rPr>
@@ -1043,7 +2406,7 @@
     </w:p>
     <w:sectPr>
       <w:pgSz w:w="11906" w:h="16838"/>
-      <w:pgMar w:top="680" w:right="850" w:bottom="680" w:left="850" w:header="720" w:footer="720" w:gutter="0"/>
+      <w:pgMar w:top="737" w:right="964" w:bottom="737" w:left="964" w:header="720" w:footer="720" w:gutter="0"/>
       <w:cols w:space="720"/>
       <w:docGrid w:linePitch="360"/>
     </w:sectPr>

--- a/printables/full/u03-full.docx
+++ b/printables/full/u03-full.docx
@@ -85,17 +85,17 @@
       </w:tblGrid>
       <w:tr>
         <w:trPr>
-          <w:trHeight w:val="612" w:hRule="atLeast"/>
+          <w:trHeight w:val="708" w:hRule="atLeast"/>
         </w:trPr>
         <w:tc>
           <w:tcPr>
-            <w:tcW w:type="dxa" w:w="907"/>
+            <w:tcW w:type="dxa" w:w="1049"/>
             <w:vAlign w:val="center"/>
             <w:tcBorders/>
           </w:tcPr>
           <w:p>
             <w:pPr>
-              <w:spacing w:before="0" w:after="0"/>
+              <w:spacing w:before="0" w:after="20"/>
               <w:jc w:val="center"/>
             </w:pPr>
             <w:r/>
@@ -112,292 +112,119 @@
           <w:tbl>
             <w:tblPr>
               <w:tblW w:type="auto" w:w="0"/>
+              <w:jc w:val="center"/>
               <w:tblLayout w:type="fixed"/>
               <w:tblLook w:firstColumn="1" w:firstRow="1" w:lastColumn="0" w:lastRow="0" w:noHBand="0" w:noVBand="1" w:val="04A0"/>
+              <w:tblBorders>
+                <w:top w:val="nil"/>
+                <w:left w:val="nil"/>
+                <w:bottom w:val="nil"/>
+                <w:right w:val="nil"/>
+                <w:insideH w:val="nil"/>
+                <w:insideV w:val="nil"/>
+              </w:tblBorders>
             </w:tblPr>
             <w:tblGrid>
-              <w:gridCol w:w="453"/>
-              <w:gridCol w:w="453"/>
+              <w:gridCol w:w="524"/>
+              <w:gridCol w:w="524"/>
             </w:tblGrid>
             <w:tr>
               <w:trPr>
-                <w:trHeight w:val="396" w:hRule="exact"/>
+                <w:trHeight w:val="442" w:hRule="atLeast"/>
               </w:trPr>
               <w:tc>
                 <w:tcPr>
-                  <w:tcW w:type="dxa" w:w="397"/>
+                  <w:tcW w:type="dxa" w:w="425"/>
                   <w:tcBorders/>
                 </w:tcPr>
                 <w:p>
                   <w:pPr>
-                    <w:spacing w:before="0" w:after="0"/>
+                    <w:spacing w:before="0" w:after="0" w:line="240" w:lineRule="auto"/>
+                    <w:jc w:val="center"/>
                   </w:pPr>
                   <w:r/>
+                  <w:r>
+                    <w:drawing>
+                      <wp:inline xmlns:a="http://schemas.openxmlformats.org/drawingml/2006/main" xmlns:pic="http://schemas.openxmlformats.org/drawingml/2006/picture">
+                        <wp:extent cx="251999" cy="251999"/>
+                        <wp:docPr id="1" name="Picture 1"/>
+                        <wp:cNvGraphicFramePr>
+                          <a:graphicFrameLocks noChangeAspect="1"/>
+                        </wp:cNvGraphicFramePr>
+                        <a:graphic>
+                          <a:graphicData uri="http://schemas.openxmlformats.org/drawingml/2006/picture">
+                            <pic:pic>
+                              <pic:nvPicPr>
+                                <pic:cNvPr id="0" name="tianzige-140.png"/>
+                                <pic:cNvPicPr/>
+                              </pic:nvPicPr>
+                              <pic:blipFill>
+                                <a:blip r:embed="rId9"/>
+                                <a:stretch>
+                                  <a:fillRect/>
+                                </a:stretch>
+                              </pic:blipFill>
+                              <pic:spPr>
+                                <a:xfrm>
+                                  <a:off x="0" y="0"/>
+                                  <a:ext cx="251999" cy="251999"/>
+                                </a:xfrm>
+                                <a:prstGeom prst="rect"/>
+                              </pic:spPr>
+                            </pic:pic>
+                          </a:graphicData>
+                        </a:graphic>
+                      </wp:inline>
+                    </w:drawing>
+                  </w:r>
                 </w:p>
-                <w:tbl>
-                  <w:tblPr>
-                    <w:tblW w:type="auto" w:w="0"/>
-                    <w:tblLayout w:type="fixed"/>
-                    <w:tblLook w:firstColumn="1" w:firstRow="1" w:lastColumn="0" w:lastRow="0" w:noHBand="0" w:noVBand="1" w:val="04A0"/>
-                  </w:tblPr>
-                  <w:tblGrid>
-                    <w:gridCol w:w="198"/>
-                    <w:gridCol w:w="198"/>
-                  </w:tblGrid>
-                  <w:tr>
-                    <w:trPr>
-                      <w:trHeight w:val="198" w:hRule="exact"/>
-                    </w:trPr>
-                    <w:tc>
-                      <w:tcPr>
-                        <w:tcW w:type="dxa" w:w="198"/>
-                        <w:tcBorders>
-                          <w:top w:val="single" w:sz="12" w:space="0" w:color="000000"/>
-                          <w:left w:val="single" w:sz="12" w:space="0" w:color="000000"/>
-                          <w:bottom w:val="dashed" w:sz="6" w:space="0" w:color="808080"/>
-                          <w:right w:val="dashed" w:sz="6" w:space="0" w:color="808080"/>
-                        </w:tcBorders>
-                      </w:tcPr>
-                      <w:p>
-                        <w:pPr>
-                          <w:spacing w:before="0" w:after="0"/>
-                        </w:pPr>
-                        <w:r/>
-                        <w:r>
-                          <w:rPr>
-                            <w:rFonts w:ascii="宋体" w:hAnsi="宋体" w:eastAsia="宋体"/>
-                            <w:b w:val="0"/>
-                            <w:color w:val="1C1917"/>
-                            <w:sz w:val="12"/>
-                          </w:rPr>
-                          <w:t xml:space="preserve"> </w:t>
-                        </w:r>
-                      </w:p>
-                    </w:tc>
-                    <w:tc>
-                      <w:tcPr>
-                        <w:tcW w:type="dxa" w:w="198"/>
-                        <w:tcBorders>
-                          <w:top w:val="single" w:sz="12" w:space="0" w:color="000000"/>
-                          <w:left w:val="dashed" w:sz="6" w:space="0" w:color="808080"/>
-                          <w:bottom w:val="dashed" w:sz="6" w:space="0" w:color="808080"/>
-                          <w:right w:val="single" w:sz="12" w:space="0" w:color="000000"/>
-                        </w:tcBorders>
-                      </w:tcPr>
-                      <w:p>
-                        <w:pPr>
-                          <w:spacing w:before="0" w:after="0"/>
-                        </w:pPr>
-                        <w:r/>
-                        <w:r>
-                          <w:rPr>
-                            <w:rFonts w:ascii="宋体" w:hAnsi="宋体" w:eastAsia="宋体"/>
-                            <w:b w:val="0"/>
-                            <w:color w:val="1C1917"/>
-                            <w:sz w:val="12"/>
-                          </w:rPr>
-                          <w:t xml:space="preserve"> </w:t>
-                        </w:r>
-                      </w:p>
-                    </w:tc>
-                  </w:tr>
-                  <w:tr>
-                    <w:trPr>
-                      <w:trHeight w:val="198" w:hRule="exact"/>
-                    </w:trPr>
-                    <w:tc>
-                      <w:tcPr>
-                        <w:tcW w:type="dxa" w:w="198"/>
-                        <w:tcBorders>
-                          <w:top w:val="dashed" w:sz="6" w:space="0" w:color="808080"/>
-                          <w:left w:val="single" w:sz="12" w:space="0" w:color="000000"/>
-                          <w:bottom w:val="single" w:sz="12" w:space="0" w:color="000000"/>
-                          <w:right w:val="dashed" w:sz="6" w:space="0" w:color="808080"/>
-                        </w:tcBorders>
-                      </w:tcPr>
-                      <w:p>
-                        <w:pPr>
-                          <w:spacing w:before="0" w:after="0"/>
-                        </w:pPr>
-                        <w:r/>
-                        <w:r>
-                          <w:rPr>
-                            <w:rFonts w:ascii="宋体" w:hAnsi="宋体" w:eastAsia="宋体"/>
-                            <w:b w:val="0"/>
-                            <w:color w:val="1C1917"/>
-                            <w:sz w:val="12"/>
-                          </w:rPr>
-                          <w:t xml:space="preserve"> </w:t>
-                        </w:r>
-                      </w:p>
-                    </w:tc>
-                    <w:tc>
-                      <w:tcPr>
-                        <w:tcW w:type="dxa" w:w="198"/>
-                        <w:tcBorders>
-                          <w:top w:val="dashed" w:sz="6" w:space="0" w:color="808080"/>
-                          <w:left w:val="dashed" w:sz="6" w:space="0" w:color="808080"/>
-                          <w:bottom w:val="single" w:sz="12" w:space="0" w:color="000000"/>
-                          <w:right w:val="single" w:sz="12" w:space="0" w:color="000000"/>
-                        </w:tcBorders>
-                      </w:tcPr>
-                      <w:p>
-                        <w:pPr>
-                          <w:spacing w:before="0" w:after="0"/>
-                        </w:pPr>
-                        <w:r/>
-                        <w:r>
-                          <w:rPr>
-                            <w:rFonts w:ascii="宋体" w:hAnsi="宋体" w:eastAsia="宋体"/>
-                            <w:b w:val="0"/>
-                            <w:color w:val="1C1917"/>
-                            <w:sz w:val="12"/>
-                          </w:rPr>
-                          <w:t xml:space="preserve"> </w:t>
-                        </w:r>
-                      </w:p>
-                    </w:tc>
-                  </w:tr>
-                </w:tbl>
-                <w:p/>
               </w:tc>
               <w:tc>
                 <w:tcPr>
-                  <w:tcW w:type="dxa" w:w="397"/>
+                  <w:tcW w:type="dxa" w:w="425"/>
                   <w:tcBorders/>
                 </w:tcPr>
                 <w:p>
                   <w:pPr>
-                    <w:spacing w:before="0" w:after="0"/>
+                    <w:spacing w:before="0" w:after="0" w:line="240" w:lineRule="auto"/>
+                    <w:jc w:val="center"/>
                   </w:pPr>
                   <w:r/>
+                  <w:r>
+                    <w:drawing>
+                      <wp:inline xmlns:a="http://schemas.openxmlformats.org/drawingml/2006/main" xmlns:pic="http://schemas.openxmlformats.org/drawingml/2006/picture">
+                        <wp:extent cx="251999" cy="251999"/>
+                        <wp:docPr id="2" name="Picture 2"/>
+                        <wp:cNvGraphicFramePr>
+                          <a:graphicFrameLocks noChangeAspect="1"/>
+                        </wp:cNvGraphicFramePr>
+                        <a:graphic>
+                          <a:graphicData uri="http://schemas.openxmlformats.org/drawingml/2006/picture">
+                            <pic:pic>
+                              <pic:nvPicPr>
+                                <pic:cNvPr id="0" name="tianzige-140.png"/>
+                                <pic:cNvPicPr/>
+                              </pic:nvPicPr>
+                              <pic:blipFill>
+                                <a:blip r:embed="rId9"/>
+                                <a:stretch>
+                                  <a:fillRect/>
+                                </a:stretch>
+                              </pic:blipFill>
+                              <pic:spPr>
+                                <a:xfrm>
+                                  <a:off x="0" y="0"/>
+                                  <a:ext cx="251999" cy="251999"/>
+                                </a:xfrm>
+                                <a:prstGeom prst="rect"/>
+                              </pic:spPr>
+                            </pic:pic>
+                          </a:graphicData>
+                        </a:graphic>
+                      </wp:inline>
+                    </w:drawing>
+                  </w:r>
                 </w:p>
-                <w:tbl>
-                  <w:tblPr>
-                    <w:tblW w:type="auto" w:w="0"/>
-                    <w:tblLayout w:type="fixed"/>
-                    <w:tblLook w:firstColumn="1" w:firstRow="1" w:lastColumn="0" w:lastRow="0" w:noHBand="0" w:noVBand="1" w:val="04A0"/>
-                  </w:tblPr>
-                  <w:tblGrid>
-                    <w:gridCol w:w="198"/>
-                    <w:gridCol w:w="198"/>
-                  </w:tblGrid>
-                  <w:tr>
-                    <w:trPr>
-                      <w:trHeight w:val="198" w:hRule="exact"/>
-                    </w:trPr>
-                    <w:tc>
-                      <w:tcPr>
-                        <w:tcW w:type="dxa" w:w="198"/>
-                        <w:tcBorders>
-                          <w:top w:val="single" w:sz="12" w:space="0" w:color="000000"/>
-                          <w:left w:val="single" w:sz="12" w:space="0" w:color="000000"/>
-                          <w:bottom w:val="dashed" w:sz="6" w:space="0" w:color="808080"/>
-                          <w:right w:val="dashed" w:sz="6" w:space="0" w:color="808080"/>
-                        </w:tcBorders>
-                      </w:tcPr>
-                      <w:p>
-                        <w:pPr>
-                          <w:spacing w:before="0" w:after="0"/>
-                        </w:pPr>
-                        <w:r/>
-                        <w:r>
-                          <w:rPr>
-                            <w:rFonts w:ascii="宋体" w:hAnsi="宋体" w:eastAsia="宋体"/>
-                            <w:b w:val="0"/>
-                            <w:color w:val="1C1917"/>
-                            <w:sz w:val="12"/>
-                          </w:rPr>
-                          <w:t xml:space="preserve"> </w:t>
-                        </w:r>
-                      </w:p>
-                    </w:tc>
-                    <w:tc>
-                      <w:tcPr>
-                        <w:tcW w:type="dxa" w:w="198"/>
-                        <w:tcBorders>
-                          <w:top w:val="single" w:sz="12" w:space="0" w:color="000000"/>
-                          <w:left w:val="dashed" w:sz="6" w:space="0" w:color="808080"/>
-                          <w:bottom w:val="dashed" w:sz="6" w:space="0" w:color="808080"/>
-                          <w:right w:val="single" w:sz="12" w:space="0" w:color="000000"/>
-                        </w:tcBorders>
-                      </w:tcPr>
-                      <w:p>
-                        <w:pPr>
-                          <w:spacing w:before="0" w:after="0"/>
-                        </w:pPr>
-                        <w:r/>
-                        <w:r>
-                          <w:rPr>
-                            <w:rFonts w:ascii="宋体" w:hAnsi="宋体" w:eastAsia="宋体"/>
-                            <w:b w:val="0"/>
-                            <w:color w:val="1C1917"/>
-                            <w:sz w:val="12"/>
-                          </w:rPr>
-                          <w:t xml:space="preserve"> </w:t>
-                        </w:r>
-                      </w:p>
-                    </w:tc>
-                  </w:tr>
-                  <w:tr>
-                    <w:trPr>
-                      <w:trHeight w:val="198" w:hRule="exact"/>
-                    </w:trPr>
-                    <w:tc>
-                      <w:tcPr>
-                        <w:tcW w:type="dxa" w:w="198"/>
-                        <w:tcBorders>
-                          <w:top w:val="dashed" w:sz="6" w:space="0" w:color="808080"/>
-                          <w:left w:val="single" w:sz="12" w:space="0" w:color="000000"/>
-                          <w:bottom w:val="single" w:sz="12" w:space="0" w:color="000000"/>
-                          <w:right w:val="dashed" w:sz="6" w:space="0" w:color="808080"/>
-                        </w:tcBorders>
-                      </w:tcPr>
-                      <w:p>
-                        <w:pPr>
-                          <w:spacing w:before="0" w:after="0"/>
-                        </w:pPr>
-                        <w:r/>
-                        <w:r>
-                          <w:rPr>
-                            <w:rFonts w:ascii="宋体" w:hAnsi="宋体" w:eastAsia="宋体"/>
-                            <w:b w:val="0"/>
-                            <w:color w:val="1C1917"/>
-                            <w:sz w:val="12"/>
-                          </w:rPr>
-                          <w:t xml:space="preserve"> </w:t>
-                        </w:r>
-                      </w:p>
-                    </w:tc>
-                    <w:tc>
-                      <w:tcPr>
-                        <w:tcW w:type="dxa" w:w="198"/>
-                        <w:tcBorders>
-                          <w:top w:val="dashed" w:sz="6" w:space="0" w:color="808080"/>
-                          <w:left w:val="dashed" w:sz="6" w:space="0" w:color="808080"/>
-                          <w:bottom w:val="single" w:sz="12" w:space="0" w:color="000000"/>
-                          <w:right w:val="single" w:sz="12" w:space="0" w:color="000000"/>
-                        </w:tcBorders>
-                      </w:tcPr>
-                      <w:p>
-                        <w:pPr>
-                          <w:spacing w:before="0" w:after="0"/>
-                        </w:pPr>
-                        <w:r/>
-                        <w:r>
-                          <w:rPr>
-                            <w:rFonts w:ascii="宋体" w:hAnsi="宋体" w:eastAsia="宋体"/>
-                            <w:b w:val="0"/>
-                            <w:color w:val="1C1917"/>
-                            <w:sz w:val="12"/>
-                          </w:rPr>
-                          <w:t xml:space="preserve"> </w:t>
-                        </w:r>
-                      </w:p>
-                    </w:tc>
-                  </w:tr>
-                </w:tbl>
-                <w:p/>
               </w:tc>
             </w:tr>
           </w:tbl>
@@ -428,13 +255,13 @@
         </w:tc>
         <w:tc>
           <w:tcPr>
-            <w:tcW w:type="dxa" w:w="907"/>
+            <w:tcW w:type="dxa" w:w="1049"/>
             <w:vAlign w:val="center"/>
             <w:tcBorders/>
           </w:tcPr>
           <w:p>
             <w:pPr>
-              <w:spacing w:before="0" w:after="0"/>
+              <w:spacing w:before="0" w:after="20"/>
               <w:jc w:val="center"/>
             </w:pPr>
             <w:r/>
@@ -451,292 +278,119 @@
           <w:tbl>
             <w:tblPr>
               <w:tblW w:type="auto" w:w="0"/>
+              <w:jc w:val="center"/>
               <w:tblLayout w:type="fixed"/>
               <w:tblLook w:firstColumn="1" w:firstRow="1" w:lastColumn="0" w:lastRow="0" w:noHBand="0" w:noVBand="1" w:val="04A0"/>
+              <w:tblBorders>
+                <w:top w:val="nil"/>
+                <w:left w:val="nil"/>
+                <w:bottom w:val="nil"/>
+                <w:right w:val="nil"/>
+                <w:insideH w:val="nil"/>
+                <w:insideV w:val="nil"/>
+              </w:tblBorders>
             </w:tblPr>
             <w:tblGrid>
-              <w:gridCol w:w="453"/>
-              <w:gridCol w:w="453"/>
+              <w:gridCol w:w="524"/>
+              <w:gridCol w:w="524"/>
             </w:tblGrid>
             <w:tr>
               <w:trPr>
-                <w:trHeight w:val="396" w:hRule="exact"/>
+                <w:trHeight w:val="442" w:hRule="atLeast"/>
               </w:trPr>
               <w:tc>
                 <w:tcPr>
-                  <w:tcW w:type="dxa" w:w="397"/>
+                  <w:tcW w:type="dxa" w:w="425"/>
                   <w:tcBorders/>
                 </w:tcPr>
                 <w:p>
                   <w:pPr>
-                    <w:spacing w:before="0" w:after="0"/>
+                    <w:spacing w:before="0" w:after="0" w:line="240" w:lineRule="auto"/>
+                    <w:jc w:val="center"/>
                   </w:pPr>
                   <w:r/>
+                  <w:r>
+                    <w:drawing>
+                      <wp:inline xmlns:a="http://schemas.openxmlformats.org/drawingml/2006/main" xmlns:pic="http://schemas.openxmlformats.org/drawingml/2006/picture">
+                        <wp:extent cx="251999" cy="251999"/>
+                        <wp:docPr id="3" name="Picture 3"/>
+                        <wp:cNvGraphicFramePr>
+                          <a:graphicFrameLocks noChangeAspect="1"/>
+                        </wp:cNvGraphicFramePr>
+                        <a:graphic>
+                          <a:graphicData uri="http://schemas.openxmlformats.org/drawingml/2006/picture">
+                            <pic:pic>
+                              <pic:nvPicPr>
+                                <pic:cNvPr id="0" name="tianzige-140.png"/>
+                                <pic:cNvPicPr/>
+                              </pic:nvPicPr>
+                              <pic:blipFill>
+                                <a:blip r:embed="rId9"/>
+                                <a:stretch>
+                                  <a:fillRect/>
+                                </a:stretch>
+                              </pic:blipFill>
+                              <pic:spPr>
+                                <a:xfrm>
+                                  <a:off x="0" y="0"/>
+                                  <a:ext cx="251999" cy="251999"/>
+                                </a:xfrm>
+                                <a:prstGeom prst="rect"/>
+                              </pic:spPr>
+                            </pic:pic>
+                          </a:graphicData>
+                        </a:graphic>
+                      </wp:inline>
+                    </w:drawing>
+                  </w:r>
                 </w:p>
-                <w:tbl>
-                  <w:tblPr>
-                    <w:tblW w:type="auto" w:w="0"/>
-                    <w:tblLayout w:type="fixed"/>
-                    <w:tblLook w:firstColumn="1" w:firstRow="1" w:lastColumn="0" w:lastRow="0" w:noHBand="0" w:noVBand="1" w:val="04A0"/>
-                  </w:tblPr>
-                  <w:tblGrid>
-                    <w:gridCol w:w="198"/>
-                    <w:gridCol w:w="198"/>
-                  </w:tblGrid>
-                  <w:tr>
-                    <w:trPr>
-                      <w:trHeight w:val="198" w:hRule="exact"/>
-                    </w:trPr>
-                    <w:tc>
-                      <w:tcPr>
-                        <w:tcW w:type="dxa" w:w="198"/>
-                        <w:tcBorders>
-                          <w:top w:val="single" w:sz="12" w:space="0" w:color="000000"/>
-                          <w:left w:val="single" w:sz="12" w:space="0" w:color="000000"/>
-                          <w:bottom w:val="dashed" w:sz="6" w:space="0" w:color="808080"/>
-                          <w:right w:val="dashed" w:sz="6" w:space="0" w:color="808080"/>
-                        </w:tcBorders>
-                      </w:tcPr>
-                      <w:p>
-                        <w:pPr>
-                          <w:spacing w:before="0" w:after="0"/>
-                        </w:pPr>
-                        <w:r/>
-                        <w:r>
-                          <w:rPr>
-                            <w:rFonts w:ascii="宋体" w:hAnsi="宋体" w:eastAsia="宋体"/>
-                            <w:b w:val="0"/>
-                            <w:color w:val="1C1917"/>
-                            <w:sz w:val="12"/>
-                          </w:rPr>
-                          <w:t xml:space="preserve"> </w:t>
-                        </w:r>
-                      </w:p>
-                    </w:tc>
-                    <w:tc>
-                      <w:tcPr>
-                        <w:tcW w:type="dxa" w:w="198"/>
-                        <w:tcBorders>
-                          <w:top w:val="single" w:sz="12" w:space="0" w:color="000000"/>
-                          <w:left w:val="dashed" w:sz="6" w:space="0" w:color="808080"/>
-                          <w:bottom w:val="dashed" w:sz="6" w:space="0" w:color="808080"/>
-                          <w:right w:val="single" w:sz="12" w:space="0" w:color="000000"/>
-                        </w:tcBorders>
-                      </w:tcPr>
-                      <w:p>
-                        <w:pPr>
-                          <w:spacing w:before="0" w:after="0"/>
-                        </w:pPr>
-                        <w:r/>
-                        <w:r>
-                          <w:rPr>
-                            <w:rFonts w:ascii="宋体" w:hAnsi="宋体" w:eastAsia="宋体"/>
-                            <w:b w:val="0"/>
-                            <w:color w:val="1C1917"/>
-                            <w:sz w:val="12"/>
-                          </w:rPr>
-                          <w:t xml:space="preserve"> </w:t>
-                        </w:r>
-                      </w:p>
-                    </w:tc>
-                  </w:tr>
-                  <w:tr>
-                    <w:trPr>
-                      <w:trHeight w:val="198" w:hRule="exact"/>
-                    </w:trPr>
-                    <w:tc>
-                      <w:tcPr>
-                        <w:tcW w:type="dxa" w:w="198"/>
-                        <w:tcBorders>
-                          <w:top w:val="dashed" w:sz="6" w:space="0" w:color="808080"/>
-                          <w:left w:val="single" w:sz="12" w:space="0" w:color="000000"/>
-                          <w:bottom w:val="single" w:sz="12" w:space="0" w:color="000000"/>
-                          <w:right w:val="dashed" w:sz="6" w:space="0" w:color="808080"/>
-                        </w:tcBorders>
-                      </w:tcPr>
-                      <w:p>
-                        <w:pPr>
-                          <w:spacing w:before="0" w:after="0"/>
-                        </w:pPr>
-                        <w:r/>
-                        <w:r>
-                          <w:rPr>
-                            <w:rFonts w:ascii="宋体" w:hAnsi="宋体" w:eastAsia="宋体"/>
-                            <w:b w:val="0"/>
-                            <w:color w:val="1C1917"/>
-                            <w:sz w:val="12"/>
-                          </w:rPr>
-                          <w:t xml:space="preserve"> </w:t>
-                        </w:r>
-                      </w:p>
-                    </w:tc>
-                    <w:tc>
-                      <w:tcPr>
-                        <w:tcW w:type="dxa" w:w="198"/>
-                        <w:tcBorders>
-                          <w:top w:val="dashed" w:sz="6" w:space="0" w:color="808080"/>
-                          <w:left w:val="dashed" w:sz="6" w:space="0" w:color="808080"/>
-                          <w:bottom w:val="single" w:sz="12" w:space="0" w:color="000000"/>
-                          <w:right w:val="single" w:sz="12" w:space="0" w:color="000000"/>
-                        </w:tcBorders>
-                      </w:tcPr>
-                      <w:p>
-                        <w:pPr>
-                          <w:spacing w:before="0" w:after="0"/>
-                        </w:pPr>
-                        <w:r/>
-                        <w:r>
-                          <w:rPr>
-                            <w:rFonts w:ascii="宋体" w:hAnsi="宋体" w:eastAsia="宋体"/>
-                            <w:b w:val="0"/>
-                            <w:color w:val="1C1917"/>
-                            <w:sz w:val="12"/>
-                          </w:rPr>
-                          <w:t xml:space="preserve"> </w:t>
-                        </w:r>
-                      </w:p>
-                    </w:tc>
-                  </w:tr>
-                </w:tbl>
-                <w:p/>
               </w:tc>
               <w:tc>
                 <w:tcPr>
-                  <w:tcW w:type="dxa" w:w="397"/>
+                  <w:tcW w:type="dxa" w:w="425"/>
                   <w:tcBorders/>
                 </w:tcPr>
                 <w:p>
                   <w:pPr>
-                    <w:spacing w:before="0" w:after="0"/>
+                    <w:spacing w:before="0" w:after="0" w:line="240" w:lineRule="auto"/>
+                    <w:jc w:val="center"/>
                   </w:pPr>
                   <w:r/>
+                  <w:r>
+                    <w:drawing>
+                      <wp:inline xmlns:a="http://schemas.openxmlformats.org/drawingml/2006/main" xmlns:pic="http://schemas.openxmlformats.org/drawingml/2006/picture">
+                        <wp:extent cx="251999" cy="251999"/>
+                        <wp:docPr id="4" name="Picture 4"/>
+                        <wp:cNvGraphicFramePr>
+                          <a:graphicFrameLocks noChangeAspect="1"/>
+                        </wp:cNvGraphicFramePr>
+                        <a:graphic>
+                          <a:graphicData uri="http://schemas.openxmlformats.org/drawingml/2006/picture">
+                            <pic:pic>
+                              <pic:nvPicPr>
+                                <pic:cNvPr id="0" name="tianzige-140.png"/>
+                                <pic:cNvPicPr/>
+                              </pic:nvPicPr>
+                              <pic:blipFill>
+                                <a:blip r:embed="rId9"/>
+                                <a:stretch>
+                                  <a:fillRect/>
+                                </a:stretch>
+                              </pic:blipFill>
+                              <pic:spPr>
+                                <a:xfrm>
+                                  <a:off x="0" y="0"/>
+                                  <a:ext cx="251999" cy="251999"/>
+                                </a:xfrm>
+                                <a:prstGeom prst="rect"/>
+                              </pic:spPr>
+                            </pic:pic>
+                          </a:graphicData>
+                        </a:graphic>
+                      </wp:inline>
+                    </w:drawing>
+                  </w:r>
                 </w:p>
-                <w:tbl>
-                  <w:tblPr>
-                    <w:tblW w:type="auto" w:w="0"/>
-                    <w:tblLayout w:type="fixed"/>
-                    <w:tblLook w:firstColumn="1" w:firstRow="1" w:lastColumn="0" w:lastRow="0" w:noHBand="0" w:noVBand="1" w:val="04A0"/>
-                  </w:tblPr>
-                  <w:tblGrid>
-                    <w:gridCol w:w="198"/>
-                    <w:gridCol w:w="198"/>
-                  </w:tblGrid>
-                  <w:tr>
-                    <w:trPr>
-                      <w:trHeight w:val="198" w:hRule="exact"/>
-                    </w:trPr>
-                    <w:tc>
-                      <w:tcPr>
-                        <w:tcW w:type="dxa" w:w="198"/>
-                        <w:tcBorders>
-                          <w:top w:val="single" w:sz="12" w:space="0" w:color="000000"/>
-                          <w:left w:val="single" w:sz="12" w:space="0" w:color="000000"/>
-                          <w:bottom w:val="dashed" w:sz="6" w:space="0" w:color="808080"/>
-                          <w:right w:val="dashed" w:sz="6" w:space="0" w:color="808080"/>
-                        </w:tcBorders>
-                      </w:tcPr>
-                      <w:p>
-                        <w:pPr>
-                          <w:spacing w:before="0" w:after="0"/>
-                        </w:pPr>
-                        <w:r/>
-                        <w:r>
-                          <w:rPr>
-                            <w:rFonts w:ascii="宋体" w:hAnsi="宋体" w:eastAsia="宋体"/>
-                            <w:b w:val="0"/>
-                            <w:color w:val="1C1917"/>
-                            <w:sz w:val="12"/>
-                          </w:rPr>
-                          <w:t xml:space="preserve"> </w:t>
-                        </w:r>
-                      </w:p>
-                    </w:tc>
-                    <w:tc>
-                      <w:tcPr>
-                        <w:tcW w:type="dxa" w:w="198"/>
-                        <w:tcBorders>
-                          <w:top w:val="single" w:sz="12" w:space="0" w:color="000000"/>
-                          <w:left w:val="dashed" w:sz="6" w:space="0" w:color="808080"/>
-                          <w:bottom w:val="dashed" w:sz="6" w:space="0" w:color="808080"/>
-                          <w:right w:val="single" w:sz="12" w:space="0" w:color="000000"/>
-                        </w:tcBorders>
-                      </w:tcPr>
-                      <w:p>
-                        <w:pPr>
-                          <w:spacing w:before="0" w:after="0"/>
-                        </w:pPr>
-                        <w:r/>
-                        <w:r>
-                          <w:rPr>
-                            <w:rFonts w:ascii="宋体" w:hAnsi="宋体" w:eastAsia="宋体"/>
-                            <w:b w:val="0"/>
-                            <w:color w:val="1C1917"/>
-                            <w:sz w:val="12"/>
-                          </w:rPr>
-                          <w:t xml:space="preserve"> </w:t>
-                        </w:r>
-                      </w:p>
-                    </w:tc>
-                  </w:tr>
-                  <w:tr>
-                    <w:trPr>
-                      <w:trHeight w:val="198" w:hRule="exact"/>
-                    </w:trPr>
-                    <w:tc>
-                      <w:tcPr>
-                        <w:tcW w:type="dxa" w:w="198"/>
-                        <w:tcBorders>
-                          <w:top w:val="dashed" w:sz="6" w:space="0" w:color="808080"/>
-                          <w:left w:val="single" w:sz="12" w:space="0" w:color="000000"/>
-                          <w:bottom w:val="single" w:sz="12" w:space="0" w:color="000000"/>
-                          <w:right w:val="dashed" w:sz="6" w:space="0" w:color="808080"/>
-                        </w:tcBorders>
-                      </w:tcPr>
-                      <w:p>
-                        <w:pPr>
-                          <w:spacing w:before="0" w:after="0"/>
-                        </w:pPr>
-                        <w:r/>
-                        <w:r>
-                          <w:rPr>
-                            <w:rFonts w:ascii="宋体" w:hAnsi="宋体" w:eastAsia="宋体"/>
-                            <w:b w:val="0"/>
-                            <w:color w:val="1C1917"/>
-                            <w:sz w:val="12"/>
-                          </w:rPr>
-                          <w:t xml:space="preserve"> </w:t>
-                        </w:r>
-                      </w:p>
-                    </w:tc>
-                    <w:tc>
-                      <w:tcPr>
-                        <w:tcW w:type="dxa" w:w="198"/>
-                        <w:tcBorders>
-                          <w:top w:val="dashed" w:sz="6" w:space="0" w:color="808080"/>
-                          <w:left w:val="dashed" w:sz="6" w:space="0" w:color="808080"/>
-                          <w:bottom w:val="single" w:sz="12" w:space="0" w:color="000000"/>
-                          <w:right w:val="single" w:sz="12" w:space="0" w:color="000000"/>
-                        </w:tcBorders>
-                      </w:tcPr>
-                      <w:p>
-                        <w:pPr>
-                          <w:spacing w:before="0" w:after="0"/>
-                        </w:pPr>
-                        <w:r/>
-                        <w:r>
-                          <w:rPr>
-                            <w:rFonts w:ascii="宋体" w:hAnsi="宋体" w:eastAsia="宋体"/>
-                            <w:b w:val="0"/>
-                            <w:color w:val="1C1917"/>
-                            <w:sz w:val="12"/>
-                          </w:rPr>
-                          <w:t xml:space="preserve"> </w:t>
-                        </w:r>
-                      </w:p>
-                    </w:tc>
-                  </w:tr>
-                </w:tbl>
-                <w:p/>
               </w:tc>
             </w:tr>
           </w:tbl>
@@ -767,13 +421,13 @@
         </w:tc>
         <w:tc>
           <w:tcPr>
-            <w:tcW w:type="dxa" w:w="1304"/>
+            <w:tcW w:type="dxa" w:w="1446"/>
             <w:vAlign w:val="center"/>
             <w:tcBorders/>
           </w:tcPr>
           <w:p>
             <w:pPr>
-              <w:spacing w:before="0" w:after="0"/>
+              <w:spacing w:before="0" w:after="20"/>
               <w:jc w:val="center"/>
             </w:pPr>
             <w:r/>
@@ -790,431 +444,167 @@
           <w:tbl>
             <w:tblPr>
               <w:tblW w:type="auto" w:w="0"/>
+              <w:jc w:val="center"/>
               <w:tblLayout w:type="fixed"/>
               <w:tblLook w:firstColumn="1" w:firstRow="1" w:lastColumn="0" w:lastRow="0" w:noHBand="0" w:noVBand="1" w:val="04A0"/>
+              <w:tblBorders>
+                <w:top w:val="nil"/>
+                <w:left w:val="nil"/>
+                <w:bottom w:val="nil"/>
+                <w:right w:val="nil"/>
+                <w:insideH w:val="nil"/>
+                <w:insideV w:val="nil"/>
+              </w:tblBorders>
             </w:tblPr>
             <w:tblGrid>
-              <w:gridCol w:w="435"/>
-              <w:gridCol w:w="435"/>
-              <w:gridCol w:w="435"/>
+              <w:gridCol w:w="482"/>
+              <w:gridCol w:w="482"/>
+              <w:gridCol w:w="482"/>
             </w:tblGrid>
             <w:tr>
               <w:trPr>
-                <w:trHeight w:val="396" w:hRule="exact"/>
+                <w:trHeight w:val="442" w:hRule="atLeast"/>
               </w:trPr>
               <w:tc>
                 <w:tcPr>
-                  <w:tcW w:type="dxa" w:w="397"/>
+                  <w:tcW w:type="dxa" w:w="425"/>
                   <w:tcBorders/>
                 </w:tcPr>
                 <w:p>
                   <w:pPr>
-                    <w:spacing w:before="0" w:after="0"/>
+                    <w:spacing w:before="0" w:after="0" w:line="240" w:lineRule="auto"/>
+                    <w:jc w:val="center"/>
                   </w:pPr>
                   <w:r/>
+                  <w:r>
+                    <w:drawing>
+                      <wp:inline xmlns:a="http://schemas.openxmlformats.org/drawingml/2006/main" xmlns:pic="http://schemas.openxmlformats.org/drawingml/2006/picture">
+                        <wp:extent cx="251999" cy="251999"/>
+                        <wp:docPr id="5" name="Picture 5"/>
+                        <wp:cNvGraphicFramePr>
+                          <a:graphicFrameLocks noChangeAspect="1"/>
+                        </wp:cNvGraphicFramePr>
+                        <a:graphic>
+                          <a:graphicData uri="http://schemas.openxmlformats.org/drawingml/2006/picture">
+                            <pic:pic>
+                              <pic:nvPicPr>
+                                <pic:cNvPr id="0" name="tianzige-140.png"/>
+                                <pic:cNvPicPr/>
+                              </pic:nvPicPr>
+                              <pic:blipFill>
+                                <a:blip r:embed="rId9"/>
+                                <a:stretch>
+                                  <a:fillRect/>
+                                </a:stretch>
+                              </pic:blipFill>
+                              <pic:spPr>
+                                <a:xfrm>
+                                  <a:off x="0" y="0"/>
+                                  <a:ext cx="251999" cy="251999"/>
+                                </a:xfrm>
+                                <a:prstGeom prst="rect"/>
+                              </pic:spPr>
+                            </pic:pic>
+                          </a:graphicData>
+                        </a:graphic>
+                      </wp:inline>
+                    </w:drawing>
+                  </w:r>
                 </w:p>
-                <w:tbl>
-                  <w:tblPr>
-                    <w:tblW w:type="auto" w:w="0"/>
-                    <w:tblLayout w:type="fixed"/>
-                    <w:tblLook w:firstColumn="1" w:firstRow="1" w:lastColumn="0" w:lastRow="0" w:noHBand="0" w:noVBand="1" w:val="04A0"/>
-                  </w:tblPr>
-                  <w:tblGrid>
-                    <w:gridCol w:w="198"/>
-                    <w:gridCol w:w="198"/>
-                  </w:tblGrid>
-                  <w:tr>
-                    <w:trPr>
-                      <w:trHeight w:val="198" w:hRule="exact"/>
-                    </w:trPr>
-                    <w:tc>
-                      <w:tcPr>
-                        <w:tcW w:type="dxa" w:w="198"/>
-                        <w:tcBorders>
-                          <w:top w:val="single" w:sz="12" w:space="0" w:color="000000"/>
-                          <w:left w:val="single" w:sz="12" w:space="0" w:color="000000"/>
-                          <w:bottom w:val="dashed" w:sz="6" w:space="0" w:color="808080"/>
-                          <w:right w:val="dashed" w:sz="6" w:space="0" w:color="808080"/>
-                        </w:tcBorders>
-                      </w:tcPr>
-                      <w:p>
-                        <w:pPr>
-                          <w:spacing w:before="0" w:after="0"/>
-                        </w:pPr>
-                        <w:r/>
-                        <w:r>
-                          <w:rPr>
-                            <w:rFonts w:ascii="宋体" w:hAnsi="宋体" w:eastAsia="宋体"/>
-                            <w:b w:val="0"/>
-                            <w:color w:val="1C1917"/>
-                            <w:sz w:val="12"/>
-                          </w:rPr>
-                          <w:t xml:space="preserve"> </w:t>
-                        </w:r>
-                      </w:p>
-                    </w:tc>
-                    <w:tc>
-                      <w:tcPr>
-                        <w:tcW w:type="dxa" w:w="198"/>
-                        <w:tcBorders>
-                          <w:top w:val="single" w:sz="12" w:space="0" w:color="000000"/>
-                          <w:left w:val="dashed" w:sz="6" w:space="0" w:color="808080"/>
-                          <w:bottom w:val="dashed" w:sz="6" w:space="0" w:color="808080"/>
-                          <w:right w:val="single" w:sz="12" w:space="0" w:color="000000"/>
-                        </w:tcBorders>
-                      </w:tcPr>
-                      <w:p>
-                        <w:pPr>
-                          <w:spacing w:before="0" w:after="0"/>
-                        </w:pPr>
-                        <w:r/>
-                        <w:r>
-                          <w:rPr>
-                            <w:rFonts w:ascii="宋体" w:hAnsi="宋体" w:eastAsia="宋体"/>
-                            <w:b w:val="0"/>
-                            <w:color w:val="1C1917"/>
-                            <w:sz w:val="12"/>
-                          </w:rPr>
-                          <w:t xml:space="preserve"> </w:t>
-                        </w:r>
-                      </w:p>
-                    </w:tc>
-                  </w:tr>
-                  <w:tr>
-                    <w:trPr>
-                      <w:trHeight w:val="198" w:hRule="exact"/>
-                    </w:trPr>
-                    <w:tc>
-                      <w:tcPr>
-                        <w:tcW w:type="dxa" w:w="198"/>
-                        <w:tcBorders>
-                          <w:top w:val="dashed" w:sz="6" w:space="0" w:color="808080"/>
-                          <w:left w:val="single" w:sz="12" w:space="0" w:color="000000"/>
-                          <w:bottom w:val="single" w:sz="12" w:space="0" w:color="000000"/>
-                          <w:right w:val="dashed" w:sz="6" w:space="0" w:color="808080"/>
-                        </w:tcBorders>
-                      </w:tcPr>
-                      <w:p>
-                        <w:pPr>
-                          <w:spacing w:before="0" w:after="0"/>
-                        </w:pPr>
-                        <w:r/>
-                        <w:r>
-                          <w:rPr>
-                            <w:rFonts w:ascii="宋体" w:hAnsi="宋体" w:eastAsia="宋体"/>
-                            <w:b w:val="0"/>
-                            <w:color w:val="1C1917"/>
-                            <w:sz w:val="12"/>
-                          </w:rPr>
-                          <w:t xml:space="preserve"> </w:t>
-                        </w:r>
-                      </w:p>
-                    </w:tc>
-                    <w:tc>
-                      <w:tcPr>
-                        <w:tcW w:type="dxa" w:w="198"/>
-                        <w:tcBorders>
-                          <w:top w:val="dashed" w:sz="6" w:space="0" w:color="808080"/>
-                          <w:left w:val="dashed" w:sz="6" w:space="0" w:color="808080"/>
-                          <w:bottom w:val="single" w:sz="12" w:space="0" w:color="000000"/>
-                          <w:right w:val="single" w:sz="12" w:space="0" w:color="000000"/>
-                        </w:tcBorders>
-                      </w:tcPr>
-                      <w:p>
-                        <w:pPr>
-                          <w:spacing w:before="0" w:after="0"/>
-                        </w:pPr>
-                        <w:r/>
-                        <w:r>
-                          <w:rPr>
-                            <w:rFonts w:ascii="宋体" w:hAnsi="宋体" w:eastAsia="宋体"/>
-                            <w:b w:val="0"/>
-                            <w:color w:val="1C1917"/>
-                            <w:sz w:val="12"/>
-                          </w:rPr>
-                          <w:t xml:space="preserve"> </w:t>
-                        </w:r>
-                      </w:p>
-                    </w:tc>
-                  </w:tr>
-                </w:tbl>
-                <w:p/>
               </w:tc>
               <w:tc>
                 <w:tcPr>
-                  <w:tcW w:type="dxa" w:w="397"/>
+                  <w:tcW w:type="dxa" w:w="425"/>
                   <w:tcBorders/>
                 </w:tcPr>
                 <w:p>
                   <w:pPr>
-                    <w:spacing w:before="0" w:after="0"/>
+                    <w:spacing w:before="0" w:after="0" w:line="240" w:lineRule="auto"/>
+                    <w:jc w:val="center"/>
                   </w:pPr>
                   <w:r/>
+                  <w:r>
+                    <w:drawing>
+                      <wp:inline xmlns:a="http://schemas.openxmlformats.org/drawingml/2006/main" xmlns:pic="http://schemas.openxmlformats.org/drawingml/2006/picture">
+                        <wp:extent cx="251999" cy="251999"/>
+                        <wp:docPr id="6" name="Picture 6"/>
+                        <wp:cNvGraphicFramePr>
+                          <a:graphicFrameLocks noChangeAspect="1"/>
+                        </wp:cNvGraphicFramePr>
+                        <a:graphic>
+                          <a:graphicData uri="http://schemas.openxmlformats.org/drawingml/2006/picture">
+                            <pic:pic>
+                              <pic:nvPicPr>
+                                <pic:cNvPr id="0" name="tianzige-140.png"/>
+                                <pic:cNvPicPr/>
+                              </pic:nvPicPr>
+                              <pic:blipFill>
+                                <a:blip r:embed="rId9"/>
+                                <a:stretch>
+                                  <a:fillRect/>
+                                </a:stretch>
+                              </pic:blipFill>
+                              <pic:spPr>
+                                <a:xfrm>
+                                  <a:off x="0" y="0"/>
+                                  <a:ext cx="251999" cy="251999"/>
+                                </a:xfrm>
+                                <a:prstGeom prst="rect"/>
+                              </pic:spPr>
+                            </pic:pic>
+                          </a:graphicData>
+                        </a:graphic>
+                      </wp:inline>
+                    </w:drawing>
+                  </w:r>
                 </w:p>
-                <w:tbl>
-                  <w:tblPr>
-                    <w:tblW w:type="auto" w:w="0"/>
-                    <w:tblLayout w:type="fixed"/>
-                    <w:tblLook w:firstColumn="1" w:firstRow="1" w:lastColumn="0" w:lastRow="0" w:noHBand="0" w:noVBand="1" w:val="04A0"/>
-                  </w:tblPr>
-                  <w:tblGrid>
-                    <w:gridCol w:w="198"/>
-                    <w:gridCol w:w="198"/>
-                  </w:tblGrid>
-                  <w:tr>
-                    <w:trPr>
-                      <w:trHeight w:val="198" w:hRule="exact"/>
-                    </w:trPr>
-                    <w:tc>
-                      <w:tcPr>
-                        <w:tcW w:type="dxa" w:w="198"/>
-                        <w:tcBorders>
-                          <w:top w:val="single" w:sz="12" w:space="0" w:color="000000"/>
-                          <w:left w:val="single" w:sz="12" w:space="0" w:color="000000"/>
-                          <w:bottom w:val="dashed" w:sz="6" w:space="0" w:color="808080"/>
-                          <w:right w:val="dashed" w:sz="6" w:space="0" w:color="808080"/>
-                        </w:tcBorders>
-                      </w:tcPr>
-                      <w:p>
-                        <w:pPr>
-                          <w:spacing w:before="0" w:after="0"/>
-                        </w:pPr>
-                        <w:r/>
-                        <w:r>
-                          <w:rPr>
-                            <w:rFonts w:ascii="宋体" w:hAnsi="宋体" w:eastAsia="宋体"/>
-                            <w:b w:val="0"/>
-                            <w:color w:val="1C1917"/>
-                            <w:sz w:val="12"/>
-                          </w:rPr>
-                          <w:t xml:space="preserve"> </w:t>
-                        </w:r>
-                      </w:p>
-                    </w:tc>
-                    <w:tc>
-                      <w:tcPr>
-                        <w:tcW w:type="dxa" w:w="198"/>
-                        <w:tcBorders>
-                          <w:top w:val="single" w:sz="12" w:space="0" w:color="000000"/>
-                          <w:left w:val="dashed" w:sz="6" w:space="0" w:color="808080"/>
-                          <w:bottom w:val="dashed" w:sz="6" w:space="0" w:color="808080"/>
-                          <w:right w:val="single" w:sz="12" w:space="0" w:color="000000"/>
-                        </w:tcBorders>
-                      </w:tcPr>
-                      <w:p>
-                        <w:pPr>
-                          <w:spacing w:before="0" w:after="0"/>
-                        </w:pPr>
-                        <w:r/>
-                        <w:r>
-                          <w:rPr>
-                            <w:rFonts w:ascii="宋体" w:hAnsi="宋体" w:eastAsia="宋体"/>
-                            <w:b w:val="0"/>
-                            <w:color w:val="1C1917"/>
-                            <w:sz w:val="12"/>
-                          </w:rPr>
-                          <w:t xml:space="preserve"> </w:t>
-                        </w:r>
-                      </w:p>
-                    </w:tc>
-                  </w:tr>
-                  <w:tr>
-                    <w:trPr>
-                      <w:trHeight w:val="198" w:hRule="exact"/>
-                    </w:trPr>
-                    <w:tc>
-                      <w:tcPr>
-                        <w:tcW w:type="dxa" w:w="198"/>
-                        <w:tcBorders>
-                          <w:top w:val="dashed" w:sz="6" w:space="0" w:color="808080"/>
-                          <w:left w:val="single" w:sz="12" w:space="0" w:color="000000"/>
-                          <w:bottom w:val="single" w:sz="12" w:space="0" w:color="000000"/>
-                          <w:right w:val="dashed" w:sz="6" w:space="0" w:color="808080"/>
-                        </w:tcBorders>
-                      </w:tcPr>
-                      <w:p>
-                        <w:pPr>
-                          <w:spacing w:before="0" w:after="0"/>
-                        </w:pPr>
-                        <w:r/>
-                        <w:r>
-                          <w:rPr>
-                            <w:rFonts w:ascii="宋体" w:hAnsi="宋体" w:eastAsia="宋体"/>
-                            <w:b w:val="0"/>
-                            <w:color w:val="1C1917"/>
-                            <w:sz w:val="12"/>
-                          </w:rPr>
-                          <w:t xml:space="preserve"> </w:t>
-                        </w:r>
-                      </w:p>
-                    </w:tc>
-                    <w:tc>
-                      <w:tcPr>
-                        <w:tcW w:type="dxa" w:w="198"/>
-                        <w:tcBorders>
-                          <w:top w:val="dashed" w:sz="6" w:space="0" w:color="808080"/>
-                          <w:left w:val="dashed" w:sz="6" w:space="0" w:color="808080"/>
-                          <w:bottom w:val="single" w:sz="12" w:space="0" w:color="000000"/>
-                          <w:right w:val="single" w:sz="12" w:space="0" w:color="000000"/>
-                        </w:tcBorders>
-                      </w:tcPr>
-                      <w:p>
-                        <w:pPr>
-                          <w:spacing w:before="0" w:after="0"/>
-                        </w:pPr>
-                        <w:r/>
-                        <w:r>
-                          <w:rPr>
-                            <w:rFonts w:ascii="宋体" w:hAnsi="宋体" w:eastAsia="宋体"/>
-                            <w:b w:val="0"/>
-                            <w:color w:val="1C1917"/>
-                            <w:sz w:val="12"/>
-                          </w:rPr>
-                          <w:t xml:space="preserve"> </w:t>
-                        </w:r>
-                      </w:p>
-                    </w:tc>
-                  </w:tr>
-                </w:tbl>
-                <w:p/>
               </w:tc>
               <w:tc>
                 <w:tcPr>
-                  <w:tcW w:type="dxa" w:w="397"/>
+                  <w:tcW w:type="dxa" w:w="425"/>
                   <w:tcBorders/>
                 </w:tcPr>
                 <w:p>
                   <w:pPr>
-                    <w:spacing w:before="0" w:after="0"/>
+                    <w:spacing w:before="0" w:after="0" w:line="240" w:lineRule="auto"/>
+                    <w:jc w:val="center"/>
                   </w:pPr>
                   <w:r/>
+                  <w:r>
+                    <w:drawing>
+                      <wp:inline xmlns:a="http://schemas.openxmlformats.org/drawingml/2006/main" xmlns:pic="http://schemas.openxmlformats.org/drawingml/2006/picture">
+                        <wp:extent cx="251999" cy="251999"/>
+                        <wp:docPr id="7" name="Picture 7"/>
+                        <wp:cNvGraphicFramePr>
+                          <a:graphicFrameLocks noChangeAspect="1"/>
+                        </wp:cNvGraphicFramePr>
+                        <a:graphic>
+                          <a:graphicData uri="http://schemas.openxmlformats.org/drawingml/2006/picture">
+                            <pic:pic>
+                              <pic:nvPicPr>
+                                <pic:cNvPr id="0" name="tianzige-140.png"/>
+                                <pic:cNvPicPr/>
+                              </pic:nvPicPr>
+                              <pic:blipFill>
+                                <a:blip r:embed="rId9"/>
+                                <a:stretch>
+                                  <a:fillRect/>
+                                </a:stretch>
+                              </pic:blipFill>
+                              <pic:spPr>
+                                <a:xfrm>
+                                  <a:off x="0" y="0"/>
+                                  <a:ext cx="251999" cy="251999"/>
+                                </a:xfrm>
+                                <a:prstGeom prst="rect"/>
+                              </pic:spPr>
+                            </pic:pic>
+                          </a:graphicData>
+                        </a:graphic>
+                      </wp:inline>
+                    </w:drawing>
+                  </w:r>
                 </w:p>
-                <w:tbl>
-                  <w:tblPr>
-                    <w:tblW w:type="auto" w:w="0"/>
-                    <w:tblLayout w:type="fixed"/>
-                    <w:tblLook w:firstColumn="1" w:firstRow="1" w:lastColumn="0" w:lastRow="0" w:noHBand="0" w:noVBand="1" w:val="04A0"/>
-                  </w:tblPr>
-                  <w:tblGrid>
-                    <w:gridCol w:w="198"/>
-                    <w:gridCol w:w="198"/>
-                  </w:tblGrid>
-                  <w:tr>
-                    <w:trPr>
-                      <w:trHeight w:val="198" w:hRule="exact"/>
-                    </w:trPr>
-                    <w:tc>
-                      <w:tcPr>
-                        <w:tcW w:type="dxa" w:w="198"/>
-                        <w:tcBorders>
-                          <w:top w:val="single" w:sz="12" w:space="0" w:color="000000"/>
-                          <w:left w:val="single" w:sz="12" w:space="0" w:color="000000"/>
-                          <w:bottom w:val="dashed" w:sz="6" w:space="0" w:color="808080"/>
-                          <w:right w:val="dashed" w:sz="6" w:space="0" w:color="808080"/>
-                        </w:tcBorders>
-                      </w:tcPr>
-                      <w:p>
-                        <w:pPr>
-                          <w:spacing w:before="0" w:after="0"/>
-                        </w:pPr>
-                        <w:r/>
-                        <w:r>
-                          <w:rPr>
-                            <w:rFonts w:ascii="宋体" w:hAnsi="宋体" w:eastAsia="宋体"/>
-                            <w:b w:val="0"/>
-                            <w:color w:val="1C1917"/>
-                            <w:sz w:val="12"/>
-                          </w:rPr>
-                          <w:t xml:space="preserve"> </w:t>
-                        </w:r>
-                      </w:p>
-                    </w:tc>
-                    <w:tc>
-                      <w:tcPr>
-                        <w:tcW w:type="dxa" w:w="198"/>
-                        <w:tcBorders>
-                          <w:top w:val="single" w:sz="12" w:space="0" w:color="000000"/>
-                          <w:left w:val="dashed" w:sz="6" w:space="0" w:color="808080"/>
-                          <w:bottom w:val="dashed" w:sz="6" w:space="0" w:color="808080"/>
-                          <w:right w:val="single" w:sz="12" w:space="0" w:color="000000"/>
-                        </w:tcBorders>
-                      </w:tcPr>
-                      <w:p>
-                        <w:pPr>
-                          <w:spacing w:before="0" w:after="0"/>
-                        </w:pPr>
-                        <w:r/>
-                        <w:r>
-                          <w:rPr>
-                            <w:rFonts w:ascii="宋体" w:hAnsi="宋体" w:eastAsia="宋体"/>
-                            <w:b w:val="0"/>
-                            <w:color w:val="1C1917"/>
-                            <w:sz w:val="12"/>
-                          </w:rPr>
-                          <w:t xml:space="preserve"> </w:t>
-                        </w:r>
-                      </w:p>
-                    </w:tc>
-                  </w:tr>
-                  <w:tr>
-                    <w:trPr>
-                      <w:trHeight w:val="198" w:hRule="exact"/>
-                    </w:trPr>
-                    <w:tc>
-                      <w:tcPr>
-                        <w:tcW w:type="dxa" w:w="198"/>
-                        <w:tcBorders>
-                          <w:top w:val="dashed" w:sz="6" w:space="0" w:color="808080"/>
-                          <w:left w:val="single" w:sz="12" w:space="0" w:color="000000"/>
-                          <w:bottom w:val="single" w:sz="12" w:space="0" w:color="000000"/>
-                          <w:right w:val="dashed" w:sz="6" w:space="0" w:color="808080"/>
-                        </w:tcBorders>
-                      </w:tcPr>
-                      <w:p>
-                        <w:pPr>
-                          <w:spacing w:before="0" w:after="0"/>
-                        </w:pPr>
-                        <w:r/>
-                        <w:r>
-                          <w:rPr>
-                            <w:rFonts w:ascii="宋体" w:hAnsi="宋体" w:eastAsia="宋体"/>
-                            <w:b w:val="0"/>
-                            <w:color w:val="1C1917"/>
-                            <w:sz w:val="12"/>
-                          </w:rPr>
-                          <w:t xml:space="preserve"> </w:t>
-                        </w:r>
-                      </w:p>
-                    </w:tc>
-                    <w:tc>
-                      <w:tcPr>
-                        <w:tcW w:type="dxa" w:w="198"/>
-                        <w:tcBorders>
-                          <w:top w:val="dashed" w:sz="6" w:space="0" w:color="808080"/>
-                          <w:left w:val="dashed" w:sz="6" w:space="0" w:color="808080"/>
-                          <w:bottom w:val="single" w:sz="12" w:space="0" w:color="000000"/>
-                          <w:right w:val="single" w:sz="12" w:space="0" w:color="000000"/>
-                        </w:tcBorders>
-                      </w:tcPr>
-                      <w:p>
-                        <w:pPr>
-                          <w:spacing w:before="0" w:after="0"/>
-                        </w:pPr>
-                        <w:r/>
-                        <w:r>
-                          <w:rPr>
-                            <w:rFonts w:ascii="宋体" w:hAnsi="宋体" w:eastAsia="宋体"/>
-                            <w:b w:val="0"/>
-                            <w:color w:val="1C1917"/>
-                            <w:sz w:val="12"/>
-                          </w:rPr>
-                          <w:t xml:space="preserve"> </w:t>
-                        </w:r>
-                      </w:p>
-                    </w:tc>
-                  </w:tr>
-                </w:tbl>
-                <w:p/>
               </w:tc>
             </w:tr>
           </w:tbl>
@@ -1273,17 +663,17 @@
       </w:tblGrid>
       <w:tr>
         <w:trPr>
-          <w:trHeight w:val="612" w:hRule="atLeast"/>
+          <w:trHeight w:val="708" w:hRule="atLeast"/>
         </w:trPr>
         <w:tc>
           <w:tcPr>
-            <w:tcW w:type="dxa" w:w="907"/>
+            <w:tcW w:type="dxa" w:w="1049"/>
             <w:vAlign w:val="center"/>
             <w:tcBorders/>
           </w:tcPr>
           <w:p>
             <w:pPr>
-              <w:spacing w:before="0" w:after="0"/>
+              <w:spacing w:before="0" w:after="20"/>
               <w:jc w:val="center"/>
             </w:pPr>
             <w:r/>
@@ -1300,292 +690,119 @@
           <w:tbl>
             <w:tblPr>
               <w:tblW w:type="auto" w:w="0"/>
+              <w:jc w:val="center"/>
               <w:tblLayout w:type="fixed"/>
               <w:tblLook w:firstColumn="1" w:firstRow="1" w:lastColumn="0" w:lastRow="0" w:noHBand="0" w:noVBand="1" w:val="04A0"/>
+              <w:tblBorders>
+                <w:top w:val="nil"/>
+                <w:left w:val="nil"/>
+                <w:bottom w:val="nil"/>
+                <w:right w:val="nil"/>
+                <w:insideH w:val="nil"/>
+                <w:insideV w:val="nil"/>
+              </w:tblBorders>
             </w:tblPr>
             <w:tblGrid>
-              <w:gridCol w:w="453"/>
-              <w:gridCol w:w="453"/>
+              <w:gridCol w:w="524"/>
+              <w:gridCol w:w="524"/>
             </w:tblGrid>
             <w:tr>
               <w:trPr>
-                <w:trHeight w:val="396" w:hRule="exact"/>
+                <w:trHeight w:val="442" w:hRule="atLeast"/>
               </w:trPr>
               <w:tc>
                 <w:tcPr>
-                  <w:tcW w:type="dxa" w:w="397"/>
+                  <w:tcW w:type="dxa" w:w="425"/>
                   <w:tcBorders/>
                 </w:tcPr>
                 <w:p>
                   <w:pPr>
-                    <w:spacing w:before="0" w:after="0"/>
+                    <w:spacing w:before="0" w:after="0" w:line="240" w:lineRule="auto"/>
+                    <w:jc w:val="center"/>
                   </w:pPr>
                   <w:r/>
+                  <w:r>
+                    <w:drawing>
+                      <wp:inline xmlns:a="http://schemas.openxmlformats.org/drawingml/2006/main" xmlns:pic="http://schemas.openxmlformats.org/drawingml/2006/picture">
+                        <wp:extent cx="251999" cy="251999"/>
+                        <wp:docPr id="8" name="Picture 8"/>
+                        <wp:cNvGraphicFramePr>
+                          <a:graphicFrameLocks noChangeAspect="1"/>
+                        </wp:cNvGraphicFramePr>
+                        <a:graphic>
+                          <a:graphicData uri="http://schemas.openxmlformats.org/drawingml/2006/picture">
+                            <pic:pic>
+                              <pic:nvPicPr>
+                                <pic:cNvPr id="0" name="tianzige-140.png"/>
+                                <pic:cNvPicPr/>
+                              </pic:nvPicPr>
+                              <pic:blipFill>
+                                <a:blip r:embed="rId9"/>
+                                <a:stretch>
+                                  <a:fillRect/>
+                                </a:stretch>
+                              </pic:blipFill>
+                              <pic:spPr>
+                                <a:xfrm>
+                                  <a:off x="0" y="0"/>
+                                  <a:ext cx="251999" cy="251999"/>
+                                </a:xfrm>
+                                <a:prstGeom prst="rect"/>
+                              </pic:spPr>
+                            </pic:pic>
+                          </a:graphicData>
+                        </a:graphic>
+                      </wp:inline>
+                    </w:drawing>
+                  </w:r>
                 </w:p>
-                <w:tbl>
-                  <w:tblPr>
-                    <w:tblW w:type="auto" w:w="0"/>
-                    <w:tblLayout w:type="fixed"/>
-                    <w:tblLook w:firstColumn="1" w:firstRow="1" w:lastColumn="0" w:lastRow="0" w:noHBand="0" w:noVBand="1" w:val="04A0"/>
-                  </w:tblPr>
-                  <w:tblGrid>
-                    <w:gridCol w:w="198"/>
-                    <w:gridCol w:w="198"/>
-                  </w:tblGrid>
-                  <w:tr>
-                    <w:trPr>
-                      <w:trHeight w:val="198" w:hRule="exact"/>
-                    </w:trPr>
-                    <w:tc>
-                      <w:tcPr>
-                        <w:tcW w:type="dxa" w:w="198"/>
-                        <w:tcBorders>
-                          <w:top w:val="single" w:sz="12" w:space="0" w:color="000000"/>
-                          <w:left w:val="single" w:sz="12" w:space="0" w:color="000000"/>
-                          <w:bottom w:val="dashed" w:sz="6" w:space="0" w:color="808080"/>
-                          <w:right w:val="dashed" w:sz="6" w:space="0" w:color="808080"/>
-                        </w:tcBorders>
-                      </w:tcPr>
-                      <w:p>
-                        <w:pPr>
-                          <w:spacing w:before="0" w:after="0"/>
-                        </w:pPr>
-                        <w:r/>
-                        <w:r>
-                          <w:rPr>
-                            <w:rFonts w:ascii="宋体" w:hAnsi="宋体" w:eastAsia="宋体"/>
-                            <w:b w:val="0"/>
-                            <w:color w:val="1C1917"/>
-                            <w:sz w:val="12"/>
-                          </w:rPr>
-                          <w:t xml:space="preserve"> </w:t>
-                        </w:r>
-                      </w:p>
-                    </w:tc>
-                    <w:tc>
-                      <w:tcPr>
-                        <w:tcW w:type="dxa" w:w="198"/>
-                        <w:tcBorders>
-                          <w:top w:val="single" w:sz="12" w:space="0" w:color="000000"/>
-                          <w:left w:val="dashed" w:sz="6" w:space="0" w:color="808080"/>
-                          <w:bottom w:val="dashed" w:sz="6" w:space="0" w:color="808080"/>
-                          <w:right w:val="single" w:sz="12" w:space="0" w:color="000000"/>
-                        </w:tcBorders>
-                      </w:tcPr>
-                      <w:p>
-                        <w:pPr>
-                          <w:spacing w:before="0" w:after="0"/>
-                        </w:pPr>
-                        <w:r/>
-                        <w:r>
-                          <w:rPr>
-                            <w:rFonts w:ascii="宋体" w:hAnsi="宋体" w:eastAsia="宋体"/>
-                            <w:b w:val="0"/>
-                            <w:color w:val="1C1917"/>
-                            <w:sz w:val="12"/>
-                          </w:rPr>
-                          <w:t xml:space="preserve"> </w:t>
-                        </w:r>
-                      </w:p>
-                    </w:tc>
-                  </w:tr>
-                  <w:tr>
-                    <w:trPr>
-                      <w:trHeight w:val="198" w:hRule="exact"/>
-                    </w:trPr>
-                    <w:tc>
-                      <w:tcPr>
-                        <w:tcW w:type="dxa" w:w="198"/>
-                        <w:tcBorders>
-                          <w:top w:val="dashed" w:sz="6" w:space="0" w:color="808080"/>
-                          <w:left w:val="single" w:sz="12" w:space="0" w:color="000000"/>
-                          <w:bottom w:val="single" w:sz="12" w:space="0" w:color="000000"/>
-                          <w:right w:val="dashed" w:sz="6" w:space="0" w:color="808080"/>
-                        </w:tcBorders>
-                      </w:tcPr>
-                      <w:p>
-                        <w:pPr>
-                          <w:spacing w:before="0" w:after="0"/>
-                        </w:pPr>
-                        <w:r/>
-                        <w:r>
-                          <w:rPr>
-                            <w:rFonts w:ascii="宋体" w:hAnsi="宋体" w:eastAsia="宋体"/>
-                            <w:b w:val="0"/>
-                            <w:color w:val="1C1917"/>
-                            <w:sz w:val="12"/>
-                          </w:rPr>
-                          <w:t xml:space="preserve"> </w:t>
-                        </w:r>
-                      </w:p>
-                    </w:tc>
-                    <w:tc>
-                      <w:tcPr>
-                        <w:tcW w:type="dxa" w:w="198"/>
-                        <w:tcBorders>
-                          <w:top w:val="dashed" w:sz="6" w:space="0" w:color="808080"/>
-                          <w:left w:val="dashed" w:sz="6" w:space="0" w:color="808080"/>
-                          <w:bottom w:val="single" w:sz="12" w:space="0" w:color="000000"/>
-                          <w:right w:val="single" w:sz="12" w:space="0" w:color="000000"/>
-                        </w:tcBorders>
-                      </w:tcPr>
-                      <w:p>
-                        <w:pPr>
-                          <w:spacing w:before="0" w:after="0"/>
-                        </w:pPr>
-                        <w:r/>
-                        <w:r>
-                          <w:rPr>
-                            <w:rFonts w:ascii="宋体" w:hAnsi="宋体" w:eastAsia="宋体"/>
-                            <w:b w:val="0"/>
-                            <w:color w:val="1C1917"/>
-                            <w:sz w:val="12"/>
-                          </w:rPr>
-                          <w:t xml:space="preserve"> </w:t>
-                        </w:r>
-                      </w:p>
-                    </w:tc>
-                  </w:tr>
-                </w:tbl>
-                <w:p/>
               </w:tc>
               <w:tc>
                 <w:tcPr>
-                  <w:tcW w:type="dxa" w:w="397"/>
+                  <w:tcW w:type="dxa" w:w="425"/>
                   <w:tcBorders/>
                 </w:tcPr>
                 <w:p>
                   <w:pPr>
-                    <w:spacing w:before="0" w:after="0"/>
+                    <w:spacing w:before="0" w:after="0" w:line="240" w:lineRule="auto"/>
+                    <w:jc w:val="center"/>
                   </w:pPr>
                   <w:r/>
+                  <w:r>
+                    <w:drawing>
+                      <wp:inline xmlns:a="http://schemas.openxmlformats.org/drawingml/2006/main" xmlns:pic="http://schemas.openxmlformats.org/drawingml/2006/picture">
+                        <wp:extent cx="251999" cy="251999"/>
+                        <wp:docPr id="9" name="Picture 9"/>
+                        <wp:cNvGraphicFramePr>
+                          <a:graphicFrameLocks noChangeAspect="1"/>
+                        </wp:cNvGraphicFramePr>
+                        <a:graphic>
+                          <a:graphicData uri="http://schemas.openxmlformats.org/drawingml/2006/picture">
+                            <pic:pic>
+                              <pic:nvPicPr>
+                                <pic:cNvPr id="0" name="tianzige-140.png"/>
+                                <pic:cNvPicPr/>
+                              </pic:nvPicPr>
+                              <pic:blipFill>
+                                <a:blip r:embed="rId9"/>
+                                <a:stretch>
+                                  <a:fillRect/>
+                                </a:stretch>
+                              </pic:blipFill>
+                              <pic:spPr>
+                                <a:xfrm>
+                                  <a:off x="0" y="0"/>
+                                  <a:ext cx="251999" cy="251999"/>
+                                </a:xfrm>
+                                <a:prstGeom prst="rect"/>
+                              </pic:spPr>
+                            </pic:pic>
+                          </a:graphicData>
+                        </a:graphic>
+                      </wp:inline>
+                    </w:drawing>
+                  </w:r>
                 </w:p>
-                <w:tbl>
-                  <w:tblPr>
-                    <w:tblW w:type="auto" w:w="0"/>
-                    <w:tblLayout w:type="fixed"/>
-                    <w:tblLook w:firstColumn="1" w:firstRow="1" w:lastColumn="0" w:lastRow="0" w:noHBand="0" w:noVBand="1" w:val="04A0"/>
-                  </w:tblPr>
-                  <w:tblGrid>
-                    <w:gridCol w:w="198"/>
-                    <w:gridCol w:w="198"/>
-                  </w:tblGrid>
-                  <w:tr>
-                    <w:trPr>
-                      <w:trHeight w:val="198" w:hRule="exact"/>
-                    </w:trPr>
-                    <w:tc>
-                      <w:tcPr>
-                        <w:tcW w:type="dxa" w:w="198"/>
-                        <w:tcBorders>
-                          <w:top w:val="single" w:sz="12" w:space="0" w:color="000000"/>
-                          <w:left w:val="single" w:sz="12" w:space="0" w:color="000000"/>
-                          <w:bottom w:val="dashed" w:sz="6" w:space="0" w:color="808080"/>
-                          <w:right w:val="dashed" w:sz="6" w:space="0" w:color="808080"/>
-                        </w:tcBorders>
-                      </w:tcPr>
-                      <w:p>
-                        <w:pPr>
-                          <w:spacing w:before="0" w:after="0"/>
-                        </w:pPr>
-                        <w:r/>
-                        <w:r>
-                          <w:rPr>
-                            <w:rFonts w:ascii="宋体" w:hAnsi="宋体" w:eastAsia="宋体"/>
-                            <w:b w:val="0"/>
-                            <w:color w:val="1C1917"/>
-                            <w:sz w:val="12"/>
-                          </w:rPr>
-                          <w:t xml:space="preserve"> </w:t>
-                        </w:r>
-                      </w:p>
-                    </w:tc>
-                    <w:tc>
-                      <w:tcPr>
-                        <w:tcW w:type="dxa" w:w="198"/>
-                        <w:tcBorders>
-                          <w:top w:val="single" w:sz="12" w:space="0" w:color="000000"/>
-                          <w:left w:val="dashed" w:sz="6" w:space="0" w:color="808080"/>
-                          <w:bottom w:val="dashed" w:sz="6" w:space="0" w:color="808080"/>
-                          <w:right w:val="single" w:sz="12" w:space="0" w:color="000000"/>
-                        </w:tcBorders>
-                      </w:tcPr>
-                      <w:p>
-                        <w:pPr>
-                          <w:spacing w:before="0" w:after="0"/>
-                        </w:pPr>
-                        <w:r/>
-                        <w:r>
-                          <w:rPr>
-                            <w:rFonts w:ascii="宋体" w:hAnsi="宋体" w:eastAsia="宋体"/>
-                            <w:b w:val="0"/>
-                            <w:color w:val="1C1917"/>
-                            <w:sz w:val="12"/>
-                          </w:rPr>
-                          <w:t xml:space="preserve"> </w:t>
-                        </w:r>
-                      </w:p>
-                    </w:tc>
-                  </w:tr>
-                  <w:tr>
-                    <w:trPr>
-                      <w:trHeight w:val="198" w:hRule="exact"/>
-                    </w:trPr>
-                    <w:tc>
-                      <w:tcPr>
-                        <w:tcW w:type="dxa" w:w="198"/>
-                        <w:tcBorders>
-                          <w:top w:val="dashed" w:sz="6" w:space="0" w:color="808080"/>
-                          <w:left w:val="single" w:sz="12" w:space="0" w:color="000000"/>
-                          <w:bottom w:val="single" w:sz="12" w:space="0" w:color="000000"/>
-                          <w:right w:val="dashed" w:sz="6" w:space="0" w:color="808080"/>
-                        </w:tcBorders>
-                      </w:tcPr>
-                      <w:p>
-                        <w:pPr>
-                          <w:spacing w:before="0" w:after="0"/>
-                        </w:pPr>
-                        <w:r/>
-                        <w:r>
-                          <w:rPr>
-                            <w:rFonts w:ascii="宋体" w:hAnsi="宋体" w:eastAsia="宋体"/>
-                            <w:b w:val="0"/>
-                            <w:color w:val="1C1917"/>
-                            <w:sz w:val="12"/>
-                          </w:rPr>
-                          <w:t xml:space="preserve"> </w:t>
-                        </w:r>
-                      </w:p>
-                    </w:tc>
-                    <w:tc>
-                      <w:tcPr>
-                        <w:tcW w:type="dxa" w:w="198"/>
-                        <w:tcBorders>
-                          <w:top w:val="dashed" w:sz="6" w:space="0" w:color="808080"/>
-                          <w:left w:val="dashed" w:sz="6" w:space="0" w:color="808080"/>
-                          <w:bottom w:val="single" w:sz="12" w:space="0" w:color="000000"/>
-                          <w:right w:val="single" w:sz="12" w:space="0" w:color="000000"/>
-                        </w:tcBorders>
-                      </w:tcPr>
-                      <w:p>
-                        <w:pPr>
-                          <w:spacing w:before="0" w:after="0"/>
-                        </w:pPr>
-                        <w:r/>
-                        <w:r>
-                          <w:rPr>
-                            <w:rFonts w:ascii="宋体" w:hAnsi="宋体" w:eastAsia="宋体"/>
-                            <w:b w:val="0"/>
-                            <w:color w:val="1C1917"/>
-                            <w:sz w:val="12"/>
-                          </w:rPr>
-                          <w:t xml:space="preserve"> </w:t>
-                        </w:r>
-                      </w:p>
-                    </w:tc>
-                  </w:tr>
-                </w:tbl>
-                <w:p/>
               </w:tc>
             </w:tr>
           </w:tbl>
@@ -1616,13 +833,13 @@
         </w:tc>
         <w:tc>
           <w:tcPr>
-            <w:tcW w:type="dxa" w:w="907"/>
+            <w:tcW w:type="dxa" w:w="1049"/>
             <w:vAlign w:val="center"/>
             <w:tcBorders/>
           </w:tcPr>
           <w:p>
             <w:pPr>
-              <w:spacing w:before="0" w:after="0"/>
+              <w:spacing w:before="0" w:after="20"/>
               <w:jc w:val="center"/>
             </w:pPr>
             <w:r/>
@@ -1639,292 +856,119 @@
           <w:tbl>
             <w:tblPr>
               <w:tblW w:type="auto" w:w="0"/>
+              <w:jc w:val="center"/>
               <w:tblLayout w:type="fixed"/>
               <w:tblLook w:firstColumn="1" w:firstRow="1" w:lastColumn="0" w:lastRow="0" w:noHBand="0" w:noVBand="1" w:val="04A0"/>
+              <w:tblBorders>
+                <w:top w:val="nil"/>
+                <w:left w:val="nil"/>
+                <w:bottom w:val="nil"/>
+                <w:right w:val="nil"/>
+                <w:insideH w:val="nil"/>
+                <w:insideV w:val="nil"/>
+              </w:tblBorders>
             </w:tblPr>
             <w:tblGrid>
-              <w:gridCol w:w="453"/>
-              <w:gridCol w:w="453"/>
+              <w:gridCol w:w="524"/>
+              <w:gridCol w:w="524"/>
             </w:tblGrid>
             <w:tr>
               <w:trPr>
-                <w:trHeight w:val="396" w:hRule="exact"/>
+                <w:trHeight w:val="442" w:hRule="atLeast"/>
               </w:trPr>
               <w:tc>
                 <w:tcPr>
-                  <w:tcW w:type="dxa" w:w="397"/>
+                  <w:tcW w:type="dxa" w:w="425"/>
                   <w:tcBorders/>
                 </w:tcPr>
                 <w:p>
                   <w:pPr>
-                    <w:spacing w:before="0" w:after="0"/>
+                    <w:spacing w:before="0" w:after="0" w:line="240" w:lineRule="auto"/>
+                    <w:jc w:val="center"/>
                   </w:pPr>
                   <w:r/>
+                  <w:r>
+                    <w:drawing>
+                      <wp:inline xmlns:a="http://schemas.openxmlformats.org/drawingml/2006/main" xmlns:pic="http://schemas.openxmlformats.org/drawingml/2006/picture">
+                        <wp:extent cx="251999" cy="251999"/>
+                        <wp:docPr id="10" name="Picture 10"/>
+                        <wp:cNvGraphicFramePr>
+                          <a:graphicFrameLocks noChangeAspect="1"/>
+                        </wp:cNvGraphicFramePr>
+                        <a:graphic>
+                          <a:graphicData uri="http://schemas.openxmlformats.org/drawingml/2006/picture">
+                            <pic:pic>
+                              <pic:nvPicPr>
+                                <pic:cNvPr id="0" name="tianzige-140.png"/>
+                                <pic:cNvPicPr/>
+                              </pic:nvPicPr>
+                              <pic:blipFill>
+                                <a:blip r:embed="rId9"/>
+                                <a:stretch>
+                                  <a:fillRect/>
+                                </a:stretch>
+                              </pic:blipFill>
+                              <pic:spPr>
+                                <a:xfrm>
+                                  <a:off x="0" y="0"/>
+                                  <a:ext cx="251999" cy="251999"/>
+                                </a:xfrm>
+                                <a:prstGeom prst="rect"/>
+                              </pic:spPr>
+                            </pic:pic>
+                          </a:graphicData>
+                        </a:graphic>
+                      </wp:inline>
+                    </w:drawing>
+                  </w:r>
                 </w:p>
-                <w:tbl>
-                  <w:tblPr>
-                    <w:tblW w:type="auto" w:w="0"/>
-                    <w:tblLayout w:type="fixed"/>
-                    <w:tblLook w:firstColumn="1" w:firstRow="1" w:lastColumn="0" w:lastRow="0" w:noHBand="0" w:noVBand="1" w:val="04A0"/>
-                  </w:tblPr>
-                  <w:tblGrid>
-                    <w:gridCol w:w="198"/>
-                    <w:gridCol w:w="198"/>
-                  </w:tblGrid>
-                  <w:tr>
-                    <w:trPr>
-                      <w:trHeight w:val="198" w:hRule="exact"/>
-                    </w:trPr>
-                    <w:tc>
-                      <w:tcPr>
-                        <w:tcW w:type="dxa" w:w="198"/>
-                        <w:tcBorders>
-                          <w:top w:val="single" w:sz="12" w:space="0" w:color="000000"/>
-                          <w:left w:val="single" w:sz="12" w:space="0" w:color="000000"/>
-                          <w:bottom w:val="dashed" w:sz="6" w:space="0" w:color="808080"/>
-                          <w:right w:val="dashed" w:sz="6" w:space="0" w:color="808080"/>
-                        </w:tcBorders>
-                      </w:tcPr>
-                      <w:p>
-                        <w:pPr>
-                          <w:spacing w:before="0" w:after="0"/>
-                        </w:pPr>
-                        <w:r/>
-                        <w:r>
-                          <w:rPr>
-                            <w:rFonts w:ascii="宋体" w:hAnsi="宋体" w:eastAsia="宋体"/>
-                            <w:b w:val="0"/>
-                            <w:color w:val="1C1917"/>
-                            <w:sz w:val="12"/>
-                          </w:rPr>
-                          <w:t xml:space="preserve"> </w:t>
-                        </w:r>
-                      </w:p>
-                    </w:tc>
-                    <w:tc>
-                      <w:tcPr>
-                        <w:tcW w:type="dxa" w:w="198"/>
-                        <w:tcBorders>
-                          <w:top w:val="single" w:sz="12" w:space="0" w:color="000000"/>
-                          <w:left w:val="dashed" w:sz="6" w:space="0" w:color="808080"/>
-                          <w:bottom w:val="dashed" w:sz="6" w:space="0" w:color="808080"/>
-                          <w:right w:val="single" w:sz="12" w:space="0" w:color="000000"/>
-                        </w:tcBorders>
-                      </w:tcPr>
-                      <w:p>
-                        <w:pPr>
-                          <w:spacing w:before="0" w:after="0"/>
-                        </w:pPr>
-                        <w:r/>
-                        <w:r>
-                          <w:rPr>
-                            <w:rFonts w:ascii="宋体" w:hAnsi="宋体" w:eastAsia="宋体"/>
-                            <w:b w:val="0"/>
-                            <w:color w:val="1C1917"/>
-                            <w:sz w:val="12"/>
-                          </w:rPr>
-                          <w:t xml:space="preserve"> </w:t>
-                        </w:r>
-                      </w:p>
-                    </w:tc>
-                  </w:tr>
-                  <w:tr>
-                    <w:trPr>
-                      <w:trHeight w:val="198" w:hRule="exact"/>
-                    </w:trPr>
-                    <w:tc>
-                      <w:tcPr>
-                        <w:tcW w:type="dxa" w:w="198"/>
-                        <w:tcBorders>
-                          <w:top w:val="dashed" w:sz="6" w:space="0" w:color="808080"/>
-                          <w:left w:val="single" w:sz="12" w:space="0" w:color="000000"/>
-                          <w:bottom w:val="single" w:sz="12" w:space="0" w:color="000000"/>
-                          <w:right w:val="dashed" w:sz="6" w:space="0" w:color="808080"/>
-                        </w:tcBorders>
-                      </w:tcPr>
-                      <w:p>
-                        <w:pPr>
-                          <w:spacing w:before="0" w:after="0"/>
-                        </w:pPr>
-                        <w:r/>
-                        <w:r>
-                          <w:rPr>
-                            <w:rFonts w:ascii="宋体" w:hAnsi="宋体" w:eastAsia="宋体"/>
-                            <w:b w:val="0"/>
-                            <w:color w:val="1C1917"/>
-                            <w:sz w:val="12"/>
-                          </w:rPr>
-                          <w:t xml:space="preserve"> </w:t>
-                        </w:r>
-                      </w:p>
-                    </w:tc>
-                    <w:tc>
-                      <w:tcPr>
-                        <w:tcW w:type="dxa" w:w="198"/>
-                        <w:tcBorders>
-                          <w:top w:val="dashed" w:sz="6" w:space="0" w:color="808080"/>
-                          <w:left w:val="dashed" w:sz="6" w:space="0" w:color="808080"/>
-                          <w:bottom w:val="single" w:sz="12" w:space="0" w:color="000000"/>
-                          <w:right w:val="single" w:sz="12" w:space="0" w:color="000000"/>
-                        </w:tcBorders>
-                      </w:tcPr>
-                      <w:p>
-                        <w:pPr>
-                          <w:spacing w:before="0" w:after="0"/>
-                        </w:pPr>
-                        <w:r/>
-                        <w:r>
-                          <w:rPr>
-                            <w:rFonts w:ascii="宋体" w:hAnsi="宋体" w:eastAsia="宋体"/>
-                            <w:b w:val="0"/>
-                            <w:color w:val="1C1917"/>
-                            <w:sz w:val="12"/>
-                          </w:rPr>
-                          <w:t xml:space="preserve"> </w:t>
-                        </w:r>
-                      </w:p>
-                    </w:tc>
-                  </w:tr>
-                </w:tbl>
-                <w:p/>
               </w:tc>
               <w:tc>
                 <w:tcPr>
-                  <w:tcW w:type="dxa" w:w="397"/>
+                  <w:tcW w:type="dxa" w:w="425"/>
                   <w:tcBorders/>
                 </w:tcPr>
                 <w:p>
                   <w:pPr>
-                    <w:spacing w:before="0" w:after="0"/>
+                    <w:spacing w:before="0" w:after="0" w:line="240" w:lineRule="auto"/>
+                    <w:jc w:val="center"/>
                   </w:pPr>
                   <w:r/>
+                  <w:r>
+                    <w:drawing>
+                      <wp:inline xmlns:a="http://schemas.openxmlformats.org/drawingml/2006/main" xmlns:pic="http://schemas.openxmlformats.org/drawingml/2006/picture">
+                        <wp:extent cx="251999" cy="251999"/>
+                        <wp:docPr id="11" name="Picture 11"/>
+                        <wp:cNvGraphicFramePr>
+                          <a:graphicFrameLocks noChangeAspect="1"/>
+                        </wp:cNvGraphicFramePr>
+                        <a:graphic>
+                          <a:graphicData uri="http://schemas.openxmlformats.org/drawingml/2006/picture">
+                            <pic:pic>
+                              <pic:nvPicPr>
+                                <pic:cNvPr id="0" name="tianzige-140.png"/>
+                                <pic:cNvPicPr/>
+                              </pic:nvPicPr>
+                              <pic:blipFill>
+                                <a:blip r:embed="rId9"/>
+                                <a:stretch>
+                                  <a:fillRect/>
+                                </a:stretch>
+                              </pic:blipFill>
+                              <pic:spPr>
+                                <a:xfrm>
+                                  <a:off x="0" y="0"/>
+                                  <a:ext cx="251999" cy="251999"/>
+                                </a:xfrm>
+                                <a:prstGeom prst="rect"/>
+                              </pic:spPr>
+                            </pic:pic>
+                          </a:graphicData>
+                        </a:graphic>
+                      </wp:inline>
+                    </w:drawing>
+                  </w:r>
                 </w:p>
-                <w:tbl>
-                  <w:tblPr>
-                    <w:tblW w:type="auto" w:w="0"/>
-                    <w:tblLayout w:type="fixed"/>
-                    <w:tblLook w:firstColumn="1" w:firstRow="1" w:lastColumn="0" w:lastRow="0" w:noHBand="0" w:noVBand="1" w:val="04A0"/>
-                  </w:tblPr>
-                  <w:tblGrid>
-                    <w:gridCol w:w="198"/>
-                    <w:gridCol w:w="198"/>
-                  </w:tblGrid>
-                  <w:tr>
-                    <w:trPr>
-                      <w:trHeight w:val="198" w:hRule="exact"/>
-                    </w:trPr>
-                    <w:tc>
-                      <w:tcPr>
-                        <w:tcW w:type="dxa" w:w="198"/>
-                        <w:tcBorders>
-                          <w:top w:val="single" w:sz="12" w:space="0" w:color="000000"/>
-                          <w:left w:val="single" w:sz="12" w:space="0" w:color="000000"/>
-                          <w:bottom w:val="dashed" w:sz="6" w:space="0" w:color="808080"/>
-                          <w:right w:val="dashed" w:sz="6" w:space="0" w:color="808080"/>
-                        </w:tcBorders>
-                      </w:tcPr>
-                      <w:p>
-                        <w:pPr>
-                          <w:spacing w:before="0" w:after="0"/>
-                        </w:pPr>
-                        <w:r/>
-                        <w:r>
-                          <w:rPr>
-                            <w:rFonts w:ascii="宋体" w:hAnsi="宋体" w:eastAsia="宋体"/>
-                            <w:b w:val="0"/>
-                            <w:color w:val="1C1917"/>
-                            <w:sz w:val="12"/>
-                          </w:rPr>
-                          <w:t xml:space="preserve"> </w:t>
-                        </w:r>
-                      </w:p>
-                    </w:tc>
-                    <w:tc>
-                      <w:tcPr>
-                        <w:tcW w:type="dxa" w:w="198"/>
-                        <w:tcBorders>
-                          <w:top w:val="single" w:sz="12" w:space="0" w:color="000000"/>
-                          <w:left w:val="dashed" w:sz="6" w:space="0" w:color="808080"/>
-                          <w:bottom w:val="dashed" w:sz="6" w:space="0" w:color="808080"/>
-                          <w:right w:val="single" w:sz="12" w:space="0" w:color="000000"/>
-                        </w:tcBorders>
-                      </w:tcPr>
-                      <w:p>
-                        <w:pPr>
-                          <w:spacing w:before="0" w:after="0"/>
-                        </w:pPr>
-                        <w:r/>
-                        <w:r>
-                          <w:rPr>
-                            <w:rFonts w:ascii="宋体" w:hAnsi="宋体" w:eastAsia="宋体"/>
-                            <w:b w:val="0"/>
-                            <w:color w:val="1C1917"/>
-                            <w:sz w:val="12"/>
-                          </w:rPr>
-                          <w:t xml:space="preserve"> </w:t>
-                        </w:r>
-                      </w:p>
-                    </w:tc>
-                  </w:tr>
-                  <w:tr>
-                    <w:trPr>
-                      <w:trHeight w:val="198" w:hRule="exact"/>
-                    </w:trPr>
-                    <w:tc>
-                      <w:tcPr>
-                        <w:tcW w:type="dxa" w:w="198"/>
-                        <w:tcBorders>
-                          <w:top w:val="dashed" w:sz="6" w:space="0" w:color="808080"/>
-                          <w:left w:val="single" w:sz="12" w:space="0" w:color="000000"/>
-                          <w:bottom w:val="single" w:sz="12" w:space="0" w:color="000000"/>
-                          <w:right w:val="dashed" w:sz="6" w:space="0" w:color="808080"/>
-                        </w:tcBorders>
-                      </w:tcPr>
-                      <w:p>
-                        <w:pPr>
-                          <w:spacing w:before="0" w:after="0"/>
-                        </w:pPr>
-                        <w:r/>
-                        <w:r>
-                          <w:rPr>
-                            <w:rFonts w:ascii="宋体" w:hAnsi="宋体" w:eastAsia="宋体"/>
-                            <w:b w:val="0"/>
-                            <w:color w:val="1C1917"/>
-                            <w:sz w:val="12"/>
-                          </w:rPr>
-                          <w:t xml:space="preserve"> </w:t>
-                        </w:r>
-                      </w:p>
-                    </w:tc>
-                    <w:tc>
-                      <w:tcPr>
-                        <w:tcW w:type="dxa" w:w="198"/>
-                        <w:tcBorders>
-                          <w:top w:val="dashed" w:sz="6" w:space="0" w:color="808080"/>
-                          <w:left w:val="dashed" w:sz="6" w:space="0" w:color="808080"/>
-                          <w:bottom w:val="single" w:sz="12" w:space="0" w:color="000000"/>
-                          <w:right w:val="single" w:sz="12" w:space="0" w:color="000000"/>
-                        </w:tcBorders>
-                      </w:tcPr>
-                      <w:p>
-                        <w:pPr>
-                          <w:spacing w:before="0" w:after="0"/>
-                        </w:pPr>
-                        <w:r/>
-                        <w:r>
-                          <w:rPr>
-                            <w:rFonts w:ascii="宋体" w:hAnsi="宋体" w:eastAsia="宋体"/>
-                            <w:b w:val="0"/>
-                            <w:color w:val="1C1917"/>
-                            <w:sz w:val="12"/>
-                          </w:rPr>
-                          <w:t xml:space="preserve"> </w:t>
-                        </w:r>
-                      </w:p>
-                    </w:tc>
-                  </w:tr>
-                </w:tbl>
-                <w:p/>
               </w:tc>
             </w:tr>
           </w:tbl>

--- a/printables/full/u03-full.docx
+++ b/printables/full/u03-full.docx
@@ -19,7 +19,7 @@
     </w:p>
     <w:p>
       <w:pPr>
-        <w:spacing w:before="0" w:after="60" w:line="276" w:lineRule="auto"/>
+        <w:spacing w:before="0" w:after="160" w:line="276" w:lineRule="auto"/>
       </w:pPr>
       <w:r>
         <w:rPr>
@@ -33,29 +33,14 @@
     </w:p>
     <w:p>
       <w:pPr>
-        <w:spacing w:before="0" w:after="120" w:line="276" w:lineRule="auto"/>
-        <w:jc w:val="center"/>
-      </w:pPr>
-      <w:r>
-        <w:rPr>
-          <w:rFonts w:ascii="宋体" w:hAnsi="宋体" w:eastAsia="宋体"/>
-          <w:b w:val="0"/>
-          <w:color w:val="C2410C"/>
-          <w:sz w:val="16"/>
-        </w:rPr>
-        <w:t>（扫描件仅有第 1–2 页 · 第 3–4 页待补）</w:t>
-      </w:r>
-    </w:p>
-    <w:p>
-      <w:pPr>
-        <w:spacing w:before="160" w:after="80" w:line="276" w:lineRule="auto"/>
+        <w:spacing w:before="200" w:after="120" w:line="276" w:lineRule="auto"/>
       </w:pPr>
       <w:r>
         <w:rPr>
           <w:rFonts w:ascii="宋体" w:hAnsi="宋体" w:eastAsia="宋体"/>
           <w:b/>
           <w:color w:val="1C1917"/>
-          <w:sz w:val="22"/>
+          <w:sz w:val="24"/>
         </w:rPr>
         <w:t>一、看拼音，写词语。</w:t>
       </w:r>
@@ -85,11 +70,11 @@
       </w:tblGrid>
       <w:tr>
         <w:trPr>
-          <w:trHeight w:val="708" w:hRule="atLeast"/>
+          <w:trHeight w:val="963" w:hRule="atLeast"/>
         </w:trPr>
         <w:tc>
           <w:tcPr>
-            <w:tcW w:type="dxa" w:w="1049"/>
+            <w:tcW w:type="dxa" w:w="1559"/>
             <w:vAlign w:val="center"/>
             <w:tcBorders/>
           </w:tcPr>
@@ -125,16 +110,16 @@
               </w:tblBorders>
             </w:tblPr>
             <w:tblGrid>
-              <w:gridCol w:w="524"/>
-              <w:gridCol w:w="524"/>
+              <w:gridCol w:w="779"/>
+              <w:gridCol w:w="779"/>
             </w:tblGrid>
             <w:tr>
               <w:trPr>
-                <w:trHeight w:val="442" w:hRule="atLeast"/>
+                <w:trHeight w:val="697" w:hRule="atLeast"/>
               </w:trPr>
               <w:tc>
                 <w:tcPr>
-                  <w:tcW w:type="dxa" w:w="425"/>
+                  <w:tcW w:type="dxa" w:w="680"/>
                   <w:tcBorders/>
                 </w:tcPr>
                 <w:p>
@@ -146,7 +131,7 @@
                   <w:r>
                     <w:drawing>
                       <wp:inline xmlns:a="http://schemas.openxmlformats.org/drawingml/2006/main" xmlns:pic="http://schemas.openxmlformats.org/drawingml/2006/picture">
-                        <wp:extent cx="251999" cy="251999"/>
+                        <wp:extent cx="413999" cy="413999"/>
                         <wp:docPr id="1" name="Picture 1"/>
                         <wp:cNvGraphicFramePr>
                           <a:graphicFrameLocks noChangeAspect="1"/>
@@ -155,7 +140,7 @@
                           <a:graphicData uri="http://schemas.openxmlformats.org/drawingml/2006/picture">
                             <pic:pic>
                               <pic:nvPicPr>
-                                <pic:cNvPr id="0" name="tianzige-140.png"/>
+                                <pic:cNvPr id="0" name="tianzige-200.png"/>
                                 <pic:cNvPicPr/>
                               </pic:nvPicPr>
                               <pic:blipFill>
@@ -167,7 +152,7 @@
                               <pic:spPr>
                                 <a:xfrm>
                                   <a:off x="0" y="0"/>
-                                  <a:ext cx="251999" cy="251999"/>
+                                  <a:ext cx="413999" cy="413999"/>
                                 </a:xfrm>
                                 <a:prstGeom prst="rect"/>
                               </pic:spPr>
@@ -181,7 +166,7 @@
               </w:tc>
               <w:tc>
                 <w:tcPr>
-                  <w:tcW w:type="dxa" w:w="425"/>
+                  <w:tcW w:type="dxa" w:w="680"/>
                   <w:tcBorders/>
                 </w:tcPr>
                 <w:p>
@@ -193,7 +178,7 @@
                   <w:r>
                     <w:drawing>
                       <wp:inline xmlns:a="http://schemas.openxmlformats.org/drawingml/2006/main" xmlns:pic="http://schemas.openxmlformats.org/drawingml/2006/picture">
-                        <wp:extent cx="251999" cy="251999"/>
+                        <wp:extent cx="413999" cy="413999"/>
                         <wp:docPr id="2" name="Picture 2"/>
                         <wp:cNvGraphicFramePr>
                           <a:graphicFrameLocks noChangeAspect="1"/>
@@ -202,7 +187,7 @@
                           <a:graphicData uri="http://schemas.openxmlformats.org/drawingml/2006/picture">
                             <pic:pic>
                               <pic:nvPicPr>
-                                <pic:cNvPr id="0" name="tianzige-140.png"/>
+                                <pic:cNvPr id="0" name="tianzige-200.png"/>
                                 <pic:cNvPicPr/>
                               </pic:nvPicPr>
                               <pic:blipFill>
@@ -214,7 +199,7 @@
                               <pic:spPr>
                                 <a:xfrm>
                                   <a:off x="0" y="0"/>
-                                  <a:ext cx="251999" cy="251999"/>
+                                  <a:ext cx="413999" cy="413999"/>
                                 </a:xfrm>
                                 <a:prstGeom prst="rect"/>
                               </pic:spPr>
@@ -247,7 +232,7 @@
                 <w:rFonts w:ascii="宋体" w:hAnsi="宋体" w:eastAsia="宋体"/>
                 <w:b w:val="0"/>
                 <w:color w:val="1C1917"/>
-                <w:sz w:val="21"/>
+                <w:sz w:val="22"/>
               </w:rPr>
               <w:t>的墙壁上，</w:t>
             </w:r>
@@ -255,7 +240,7 @@
         </w:tc>
         <w:tc>
           <w:tcPr>
-            <w:tcW w:type="dxa" w:w="1049"/>
+            <w:tcW w:type="dxa" w:w="1559"/>
             <w:vAlign w:val="center"/>
             <w:tcBorders/>
           </w:tcPr>
@@ -291,16 +276,16 @@
               </w:tblBorders>
             </w:tblPr>
             <w:tblGrid>
-              <w:gridCol w:w="524"/>
-              <w:gridCol w:w="524"/>
+              <w:gridCol w:w="779"/>
+              <w:gridCol w:w="779"/>
             </w:tblGrid>
             <w:tr>
               <w:trPr>
-                <w:trHeight w:val="442" w:hRule="atLeast"/>
+                <w:trHeight w:val="697" w:hRule="atLeast"/>
               </w:trPr>
               <w:tc>
                 <w:tcPr>
-                  <w:tcW w:type="dxa" w:w="425"/>
+                  <w:tcW w:type="dxa" w:w="680"/>
                   <w:tcBorders/>
                 </w:tcPr>
                 <w:p>
@@ -312,7 +297,7 @@
                   <w:r>
                     <w:drawing>
                       <wp:inline xmlns:a="http://schemas.openxmlformats.org/drawingml/2006/main" xmlns:pic="http://schemas.openxmlformats.org/drawingml/2006/picture">
-                        <wp:extent cx="251999" cy="251999"/>
+                        <wp:extent cx="413999" cy="413999"/>
                         <wp:docPr id="3" name="Picture 3"/>
                         <wp:cNvGraphicFramePr>
                           <a:graphicFrameLocks noChangeAspect="1"/>
@@ -321,7 +306,7 @@
                           <a:graphicData uri="http://schemas.openxmlformats.org/drawingml/2006/picture">
                             <pic:pic>
                               <pic:nvPicPr>
-                                <pic:cNvPr id="0" name="tianzige-140.png"/>
+                                <pic:cNvPr id="0" name="tianzige-200.png"/>
                                 <pic:cNvPicPr/>
                               </pic:nvPicPr>
                               <pic:blipFill>
@@ -333,7 +318,7 @@
                               <pic:spPr>
                                 <a:xfrm>
                                   <a:off x="0" y="0"/>
-                                  <a:ext cx="251999" cy="251999"/>
+                                  <a:ext cx="413999" cy="413999"/>
                                 </a:xfrm>
                                 <a:prstGeom prst="rect"/>
                               </pic:spPr>
@@ -347,7 +332,7 @@
               </w:tc>
               <w:tc>
                 <w:tcPr>
-                  <w:tcW w:type="dxa" w:w="425"/>
+                  <w:tcW w:type="dxa" w:w="680"/>
                   <w:tcBorders/>
                 </w:tcPr>
                 <w:p>
@@ -359,7 +344,7 @@
                   <w:r>
                     <w:drawing>
                       <wp:inline xmlns:a="http://schemas.openxmlformats.org/drawingml/2006/main" xmlns:pic="http://schemas.openxmlformats.org/drawingml/2006/picture">
-                        <wp:extent cx="251999" cy="251999"/>
+                        <wp:extent cx="413999" cy="413999"/>
                         <wp:docPr id="4" name="Picture 4"/>
                         <wp:cNvGraphicFramePr>
                           <a:graphicFrameLocks noChangeAspect="1"/>
@@ -368,7 +353,7 @@
                           <a:graphicData uri="http://schemas.openxmlformats.org/drawingml/2006/picture">
                             <pic:pic>
                               <pic:nvPicPr>
-                                <pic:cNvPr id="0" name="tianzige-140.png"/>
+                                <pic:cNvPr id="0" name="tianzige-200.png"/>
                                 <pic:cNvPicPr/>
                               </pic:nvPicPr>
                               <pic:blipFill>
@@ -380,7 +365,7 @@
                               <pic:spPr>
                                 <a:xfrm>
                                   <a:off x="0" y="0"/>
-                                  <a:ext cx="251999" cy="251999"/>
+                                  <a:ext cx="413999" cy="413999"/>
                                 </a:xfrm>
                                 <a:prstGeom prst="rect"/>
                               </pic:spPr>
@@ -413,7 +398,7 @@
                 <w:rFonts w:ascii="宋体" w:hAnsi="宋体" w:eastAsia="宋体"/>
                 <w:b w:val="0"/>
                 <w:color w:val="1C1917"/>
-                <w:sz w:val="21"/>
+                <w:sz w:val="22"/>
               </w:rPr>
               <w:t>的</w:t>
             </w:r>
@@ -421,7 +406,7 @@
         </w:tc>
         <w:tc>
           <w:tcPr>
-            <w:tcW w:type="dxa" w:w="1446"/>
+            <w:tcW w:type="dxa" w:w="2211"/>
             <w:vAlign w:val="center"/>
             <w:tcBorders/>
           </w:tcPr>
@@ -457,17 +442,17 @@
               </w:tblBorders>
             </w:tblPr>
             <w:tblGrid>
-              <w:gridCol w:w="482"/>
-              <w:gridCol w:w="482"/>
-              <w:gridCol w:w="482"/>
+              <w:gridCol w:w="737"/>
+              <w:gridCol w:w="737"/>
+              <w:gridCol w:w="737"/>
             </w:tblGrid>
             <w:tr>
               <w:trPr>
-                <w:trHeight w:val="442" w:hRule="atLeast"/>
+                <w:trHeight w:val="697" w:hRule="atLeast"/>
               </w:trPr>
               <w:tc>
                 <w:tcPr>
-                  <w:tcW w:type="dxa" w:w="425"/>
+                  <w:tcW w:type="dxa" w:w="680"/>
                   <w:tcBorders/>
                 </w:tcPr>
                 <w:p>
@@ -479,7 +464,7 @@
                   <w:r>
                     <w:drawing>
                       <wp:inline xmlns:a="http://schemas.openxmlformats.org/drawingml/2006/main" xmlns:pic="http://schemas.openxmlformats.org/drawingml/2006/picture">
-                        <wp:extent cx="251999" cy="251999"/>
+                        <wp:extent cx="413999" cy="413999"/>
                         <wp:docPr id="5" name="Picture 5"/>
                         <wp:cNvGraphicFramePr>
                           <a:graphicFrameLocks noChangeAspect="1"/>
@@ -488,7 +473,7 @@
                           <a:graphicData uri="http://schemas.openxmlformats.org/drawingml/2006/picture">
                             <pic:pic>
                               <pic:nvPicPr>
-                                <pic:cNvPr id="0" name="tianzige-140.png"/>
+                                <pic:cNvPr id="0" name="tianzige-200.png"/>
                                 <pic:cNvPicPr/>
                               </pic:nvPicPr>
                               <pic:blipFill>
@@ -500,7 +485,7 @@
                               <pic:spPr>
                                 <a:xfrm>
                                   <a:off x="0" y="0"/>
-                                  <a:ext cx="251999" cy="251999"/>
+                                  <a:ext cx="413999" cy="413999"/>
                                 </a:xfrm>
                                 <a:prstGeom prst="rect"/>
                               </pic:spPr>
@@ -514,7 +499,7 @@
               </w:tc>
               <w:tc>
                 <w:tcPr>
-                  <w:tcW w:type="dxa" w:w="425"/>
+                  <w:tcW w:type="dxa" w:w="680"/>
                   <w:tcBorders/>
                 </w:tcPr>
                 <w:p>
@@ -526,7 +511,7 @@
                   <w:r>
                     <w:drawing>
                       <wp:inline xmlns:a="http://schemas.openxmlformats.org/drawingml/2006/main" xmlns:pic="http://schemas.openxmlformats.org/drawingml/2006/picture">
-                        <wp:extent cx="251999" cy="251999"/>
+                        <wp:extent cx="413999" cy="413999"/>
                         <wp:docPr id="6" name="Picture 6"/>
                         <wp:cNvGraphicFramePr>
                           <a:graphicFrameLocks noChangeAspect="1"/>
@@ -535,7 +520,7 @@
                           <a:graphicData uri="http://schemas.openxmlformats.org/drawingml/2006/picture">
                             <pic:pic>
                               <pic:nvPicPr>
-                                <pic:cNvPr id="0" name="tianzige-140.png"/>
+                                <pic:cNvPr id="0" name="tianzige-200.png"/>
                                 <pic:cNvPicPr/>
                               </pic:nvPicPr>
                               <pic:blipFill>
@@ -547,7 +532,7 @@
                               <pic:spPr>
                                 <a:xfrm>
                                   <a:off x="0" y="0"/>
-                                  <a:ext cx="251999" cy="251999"/>
+                                  <a:ext cx="413999" cy="413999"/>
                                 </a:xfrm>
                                 <a:prstGeom prst="rect"/>
                               </pic:spPr>
@@ -561,7 +546,7 @@
               </w:tc>
               <w:tc>
                 <w:tcPr>
-                  <w:tcW w:type="dxa" w:w="425"/>
+                  <w:tcW w:type="dxa" w:w="680"/>
                   <w:tcBorders/>
                 </w:tcPr>
                 <w:p>
@@ -573,7 +558,7 @@
                   <w:r>
                     <w:drawing>
                       <wp:inline xmlns:a="http://schemas.openxmlformats.org/drawingml/2006/main" xmlns:pic="http://schemas.openxmlformats.org/drawingml/2006/picture">
-                        <wp:extent cx="251999" cy="251999"/>
+                        <wp:extent cx="413999" cy="413999"/>
                         <wp:docPr id="7" name="Picture 7"/>
                         <wp:cNvGraphicFramePr>
                           <a:graphicFrameLocks noChangeAspect="1"/>
@@ -582,7 +567,7 @@
                           <a:graphicData uri="http://schemas.openxmlformats.org/drawingml/2006/picture">
                             <pic:pic>
                               <pic:nvPicPr>
-                                <pic:cNvPr id="0" name="tianzige-140.png"/>
+                                <pic:cNvPr id="0" name="tianzige-200.png"/>
                                 <pic:cNvPicPr/>
                               </pic:nvPicPr>
                               <pic:blipFill>
@@ -594,7 +579,7 @@
                               <pic:spPr>
                                 <a:xfrm>
                                   <a:off x="0" y="0"/>
-                                  <a:ext cx="251999" cy="251999"/>
+                                  <a:ext cx="413999" cy="413999"/>
                                 </a:xfrm>
                                 <a:prstGeom prst="rect"/>
                               </pic:spPr>
@@ -627,7 +612,7 @@
                 <w:rFonts w:ascii="宋体" w:hAnsi="宋体" w:eastAsia="宋体"/>
                 <w:b w:val="0"/>
                 <w:color w:val="1C1917"/>
-                <w:sz w:val="21"/>
+                <w:sz w:val="22"/>
               </w:rPr>
               <w:t>正悄悄生长，叶片之间毫不拥挤，还留着</w:t>
             </w:r>
@@ -637,7 +622,7 @@
     </w:tbl>
     <w:p>
       <w:pPr>
-        <w:spacing w:before="0" w:after="40"/>
+        <w:spacing w:before="0" w:after="200"/>
       </w:pPr>
     </w:p>
     <w:tbl>
@@ -663,11 +648,11 @@
       </w:tblGrid>
       <w:tr>
         <w:trPr>
-          <w:trHeight w:val="708" w:hRule="atLeast"/>
+          <w:trHeight w:val="963" w:hRule="atLeast"/>
         </w:trPr>
         <w:tc>
           <w:tcPr>
-            <w:tcW w:type="dxa" w:w="1049"/>
+            <w:tcW w:type="dxa" w:w="1559"/>
             <w:vAlign w:val="center"/>
             <w:tcBorders/>
           </w:tcPr>
@@ -703,16 +688,16 @@
               </w:tblBorders>
             </w:tblPr>
             <w:tblGrid>
-              <w:gridCol w:w="524"/>
-              <w:gridCol w:w="524"/>
+              <w:gridCol w:w="779"/>
+              <w:gridCol w:w="779"/>
             </w:tblGrid>
             <w:tr>
               <w:trPr>
-                <w:trHeight w:val="442" w:hRule="atLeast"/>
+                <w:trHeight w:val="697" w:hRule="atLeast"/>
               </w:trPr>
               <w:tc>
                 <w:tcPr>
-                  <w:tcW w:type="dxa" w:w="425"/>
+                  <w:tcW w:type="dxa" w:w="680"/>
                   <w:tcBorders/>
                 </w:tcPr>
                 <w:p>
@@ -724,7 +709,7 @@
                   <w:r>
                     <w:drawing>
                       <wp:inline xmlns:a="http://schemas.openxmlformats.org/drawingml/2006/main" xmlns:pic="http://schemas.openxmlformats.org/drawingml/2006/picture">
-                        <wp:extent cx="251999" cy="251999"/>
+                        <wp:extent cx="413999" cy="413999"/>
                         <wp:docPr id="8" name="Picture 8"/>
                         <wp:cNvGraphicFramePr>
                           <a:graphicFrameLocks noChangeAspect="1"/>
@@ -733,7 +718,7 @@
                           <a:graphicData uri="http://schemas.openxmlformats.org/drawingml/2006/picture">
                             <pic:pic>
                               <pic:nvPicPr>
-                                <pic:cNvPr id="0" name="tianzige-140.png"/>
+                                <pic:cNvPr id="0" name="tianzige-200.png"/>
                                 <pic:cNvPicPr/>
                               </pic:nvPicPr>
                               <pic:blipFill>
@@ -745,7 +730,7 @@
                               <pic:spPr>
                                 <a:xfrm>
                                   <a:off x="0" y="0"/>
-                                  <a:ext cx="251999" cy="251999"/>
+                                  <a:ext cx="413999" cy="413999"/>
                                 </a:xfrm>
                                 <a:prstGeom prst="rect"/>
                               </pic:spPr>
@@ -759,7 +744,7 @@
               </w:tc>
               <w:tc>
                 <w:tcPr>
-                  <w:tcW w:type="dxa" w:w="425"/>
+                  <w:tcW w:type="dxa" w:w="680"/>
                   <w:tcBorders/>
                 </w:tcPr>
                 <w:p>
@@ -771,7 +756,7 @@
                   <w:r>
                     <w:drawing>
                       <wp:inline xmlns:a="http://schemas.openxmlformats.org/drawingml/2006/main" xmlns:pic="http://schemas.openxmlformats.org/drawingml/2006/picture">
-                        <wp:extent cx="251999" cy="251999"/>
+                        <wp:extent cx="413999" cy="413999"/>
                         <wp:docPr id="9" name="Picture 9"/>
                         <wp:cNvGraphicFramePr>
                           <a:graphicFrameLocks noChangeAspect="1"/>
@@ -780,7 +765,7 @@
                           <a:graphicData uri="http://schemas.openxmlformats.org/drawingml/2006/picture">
                             <pic:pic>
                               <pic:nvPicPr>
-                                <pic:cNvPr id="0" name="tianzige-140.png"/>
+                                <pic:cNvPr id="0" name="tianzige-200.png"/>
                                 <pic:cNvPicPr/>
                               </pic:nvPicPr>
                               <pic:blipFill>
@@ -792,7 +777,7 @@
                               <pic:spPr>
                                 <a:xfrm>
                                   <a:off x="0" y="0"/>
-                                  <a:ext cx="251999" cy="251999"/>
+                                  <a:ext cx="413999" cy="413999"/>
                                 </a:xfrm>
                                 <a:prstGeom prst="rect"/>
                               </pic:spPr>
@@ -825,7 +810,7 @@
                 <w:rFonts w:ascii="宋体" w:hAnsi="宋体" w:eastAsia="宋体"/>
                 <w:b w:val="0"/>
                 <w:color w:val="1C1917"/>
-                <w:sz w:val="21"/>
+                <w:sz w:val="22"/>
               </w:rPr>
               <w:t>的</w:t>
             </w:r>
@@ -833,7 +818,7 @@
         </w:tc>
         <w:tc>
           <w:tcPr>
-            <w:tcW w:type="dxa" w:w="1049"/>
+            <w:tcW w:type="dxa" w:w="1559"/>
             <w:vAlign w:val="center"/>
             <w:tcBorders/>
           </w:tcPr>
@@ -869,16 +854,16 @@
               </w:tblBorders>
             </w:tblPr>
             <w:tblGrid>
-              <w:gridCol w:w="524"/>
-              <w:gridCol w:w="524"/>
+              <w:gridCol w:w="779"/>
+              <w:gridCol w:w="779"/>
             </w:tblGrid>
             <w:tr>
               <w:trPr>
-                <w:trHeight w:val="442" w:hRule="atLeast"/>
+                <w:trHeight w:val="697" w:hRule="atLeast"/>
               </w:trPr>
               <w:tc>
                 <w:tcPr>
-                  <w:tcW w:type="dxa" w:w="425"/>
+                  <w:tcW w:type="dxa" w:w="680"/>
                   <w:tcBorders/>
                 </w:tcPr>
                 <w:p>
@@ -890,7 +875,7 @@
                   <w:r>
                     <w:drawing>
                       <wp:inline xmlns:a="http://schemas.openxmlformats.org/drawingml/2006/main" xmlns:pic="http://schemas.openxmlformats.org/drawingml/2006/picture">
-                        <wp:extent cx="251999" cy="251999"/>
+                        <wp:extent cx="413999" cy="413999"/>
                         <wp:docPr id="10" name="Picture 10"/>
                         <wp:cNvGraphicFramePr>
                           <a:graphicFrameLocks noChangeAspect="1"/>
@@ -899,7 +884,7 @@
                           <a:graphicData uri="http://schemas.openxmlformats.org/drawingml/2006/picture">
                             <pic:pic>
                               <pic:nvPicPr>
-                                <pic:cNvPr id="0" name="tianzige-140.png"/>
+                                <pic:cNvPr id="0" name="tianzige-200.png"/>
                                 <pic:cNvPicPr/>
                               </pic:nvPicPr>
                               <pic:blipFill>
@@ -911,7 +896,7 @@
                               <pic:spPr>
                                 <a:xfrm>
                                   <a:off x="0" y="0"/>
-                                  <a:ext cx="251999" cy="251999"/>
+                                  <a:ext cx="413999" cy="413999"/>
                                 </a:xfrm>
                                 <a:prstGeom prst="rect"/>
                               </pic:spPr>
@@ -925,7 +910,7 @@
               </w:tc>
               <w:tc>
                 <w:tcPr>
-                  <w:tcW w:type="dxa" w:w="425"/>
+                  <w:tcW w:type="dxa" w:w="680"/>
                   <w:tcBorders/>
                 </w:tcPr>
                 <w:p>
@@ -937,7 +922,7 @@
                   <w:r>
                     <w:drawing>
                       <wp:inline xmlns:a="http://schemas.openxmlformats.org/drawingml/2006/main" xmlns:pic="http://schemas.openxmlformats.org/drawingml/2006/picture">
-                        <wp:extent cx="251999" cy="251999"/>
+                        <wp:extent cx="413999" cy="413999"/>
                         <wp:docPr id="11" name="Picture 11"/>
                         <wp:cNvGraphicFramePr>
                           <a:graphicFrameLocks noChangeAspect="1"/>
@@ -946,7 +931,7 @@
                           <a:graphicData uri="http://schemas.openxmlformats.org/drawingml/2006/picture">
                             <pic:pic>
                               <pic:nvPicPr>
-                                <pic:cNvPr id="0" name="tianzige-140.png"/>
+                                <pic:cNvPr id="0" name="tianzige-200.png"/>
                                 <pic:cNvPicPr/>
                               </pic:nvPicPr>
                               <pic:blipFill>
@@ -958,7 +943,7 @@
                               <pic:spPr>
                                 <a:xfrm>
                                   <a:off x="0" y="0"/>
-                                  <a:ext cx="251999" cy="251999"/>
+                                  <a:ext cx="413999" cy="413999"/>
                                 </a:xfrm>
                                 <a:prstGeom prst="rect"/>
                               </pic:spPr>
@@ -991,7 +976,7 @@
                 <w:rFonts w:ascii="宋体" w:hAnsi="宋体" w:eastAsia="宋体"/>
                 <w:b w:val="0"/>
                 <w:color w:val="1C1917"/>
-                <w:sz w:val="21"/>
+                <w:sz w:val="22"/>
               </w:rPr>
               <w:t>，看着格外舒服。</w:t>
             </w:r>
@@ -1001,270 +986,289 @@
     </w:tbl>
     <w:p>
       <w:pPr>
-        <w:spacing w:before="0" w:after="100"/>
+        <w:spacing w:before="0" w:after="240"/>
       </w:pPr>
     </w:p>
     <w:p>
       <w:pPr>
-        <w:spacing w:before="160" w:after="80" w:line="276" w:lineRule="auto"/>
+        <w:spacing w:before="200" w:after="120" w:line="276" w:lineRule="auto"/>
       </w:pPr>
       <w:r>
         <w:rPr>
           <w:rFonts w:ascii="宋体" w:hAnsi="宋体" w:eastAsia="宋体"/>
           <w:b/>
           <w:color w:val="1C1917"/>
-          <w:sz w:val="22"/>
+          <w:sz w:val="24"/>
         </w:rPr>
         <w:t>二、在加点字的正确读音下面画“√”。</w:t>
       </w:r>
     </w:p>
     <w:p>
       <w:pPr>
-        <w:spacing w:before="0" w:after="40" w:line="276" w:lineRule="auto"/>
+        <w:spacing w:before="0" w:after="200" w:line="276" w:lineRule="auto"/>
       </w:pPr>
       <w:r>
         <w:rPr>
           <w:rFonts w:ascii="宋体" w:hAnsi="宋体" w:eastAsia="宋体"/>
           <w:b w:val="0"/>
           <w:color w:val="1C1917"/>
-          <w:sz w:val="21"/>
+          <w:sz w:val="22"/>
         </w:rPr>
         <w:t>1. 战士们顽强抵抗，绝不投 降（jiàng　xiáng），任凭气温不断 降（jiàng　xiáng）低，也没有退缩。</w:t>
       </w:r>
     </w:p>
     <w:p>
       <w:pPr>
-        <w:spacing w:before="0" w:after="40" w:line="276" w:lineRule="auto"/>
+        <w:spacing w:before="0" w:after="200" w:line="276" w:lineRule="auto"/>
       </w:pPr>
       <w:r>
         <w:rPr>
           <w:rFonts w:ascii="宋体" w:hAnsi="宋体" w:eastAsia="宋体"/>
           <w:b w:val="0"/>
           <w:color w:val="1C1917"/>
-          <w:sz w:val="21"/>
+          <w:sz w:val="22"/>
         </w:rPr>
         <w:t>2. 他一边哼着欢快的歌 曲（qǔ　qū），一边沿着 曲（qǔ　qū）折的小路往前走。</w:t>
       </w:r>
     </w:p>
     <w:p>
       <w:pPr>
-        <w:spacing w:before="0" w:after="40" w:line="276" w:lineRule="auto"/>
+        <w:spacing w:before="0" w:after="240" w:line="276" w:lineRule="auto"/>
       </w:pPr>
       <w:r>
         <w:rPr>
           <w:rFonts w:ascii="宋体" w:hAnsi="宋体" w:eastAsia="宋体"/>
           <w:b w:val="0"/>
           <w:color w:val="1C1917"/>
-          <w:sz w:val="21"/>
+          <w:sz w:val="22"/>
         </w:rPr>
         <w:t>3. 这株植物的 茎（jīng　jìng）纤细，所以搬动时需格外谨 慎（chèn　shèn）。</w:t>
       </w:r>
     </w:p>
     <w:p>
       <w:pPr>
-        <w:spacing w:before="160" w:after="80" w:line="276" w:lineRule="auto"/>
+        <w:spacing w:before="200" w:after="120" w:line="276" w:lineRule="auto"/>
       </w:pPr>
       <w:r>
         <w:rPr>
           <w:rFonts w:ascii="宋体" w:hAnsi="宋体" w:eastAsia="宋体"/>
           <w:b/>
           <w:color w:val="1C1917"/>
-          <w:sz w:val="22"/>
+          <w:sz w:val="24"/>
         </w:rPr>
         <w:t>三、按要求选择正确答案，将序号填在括号里。</w:t>
       </w:r>
     </w:p>
     <w:p>
       <w:pPr>
-        <w:spacing w:before="0" w:after="40" w:line="276" w:lineRule="auto"/>
+        <w:spacing w:before="0" w:after="120" w:line="276" w:lineRule="auto"/>
       </w:pPr>
       <w:r>
         <w:rPr>
           <w:rFonts w:ascii="宋体" w:hAnsi="宋体" w:eastAsia="宋体"/>
           <w:b w:val="0"/>
           <w:color w:val="1C1917"/>
-          <w:sz w:val="21"/>
+          <w:sz w:val="22"/>
         </w:rPr>
         <w:t>1. 选出下列每组词语中有错别字的一项。</w:t>
       </w:r>
     </w:p>
     <w:p>
       <w:pPr>
-        <w:spacing w:before="0" w:after="40" w:line="276" w:lineRule="auto"/>
+        <w:spacing w:before="0" w:after="160" w:line="276" w:lineRule="auto"/>
       </w:pPr>
       <w:r>
         <w:rPr>
           <w:rFonts w:ascii="宋体" w:hAnsi="宋体" w:eastAsia="宋体"/>
           <w:b w:val="0"/>
           <w:color w:val="1C1917"/>
-          <w:sz w:val="21"/>
+          <w:sz w:val="22"/>
         </w:rPr>
         <w:t xml:space="preserve">　　（1）①住宅　②柔弱　③痕际　　（　　）</w:t>
       </w:r>
     </w:p>
     <w:p>
       <w:pPr>
-        <w:spacing w:before="0" w:after="40" w:line="276" w:lineRule="auto"/>
+        <w:spacing w:before="0" w:after="160" w:line="276" w:lineRule="auto"/>
       </w:pPr>
       <w:r>
         <w:rPr>
           <w:rFonts w:ascii="宋体" w:hAnsi="宋体" w:eastAsia="宋体"/>
           <w:b w:val="0"/>
           <w:color w:val="1C1917"/>
-          <w:sz w:val="21"/>
+          <w:sz w:val="22"/>
         </w:rPr>
         <w:t xml:space="preserve">　　（2）①选择　②平担　③叶柄　　（　　）</w:t>
       </w:r>
     </w:p>
     <w:p>
       <w:pPr>
-        <w:spacing w:before="0" w:after="40" w:line="276" w:lineRule="auto"/>
+        <w:spacing w:before="0" w:after="200" w:line="276" w:lineRule="auto"/>
       </w:pPr>
       <w:r>
         <w:rPr>
           <w:rFonts w:ascii="宋体" w:hAnsi="宋体" w:eastAsia="宋体"/>
           <w:b w:val="0"/>
           <w:color w:val="1C1917"/>
-          <w:sz w:val="21"/>
+          <w:sz w:val="22"/>
         </w:rPr>
         <w:t xml:space="preserve">　　（3）①大厅　②触脚　③增长　　（　　）</w:t>
       </w:r>
     </w:p>
     <w:p>
       <w:pPr>
-        <w:spacing w:before="0" w:after="40" w:line="276" w:lineRule="auto"/>
+        <w:spacing w:before="0" w:after="120" w:line="276" w:lineRule="auto"/>
       </w:pPr>
       <w:r>
         <w:rPr>
           <w:rFonts w:ascii="宋体" w:hAnsi="宋体" w:eastAsia="宋体"/>
           <w:b w:val="0"/>
           <w:color w:val="1C1917"/>
-          <w:sz w:val="21"/>
+          <w:sz w:val="22"/>
         </w:rPr>
         <w:t>2. 下列诗句中，加点字词解释正确的一项是（　　）</w:t>
       </w:r>
     </w:p>
     <w:p>
       <w:pPr>
-        <w:spacing w:before="0" w:after="40" w:line="276" w:lineRule="auto"/>
+        <w:spacing w:before="0" w:after="120" w:line="276" w:lineRule="auto"/>
       </w:pPr>
       <w:r>
         <w:rPr>
           <w:rFonts w:ascii="宋体" w:hAnsi="宋体" w:eastAsia="宋体"/>
           <w:b w:val="0"/>
           <w:color w:val="1C1917"/>
-          <w:sz w:val="21"/>
+          <w:sz w:val="22"/>
         </w:rPr>
         <w:t xml:space="preserve">　　①可怜九月初三夜（可惜）</w:t>
       </w:r>
     </w:p>
     <w:p>
       <w:pPr>
-        <w:spacing w:before="0" w:after="40" w:line="276" w:lineRule="auto"/>
+        <w:spacing w:before="0" w:after="120" w:line="276" w:lineRule="auto"/>
       </w:pPr>
       <w:r>
         <w:rPr>
           <w:rFonts w:ascii="宋体" w:hAnsi="宋体" w:eastAsia="宋体"/>
           <w:b w:val="0"/>
           <w:color w:val="1C1917"/>
-          <w:sz w:val="21"/>
+          <w:sz w:val="22"/>
         </w:rPr>
         <w:t xml:space="preserve">　　②只缘身在此山中（因为）</w:t>
       </w:r>
     </w:p>
     <w:p>
       <w:pPr>
-        <w:spacing w:before="0" w:after="40" w:line="276" w:lineRule="auto"/>
+        <w:spacing w:before="0" w:after="200" w:line="276" w:lineRule="auto"/>
       </w:pPr>
       <w:r>
         <w:rPr>
           <w:rFonts w:ascii="宋体" w:hAnsi="宋体" w:eastAsia="宋体"/>
           <w:b w:val="0"/>
           <w:color w:val="1C1917"/>
-          <w:sz w:val="21"/>
+          <w:sz w:val="22"/>
         </w:rPr>
         <w:t xml:space="preserve">　　③梅须逊雪三分白（谦逊）</w:t>
       </w:r>
     </w:p>
     <w:p>
       <w:pPr>
-        <w:spacing w:before="120" w:after="0" w:line="276" w:lineRule="auto"/>
-        <w:jc w:val="center"/>
+        <w:spacing w:before="200" w:after="120" w:line="276" w:lineRule="auto"/>
+      </w:pPr>
+      <w:r>
+        <w:rPr>
+          <w:rFonts w:ascii="宋体" w:hAnsi="宋体" w:eastAsia="宋体"/>
+          <w:b/>
+          <w:color w:val="1C1917"/>
+          <w:sz w:val="24"/>
+        </w:rPr>
+        <w:t>四、根据所学知识和要求填空。</w:t>
+      </w:r>
+    </w:p>
+    <w:p>
+      <w:pPr>
+        <w:spacing w:before="0" w:after="80" w:line="276" w:lineRule="auto"/>
       </w:pPr>
       <w:r>
         <w:rPr>
           <w:rFonts w:ascii="宋体" w:hAnsi="宋体" w:eastAsia="宋体"/>
           <w:b w:val="0"/>
           <w:color w:val="1C1917"/>
-          <w:sz w:val="16"/>
+          <w:sz w:val="22"/>
         </w:rPr>
-        <w:t>语文·四上·第三单元　第 1 页（共 4 页 · 现仅 1–2 页）</w:t>
-      </w:r>
-    </w:p>
-    <w:p>
-      <w:r>
-        <w:br w:type="page"/>
+        <w:t>1. 最近下了好几场秋雨，气温越来越低，真是应了那句俗语：</w:t>
       </w:r>
     </w:p>
     <w:p>
       <w:pPr>
-        <w:spacing w:before="160" w:after="80" w:line="276" w:lineRule="auto"/>
-      </w:pPr>
-      <w:r>
-        <w:rPr>
-          <w:rFonts w:ascii="宋体" w:hAnsi="宋体" w:eastAsia="宋体"/>
-          <w:b/>
-          <w:color w:val="1C1917"/>
-          <w:sz w:val="22"/>
-        </w:rPr>
-        <w:t>四、根据所学知识和要求填空。</w:t>
-      </w:r>
-    </w:p>
-    <w:p>
-      <w:pPr>
-        <w:spacing w:before="0" w:after="40" w:line="276" w:lineRule="auto"/>
+        <w:spacing w:before="0" w:after="200" w:line="276" w:lineRule="auto"/>
       </w:pPr>
       <w:r>
         <w:rPr>
           <w:rFonts w:ascii="宋体" w:hAnsi="宋体" w:eastAsia="宋体"/>
           <w:b w:val="0"/>
           <w:color w:val="1C1917"/>
-          <w:sz w:val="21"/>
+          <w:sz w:val="32"/>
         </w:rPr>
-        <w:t>1. 最近下了好几场秋雨，气温越来越低，真是应了那句俗语：“____________________，____________________。”</w:t>
+        <w:t>＿＿＿＿＿＿＿＿＿＿＿＿＿＿＿＿＿＿＿＿＿＿＿＿＿＿＿＿＿＿＿＿</w:t>
       </w:r>
     </w:p>
     <w:p>
       <w:pPr>
-        <w:spacing w:before="0" w:after="40" w:line="276" w:lineRule="auto"/>
+        <w:spacing w:before="0" w:after="80" w:line="276" w:lineRule="auto"/>
       </w:pPr>
       <w:r>
         <w:rPr>
           <w:rFonts w:ascii="宋体" w:hAnsi="宋体" w:eastAsia="宋体"/>
           <w:b w:val="0"/>
           <w:color w:val="1C1917"/>
-          <w:sz w:val="21"/>
+          <w:sz w:val="22"/>
         </w:rPr>
-        <w:t>2. 无论从哪儿看，庐山呈现出的样子都各不相同，真是应了那句：“____________________，____________________。”</w:t>
+        <w:t>2. 无论从哪儿看，庐山呈现出的样子都各不相同，真是应了那句：</w:t>
       </w:r>
     </w:p>
     <w:p>
       <w:pPr>
-        <w:spacing w:before="0" w:after="40" w:line="276" w:lineRule="auto"/>
+        <w:spacing w:before="0" w:after="200" w:line="276" w:lineRule="auto"/>
       </w:pPr>
       <w:r>
         <w:rPr>
           <w:rFonts w:ascii="宋体" w:hAnsi="宋体" w:eastAsia="宋体"/>
           <w:b w:val="0"/>
           <w:color w:val="1C1917"/>
-          <w:sz w:val="21"/>
+          <w:sz w:val="32"/>
+        </w:rPr>
+        <w:t>＿＿＿＿＿＿＿＿＿＿＿＿＿＿＿＿＿＿＿＿＿＿＿＿＿＿＿＿＿＿＿＿</w:t>
+      </w:r>
+    </w:p>
+    <w:p>
+      <w:pPr>
+        <w:sectPr>
+          <w:footerReference w:type="default" r:id="rId10"/>
+          <w:pgSz w:w="11906" w:h="16838"/>
+          <w:pgMar w:top="737" w:right="964" w:bottom="737" w:left="964" w:header="720" w:footer="720" w:gutter="0"/>
+          <w:cols w:space="720"/>
+          <w:docGrid w:linePitch="360"/>
+        </w:sectPr>
+      </w:pPr>
+    </w:p>
+    <w:p>
+      <w:pPr>
+        <w:spacing w:before="0" w:after="80" w:line="276" w:lineRule="auto"/>
+      </w:pPr>
+      <w:r>
+        <w:rPr>
+          <w:rFonts w:ascii="宋体" w:hAnsi="宋体" w:eastAsia="宋体"/>
+          <w:b w:val="0"/>
+          <w:color w:val="1C1917"/>
+          <w:sz w:val="22"/>
         </w:rPr>
         <w:t>3. 两位同学都观察了柳树。你更喜欢谁的写法？说明理由。</w:t>
       </w:r>
     </w:p>
     <w:p>
       <w:pPr>
-        <w:spacing w:before="0" w:after="40" w:line="276" w:lineRule="auto"/>
+        <w:spacing w:before="0" w:after="80" w:line="276" w:lineRule="auto"/>
       </w:pPr>
       <w:r>
         <w:rPr>
@@ -1278,7 +1282,7 @@
     </w:p>
     <w:p>
       <w:pPr>
-        <w:spacing w:before="0" w:after="40" w:line="276" w:lineRule="auto"/>
+        <w:spacing w:before="0" w:after="80" w:line="276" w:lineRule="auto"/>
       </w:pPr>
       <w:r>
         <w:rPr>
@@ -1292,21 +1296,63 @@
     </w:p>
     <w:p>
       <w:pPr>
-        <w:spacing w:before="0" w:after="40" w:line="276" w:lineRule="auto"/>
+        <w:spacing w:before="0" w:after="80" w:line="276" w:lineRule="auto"/>
       </w:pPr>
       <w:r>
         <w:rPr>
           <w:rFonts w:ascii="宋体" w:hAnsi="宋体" w:eastAsia="宋体"/>
           <w:b w:val="0"/>
           <w:color w:val="1C1917"/>
-          <w:sz w:val="21"/>
+          <w:sz w:val="22"/>
         </w:rPr>
-        <w:t>我喜欢________，因为________________________________________________。</w:t>
+        <w:t>我喜欢________，因为</w:t>
       </w:r>
     </w:p>
     <w:p>
       <w:pPr>
-        <w:spacing w:before="160" w:after="80" w:line="276" w:lineRule="auto"/>
+        <w:spacing w:before="0" w:after="200" w:line="276" w:lineRule="auto"/>
+      </w:pPr>
+      <w:r>
+        <w:rPr>
+          <w:rFonts w:ascii="宋体" w:hAnsi="宋体" w:eastAsia="宋体"/>
+          <w:b w:val="0"/>
+          <w:color w:val="1C1917"/>
+          <w:sz w:val="32"/>
+        </w:rPr>
+        <w:t>＿＿＿＿＿＿＿＿＿＿＿＿＿＿＿＿＿＿＿＿＿＿＿＿＿＿＿＿＿＿＿＿</w:t>
+      </w:r>
+    </w:p>
+    <w:p>
+      <w:pPr>
+        <w:spacing w:before="0" w:after="200" w:line="276" w:lineRule="auto"/>
+      </w:pPr>
+      <w:r>
+        <w:rPr>
+          <w:rFonts w:ascii="宋体" w:hAnsi="宋体" w:eastAsia="宋体"/>
+          <w:b w:val="0"/>
+          <w:color w:val="1C1917"/>
+          <w:sz w:val="32"/>
+        </w:rPr>
+        <w:t>＿＿＿＿＿＿＿＿＿＿＿＿＿＿＿＿＿＿＿＿＿＿＿＿＿＿＿＿＿＿＿＿</w:t>
+      </w:r>
+    </w:p>
+    <w:p>
+      <w:pPr>
+        <w:spacing w:before="200" w:after="120" w:line="276" w:lineRule="auto"/>
+      </w:pPr>
+      <w:r>
+        <w:rPr>
+          <w:rFonts w:ascii="宋体" w:hAnsi="宋体" w:eastAsia="宋体"/>
+          <w:b/>
+          <w:color w:val="1C1917"/>
+          <w:sz w:val="24"/>
+        </w:rPr>
+        <w:t>五、阅读短文，回答问题。</w:t>
+      </w:r>
+    </w:p>
+    <w:p>
+      <w:pPr>
+        <w:spacing w:before="0" w:after="80" w:line="276" w:lineRule="auto"/>
       </w:pPr>
       <w:r>
         <w:rPr>
@@ -1315,26 +1361,12 @@
           <w:color w:val="1C1917"/>
           <w:sz w:val="22"/>
         </w:rPr>
-        <w:t>五、阅读短文，回答问题。</w:t>
-      </w:r>
-    </w:p>
-    <w:p>
-      <w:pPr>
-        <w:spacing w:before="0" w:after="40" w:line="276" w:lineRule="auto"/>
-      </w:pPr>
-      <w:r>
-        <w:rPr>
-          <w:rFonts w:ascii="宋体" w:hAnsi="宋体" w:eastAsia="宋体"/>
-          <w:b/>
-          <w:color w:val="1C1917"/>
-          <w:sz w:val="21"/>
-        </w:rPr>
         <w:t>（一）米虫</w:t>
       </w:r>
     </w:p>
     <w:p>
       <w:pPr>
-        <w:spacing w:before="0" w:after="40" w:line="276" w:lineRule="auto"/>
+        <w:spacing w:before="0" w:after="80" w:line="276" w:lineRule="auto"/>
         <w:ind w:firstLine="420"/>
       </w:pPr>
       <w:r>
@@ -1342,14 +1374,14 @@
           <w:rFonts w:ascii="宋体" w:hAnsi="宋体" w:eastAsia="宋体"/>
           <w:b w:val="0"/>
           <w:color w:val="1C1917"/>
-          <w:sz w:val="20"/>
+          <w:sz w:val="22"/>
         </w:rPr>
         <w:t>①我在厨房发现了这只米粒大小的甲虫。我想：它会不会就是米虫呢？</w:t>
       </w:r>
     </w:p>
     <w:p>
       <w:pPr>
-        <w:spacing w:before="0" w:after="40" w:line="276" w:lineRule="auto"/>
+        <w:spacing w:before="0" w:after="80" w:line="276" w:lineRule="auto"/>
         <w:ind w:firstLine="420"/>
       </w:pPr>
       <w:r>
@@ -1357,14 +1389,14 @@
           <w:rFonts w:ascii="宋体" w:hAnsi="宋体" w:eastAsia="宋体"/>
           <w:b w:val="0"/>
           <w:color w:val="1C1917"/>
-          <w:sz w:val="20"/>
+          <w:sz w:val="22"/>
         </w:rPr>
         <w:t>②我把它收纳进养金铃子的小盒子里，又抓了一小把大米放了进去，想近距离地观察它。它有时从大米里钻出来，在米粒上走来走去；有时从这里钻进米里，潜伏片刻，又从那端钻出来，出出进进，躲躲藏藏，玩得极有兴致。</w:t>
       </w:r>
     </w:p>
     <w:p>
       <w:pPr>
-        <w:spacing w:before="0" w:after="40" w:line="276" w:lineRule="auto"/>
+        <w:spacing w:before="0" w:after="80" w:line="276" w:lineRule="auto"/>
         <w:ind w:firstLine="420"/>
       </w:pPr>
       <w:r>
@@ -1372,14 +1404,14 @@
           <w:rFonts w:ascii="宋体" w:hAnsi="宋体" w:eastAsia="宋体"/>
           <w:b w:val="0"/>
           <w:color w:val="1C1917"/>
-          <w:sz w:val="20"/>
+          <w:sz w:val="22"/>
         </w:rPr>
         <w:t>③有时候，我想单独清晰地观察米虫，就把小盒子倾斜一下，大米就滑落到盒子的一侧，米虫就从米粒里凸现出来，开始在空旷的盒子里，转着圈儿走起来，就像模特儿走台步，那样子很美。有时候，走着走着，不知怎的，就侧翻倒地，仰面躺下了。它想翻过身来，先是六只脚在空中乱抓乱挑。它什么也抓挠不住，就仰面躺着，支起身体，把翅膀张开，用力扇动，使身体贴着地面向前滑行，滑到米粒处，它就倚附着翻过身来，继续走来走去。小小米虫，真是聪明！</w:t>
       </w:r>
     </w:p>
     <w:p>
       <w:pPr>
-        <w:spacing w:before="0" w:after="40" w:line="276" w:lineRule="auto"/>
+        <w:spacing w:before="0" w:after="80" w:line="276" w:lineRule="auto"/>
       </w:pPr>
       <w:r>
         <w:rPr>
@@ -1388,40 +1420,584 @@
           <w:color w:val="1C1917"/>
           <w:sz w:val="18"/>
         </w:rPr>
-        <w:t>（选自金波作品，有改动）</w:t>
+        <w:t>（选自金波《昆虫印象》，有删改）</w:t>
       </w:r>
     </w:p>
     <w:p>
       <w:pPr>
-        <w:spacing w:before="0" w:after="40" w:line="276" w:lineRule="auto"/>
+        <w:spacing w:before="0" w:after="80" w:line="276" w:lineRule="auto"/>
       </w:pPr>
       <w:r>
         <w:rPr>
           <w:rFonts w:ascii="宋体" w:hAnsi="宋体" w:eastAsia="宋体"/>
           <w:b w:val="0"/>
           <w:color w:val="1C1917"/>
-          <w:sz w:val="21"/>
+          <w:sz w:val="22"/>
         </w:rPr>
         <w:t>1. 联系上下文，解释文中加点的词语。</w:t>
       </w:r>
     </w:p>
     <w:p>
       <w:pPr>
-        <w:spacing w:before="0" w:after="40" w:line="276" w:lineRule="auto"/>
+        <w:spacing w:before="0" w:after="80" w:line="276" w:lineRule="auto"/>
       </w:pPr>
       <w:r>
         <w:rPr>
           <w:rFonts w:ascii="宋体" w:hAnsi="宋体" w:eastAsia="宋体"/>
           <w:b w:val="0"/>
           <w:color w:val="1C1917"/>
-          <w:sz w:val="21"/>
+          <w:sz w:val="22"/>
         </w:rPr>
-        <w:t xml:space="preserve">　　潜伏：________________________________________________</w:t>
+        <w:t xml:space="preserve">　　潜伏：</w:t>
       </w:r>
     </w:p>
     <w:p>
       <w:pPr>
-        <w:spacing w:before="160" w:after="40" w:line="276" w:lineRule="auto"/>
+        <w:spacing w:before="0" w:after="200" w:line="276" w:lineRule="auto"/>
+      </w:pPr>
+      <w:r>
+        <w:rPr>
+          <w:rFonts w:ascii="宋体" w:hAnsi="宋体" w:eastAsia="宋体"/>
+          <w:b w:val="0"/>
+          <w:color w:val="1C1917"/>
+          <w:sz w:val="32"/>
+        </w:rPr>
+        <w:t>＿＿＿＿＿＿＿＿＿＿＿＿＿＿＿＿＿＿＿＿＿＿＿＿＿＿＿＿＿＿＿＿</w:t>
+      </w:r>
+    </w:p>
+    <w:p>
+      <w:pPr>
+        <w:sectPr>
+          <w:footerReference w:type="default" r:id="rId11"/>
+          <w:pgSz w:w="11906" w:h="16838"/>
+          <w:pgMar w:top="737" w:right="964" w:bottom="737" w:left="964" w:header="720" w:footer="720" w:gutter="0"/>
+          <w:cols w:space="720"/>
+          <w:docGrid w:linePitch="360"/>
+        </w:sectPr>
+      </w:pPr>
+    </w:p>
+    <w:p>
+      <w:pPr>
+        <w:spacing w:before="40" w:after="80" w:line="276" w:lineRule="auto"/>
+      </w:pPr>
+      <w:r>
+        <w:rPr>
+          <w:rFonts w:ascii="宋体" w:hAnsi="宋体" w:eastAsia="宋体"/>
+          <w:b/>
+          <w:color w:val="1C1917"/>
+          <w:sz w:val="22"/>
+        </w:rPr>
+        <w:t>2. 结合短文内容完成表格。</w:t>
+      </w:r>
+    </w:p>
+    <w:tbl>
+      <w:tblPr>
+        <w:tblW w:type="auto" w:w="0"/>
+        <w:jc w:val="center"/>
+        <w:tblLook w:firstColumn="1" w:firstRow="1" w:lastColumn="0" w:lastRow="0" w:noHBand="0" w:noVBand="1" w:val="04A0"/>
+      </w:tblPr>
+      <w:tblGrid>
+        <w:gridCol w:w="3326"/>
+        <w:gridCol w:w="3326"/>
+        <w:gridCol w:w="3326"/>
+      </w:tblGrid>
+      <w:tr>
+        <w:tc>
+          <w:tcPr>
+            <w:tcW w:type="dxa" w:w="3326"/>
+            <w:tcBorders>
+              <w:top w:val="single" w:sz="8" w:space="0" w:color="000000"/>
+              <w:left w:val="single" w:sz="8" w:space="0" w:color="000000"/>
+              <w:bottom w:val="single" w:sz="8" w:space="0" w:color="000000"/>
+              <w:right w:val="single" w:sz="8" w:space="0" w:color="000000"/>
+            </w:tcBorders>
+          </w:tcPr>
+          <w:p>
+            <w:pPr>
+              <w:jc w:val="center"/>
+            </w:pPr>
+            <w:r/>
+            <w:r>
+              <w:rPr>
+                <w:rFonts w:ascii="宋体" w:hAnsi="宋体" w:eastAsia="宋体"/>
+                <w:b/>
+                <w:color w:val="1C1917"/>
+                <w:sz w:val="20"/>
+              </w:rPr>
+              <w:t>观察场景</w:t>
+            </w:r>
+          </w:p>
+        </w:tc>
+        <w:tc>
+          <w:tcPr>
+            <w:tcW w:type="dxa" w:w="3326"/>
+            <w:tcBorders>
+              <w:top w:val="single" w:sz="8" w:space="0" w:color="000000"/>
+              <w:left w:val="single" w:sz="8" w:space="0" w:color="000000"/>
+              <w:bottom w:val="single" w:sz="8" w:space="0" w:color="000000"/>
+              <w:right w:val="single" w:sz="8" w:space="0" w:color="000000"/>
+            </w:tcBorders>
+          </w:tcPr>
+          <w:p>
+            <w:pPr>
+              <w:jc w:val="center"/>
+            </w:pPr>
+            <w:r/>
+            <w:r>
+              <w:rPr>
+                <w:rFonts w:ascii="宋体" w:hAnsi="宋体" w:eastAsia="宋体"/>
+                <w:b/>
+                <w:color w:val="1C1917"/>
+                <w:sz w:val="20"/>
+              </w:rPr>
+              <w:t>米虫的样子、行为</w:t>
+            </w:r>
+          </w:p>
+        </w:tc>
+        <w:tc>
+          <w:tcPr>
+            <w:tcW w:type="dxa" w:w="3326"/>
+            <w:tcBorders>
+              <w:top w:val="single" w:sz="8" w:space="0" w:color="000000"/>
+              <w:left w:val="single" w:sz="8" w:space="0" w:color="000000"/>
+              <w:bottom w:val="single" w:sz="8" w:space="0" w:color="000000"/>
+              <w:right w:val="single" w:sz="8" w:space="0" w:color="000000"/>
+            </w:tcBorders>
+          </w:tcPr>
+          <w:p>
+            <w:pPr>
+              <w:jc w:val="center"/>
+            </w:pPr>
+            <w:r/>
+            <w:r>
+              <w:rPr>
+                <w:rFonts w:ascii="宋体" w:hAnsi="宋体" w:eastAsia="宋体"/>
+                <w:b/>
+                <w:color w:val="1C1917"/>
+                <w:sz w:val="20"/>
+              </w:rPr>
+              <w:t>我的发现</w:t>
+            </w:r>
+          </w:p>
+        </w:tc>
+      </w:tr>
+      <w:tr>
+        <w:trPr>
+          <w:trHeight w:val="900" w:hRule="atLeast"/>
+        </w:trPr>
+        <w:tc>
+          <w:tcPr>
+            <w:tcW w:type="dxa" w:w="3326"/>
+            <w:tcBorders>
+              <w:top w:val="single" w:sz="8" w:space="0" w:color="000000"/>
+              <w:left w:val="single" w:sz="8" w:space="0" w:color="000000"/>
+              <w:bottom w:val="single" w:sz="8" w:space="0" w:color="000000"/>
+              <w:right w:val="single" w:sz="8" w:space="0" w:color="000000"/>
+            </w:tcBorders>
+          </w:tcPr>
+          <w:p>
+            <w:pPr>
+              <w:spacing w:before="120" w:after="120"/>
+            </w:pPr>
+            <w:r/>
+            <w:r>
+              <w:rPr>
+                <w:rFonts w:ascii="宋体" w:hAnsi="宋体" w:eastAsia="宋体"/>
+                <w:b w:val="0"/>
+                <w:color w:val="1C1917"/>
+                <w:sz w:val="22"/>
+              </w:rPr>
+              <w:t>在大米中</w:t>
+            </w:r>
+          </w:p>
+        </w:tc>
+        <w:tc>
+          <w:tcPr>
+            <w:tcW w:type="dxa" w:w="3326"/>
+            <w:tcBorders>
+              <w:top w:val="single" w:sz="8" w:space="0" w:color="000000"/>
+              <w:left w:val="single" w:sz="8" w:space="0" w:color="000000"/>
+              <w:bottom w:val="single" w:sz="8" w:space="0" w:color="000000"/>
+              <w:right w:val="single" w:sz="8" w:space="0" w:color="000000"/>
+            </w:tcBorders>
+          </w:tcPr>
+          <w:p>
+            <w:pPr>
+              <w:spacing w:before="120" w:after="120"/>
+            </w:pPr>
+            <w:r/>
+            <w:r>
+              <w:rPr>
+                <w:rFonts w:ascii="宋体" w:hAnsi="宋体" w:eastAsia="宋体"/>
+                <w:b w:val="0"/>
+                <w:color w:val="1C1917"/>
+                <w:sz w:val="22"/>
+              </w:rPr>
+              <w:t>米里潜伏，出出进进，躲躲藏藏</w:t>
+            </w:r>
+          </w:p>
+        </w:tc>
+        <w:tc>
+          <w:tcPr>
+            <w:tcW w:type="dxa" w:w="3326"/>
+            <w:tcBorders>
+              <w:top w:val="single" w:sz="8" w:space="0" w:color="000000"/>
+              <w:left w:val="single" w:sz="8" w:space="0" w:color="000000"/>
+              <w:bottom w:val="single" w:sz="8" w:space="0" w:color="000000"/>
+              <w:right w:val="single" w:sz="8" w:space="0" w:color="000000"/>
+            </w:tcBorders>
+          </w:tcPr>
+          <w:p>
+            <w:pPr>
+              <w:spacing w:before="120" w:after="120"/>
+            </w:pPr>
+            <w:r/>
+            <w:r>
+              <w:rPr>
+                <w:rFonts w:ascii="宋体" w:hAnsi="宋体" w:eastAsia="宋体"/>
+                <w:b w:val="0"/>
+                <w:color w:val="1C1917"/>
+                <w:sz w:val="22"/>
+              </w:rPr>
+              <w:t>米虫活泼好动，很有趣</w:t>
+            </w:r>
+          </w:p>
+        </w:tc>
+      </w:tr>
+      <w:tr>
+        <w:trPr>
+          <w:trHeight w:val="900" w:hRule="atLeast"/>
+        </w:trPr>
+        <w:tc>
+          <w:tcPr>
+            <w:tcW w:type="dxa" w:w="3326"/>
+            <w:tcBorders>
+              <w:top w:val="single" w:sz="8" w:space="0" w:color="000000"/>
+              <w:left w:val="single" w:sz="8" w:space="0" w:color="000000"/>
+              <w:bottom w:val="single" w:sz="8" w:space="0" w:color="000000"/>
+              <w:right w:val="single" w:sz="8" w:space="0" w:color="000000"/>
+            </w:tcBorders>
+          </w:tcPr>
+          <w:p>
+            <w:pPr>
+              <w:spacing w:before="120" w:after="120"/>
+            </w:pPr>
+            <w:r/>
+            <w:r>
+              <w:rPr>
+                <w:rFonts w:ascii="宋体" w:hAnsi="宋体" w:eastAsia="宋体"/>
+                <w:b w:val="0"/>
+                <w:color w:val="1C1917"/>
+                <w:sz w:val="22"/>
+              </w:rPr>
+              <w:t>盒子倾斜后</w:t>
+            </w:r>
+          </w:p>
+        </w:tc>
+        <w:tc>
+          <w:tcPr>
+            <w:tcW w:type="dxa" w:w="3326"/>
+            <w:tcBorders>
+              <w:top w:val="single" w:sz="8" w:space="0" w:color="000000"/>
+              <w:left w:val="single" w:sz="8" w:space="0" w:color="000000"/>
+              <w:bottom w:val="single" w:sz="8" w:space="0" w:color="000000"/>
+              <w:right w:val="single" w:sz="8" w:space="0" w:color="000000"/>
+            </w:tcBorders>
+          </w:tcPr>
+          <w:p>
+            <w:pPr>
+              <w:spacing w:before="120" w:after="120"/>
+            </w:pPr>
+            <w:r/>
+            <w:r>
+              <w:rPr>
+                <w:rFonts w:ascii="宋体" w:hAnsi="宋体" w:eastAsia="宋体"/>
+                <w:b w:val="0"/>
+                <w:color w:val="1C1917"/>
+                <w:sz w:val="22"/>
+              </w:rPr>
+              <w:br/>
+              <w:br/>
+            </w:r>
+          </w:p>
+        </w:tc>
+        <w:tc>
+          <w:tcPr>
+            <w:tcW w:type="dxa" w:w="3326"/>
+            <w:tcBorders>
+              <w:top w:val="single" w:sz="8" w:space="0" w:color="000000"/>
+              <w:left w:val="single" w:sz="8" w:space="0" w:color="000000"/>
+              <w:bottom w:val="single" w:sz="8" w:space="0" w:color="000000"/>
+              <w:right w:val="single" w:sz="8" w:space="0" w:color="000000"/>
+            </w:tcBorders>
+          </w:tcPr>
+          <w:p>
+            <w:pPr>
+              <w:spacing w:before="120" w:after="120"/>
+            </w:pPr>
+            <w:r/>
+            <w:r>
+              <w:rPr>
+                <w:rFonts w:ascii="宋体" w:hAnsi="宋体" w:eastAsia="宋体"/>
+                <w:b w:val="0"/>
+                <w:color w:val="1C1917"/>
+                <w:sz w:val="22"/>
+              </w:rPr>
+              <w:br/>
+              <w:br/>
+            </w:r>
+          </w:p>
+        </w:tc>
+      </w:tr>
+      <w:tr>
+        <w:trPr>
+          <w:trHeight w:val="900" w:hRule="atLeast"/>
+        </w:trPr>
+        <w:tc>
+          <w:tcPr>
+            <w:tcW w:type="dxa" w:w="3326"/>
+            <w:tcBorders>
+              <w:top w:val="single" w:sz="8" w:space="0" w:color="000000"/>
+              <w:left w:val="single" w:sz="8" w:space="0" w:color="000000"/>
+              <w:bottom w:val="single" w:sz="8" w:space="0" w:color="000000"/>
+              <w:right w:val="single" w:sz="8" w:space="0" w:color="000000"/>
+            </w:tcBorders>
+          </w:tcPr>
+          <w:p>
+            <w:pPr>
+              <w:spacing w:before="120" w:after="120"/>
+            </w:pPr>
+            <w:r/>
+            <w:r>
+              <w:rPr>
+                <w:rFonts w:ascii="宋体" w:hAnsi="宋体" w:eastAsia="宋体"/>
+                <w:b w:val="0"/>
+                <w:color w:val="1C1917"/>
+                <w:sz w:val="22"/>
+              </w:rPr>
+              <w:t>侧翻倒地时</w:t>
+            </w:r>
+          </w:p>
+        </w:tc>
+        <w:tc>
+          <w:tcPr>
+            <w:tcW w:type="dxa" w:w="3326"/>
+            <w:tcBorders>
+              <w:top w:val="single" w:sz="8" w:space="0" w:color="000000"/>
+              <w:left w:val="single" w:sz="8" w:space="0" w:color="000000"/>
+              <w:bottom w:val="single" w:sz="8" w:space="0" w:color="000000"/>
+              <w:right w:val="single" w:sz="8" w:space="0" w:color="000000"/>
+            </w:tcBorders>
+          </w:tcPr>
+          <w:p>
+            <w:pPr>
+              <w:spacing w:before="120" w:after="120"/>
+            </w:pPr>
+            <w:r/>
+            <w:r>
+              <w:rPr>
+                <w:rFonts w:ascii="宋体" w:hAnsi="宋体" w:eastAsia="宋体"/>
+                <w:b w:val="0"/>
+                <w:color w:val="1C1917"/>
+                <w:sz w:val="22"/>
+              </w:rPr>
+              <w:t>六只脚乱抓，张开翅膀扇动滑行，靠米粒翻身</w:t>
+            </w:r>
+          </w:p>
+        </w:tc>
+        <w:tc>
+          <w:tcPr>
+            <w:tcW w:type="dxa" w:w="3326"/>
+            <w:tcBorders>
+              <w:top w:val="single" w:sz="8" w:space="0" w:color="000000"/>
+              <w:left w:val="single" w:sz="8" w:space="0" w:color="000000"/>
+              <w:bottom w:val="single" w:sz="8" w:space="0" w:color="000000"/>
+              <w:right w:val="single" w:sz="8" w:space="0" w:color="000000"/>
+            </w:tcBorders>
+          </w:tcPr>
+          <w:p>
+            <w:pPr>
+              <w:spacing w:before="120" w:after="120"/>
+            </w:pPr>
+            <w:r/>
+            <w:r>
+              <w:rPr>
+                <w:rFonts w:ascii="宋体" w:hAnsi="宋体" w:eastAsia="宋体"/>
+                <w:b w:val="0"/>
+                <w:color w:val="1C1917"/>
+                <w:sz w:val="22"/>
+              </w:rPr>
+              <w:br/>
+              <w:br/>
+            </w:r>
+          </w:p>
+        </w:tc>
+      </w:tr>
+    </w:tbl>
+    <w:p>
+      <w:pPr>
+        <w:spacing w:before="0" w:after="80" w:line="276" w:lineRule="auto"/>
+      </w:pPr>
+    </w:p>
+    <w:p>
+      <w:pPr>
+        <w:spacing w:before="0" w:after="80" w:line="276" w:lineRule="auto"/>
+      </w:pPr>
+      <w:r>
+        <w:rPr>
+          <w:rFonts w:ascii="宋体" w:hAnsi="宋体" w:eastAsia="宋体"/>
+          <w:b w:val="0"/>
+          <w:color w:val="1C1917"/>
+          <w:sz w:val="22"/>
+        </w:rPr>
+        <w:t>3. 生活中，你有没有像作者这样仔细观察过一种事物？请简单写两三句话。</w:t>
+      </w:r>
+    </w:p>
+    <w:p>
+      <w:pPr>
+        <w:spacing w:before="0" w:after="200" w:line="276" w:lineRule="auto"/>
+      </w:pPr>
+      <w:r>
+        <w:rPr>
+          <w:rFonts w:ascii="宋体" w:hAnsi="宋体" w:eastAsia="宋体"/>
+          <w:b w:val="0"/>
+          <w:color w:val="1C1917"/>
+          <w:sz w:val="32"/>
+        </w:rPr>
+        <w:t>＿＿＿＿＿＿＿＿＿＿＿＿＿＿＿＿＿＿＿＿＿＿＿＿＿＿＿＿＿＿＿＿</w:t>
+      </w:r>
+    </w:p>
+    <w:p>
+      <w:pPr>
+        <w:spacing w:before="0" w:after="200" w:line="276" w:lineRule="auto"/>
+      </w:pPr>
+      <w:r>
+        <w:rPr>
+          <w:rFonts w:ascii="宋体" w:hAnsi="宋体" w:eastAsia="宋体"/>
+          <w:b w:val="0"/>
+          <w:color w:val="1C1917"/>
+          <w:sz w:val="32"/>
+        </w:rPr>
+        <w:t>＿＿＿＿＿＿＿＿＿＿＿＿＿＿＿＿＿＿＿＿＿＿＿＿＿＿＿＿＿＿＿＿</w:t>
+      </w:r>
+    </w:p>
+    <w:p>
+      <w:pPr>
+        <w:spacing w:before="0" w:after="200" w:line="276" w:lineRule="auto"/>
+      </w:pPr>
+      <w:r>
+        <w:rPr>
+          <w:rFonts w:ascii="宋体" w:hAnsi="宋体" w:eastAsia="宋体"/>
+          <w:b w:val="0"/>
+          <w:color w:val="1C1917"/>
+          <w:sz w:val="32"/>
+        </w:rPr>
+        <w:t>＿＿＿＿＿＿＿＿＿＿＿＿＿＿＿＿＿＿＿＿＿＿＿＿＿＿＿＿＿＿＿＿</w:t>
+      </w:r>
+    </w:p>
+    <w:p>
+      <w:pPr>
+        <w:spacing w:before="120" w:after="80" w:line="276" w:lineRule="auto"/>
+      </w:pPr>
+      <w:r>
+        <w:rPr>
+          <w:rFonts w:ascii="宋体" w:hAnsi="宋体" w:eastAsia="宋体"/>
+          <w:b/>
+          <w:color w:val="1C1917"/>
+          <w:sz w:val="22"/>
+        </w:rPr>
+        <w:t>（二）它们的聪明与愚笨</w:t>
+      </w:r>
+    </w:p>
+    <w:p>
+      <w:pPr>
+        <w:spacing w:before="0" w:after="100" w:line="276" w:lineRule="auto"/>
+        <w:ind w:firstLine="420"/>
+      </w:pPr>
+      <w:r>
+        <w:rPr>
+          <w:rFonts w:ascii="宋体" w:hAnsi="宋体" w:eastAsia="宋体"/>
+          <w:b w:val="0"/>
+          <w:color w:val="1C1917"/>
+          <w:sz w:val="22"/>
+        </w:rPr>
+        <w:t>①为了观察黄蜂的巢穴，我在九月的一天带着我的小儿子保罗出门。他视力很好，注意力也非常集中，能帮我不少忙。我们饶有兴趣地观察着小路两旁的草地。</w:t>
+      </w:r>
+    </w:p>
+    <w:p>
+      <w:pPr>
+        <w:spacing w:before="0" w:after="100" w:line="276" w:lineRule="auto"/>
+        <w:ind w:firstLine="420"/>
+      </w:pPr>
+      <w:r>
+        <w:rPr>
+          <w:rFonts w:ascii="宋体" w:hAnsi="宋体" w:eastAsia="宋体"/>
+          <w:b w:val="0"/>
+          <w:color w:val="1C1917"/>
+          <w:sz w:val="22"/>
+        </w:rPr>
+        <w:t>②突然，保罗喊道：“黄蜂窝！肯定是黄蜂窝！”我们小心翼翼地靠近那个地方，生怕引起这些凶猛生物的注意。它们巢穴的入口是一个圆形的洞，大约有拇指粗细，里面的居民们忙碌地进进出出，彼此擦肩而过，朝着相反的方向飞去。想到如果我们靠得太近，激怒了这些易怒的战士，将会遭遇多么难堪的场面，我不禁打了个寒战。我们没有再进一步探寻，以免付出惨痛的代价，而是记下了这个位置，决定等到夜幕降临时再回来。到那时，巢穴里的居民们都会从田野回到家中。</w:t>
+      </w:r>
+    </w:p>
+    <w:p>
+      <w:pPr>
+        <w:spacing w:before="0" w:after="100" w:line="276" w:lineRule="auto"/>
+        <w:ind w:firstLine="420"/>
+      </w:pPr>
+      <w:r>
+        <w:rPr>
+          <w:rFonts w:ascii="宋体" w:hAnsi="宋体" w:eastAsia="宋体"/>
+          <w:b w:val="0"/>
+          <w:color w:val="1C1917"/>
+          <w:sz w:val="22"/>
+        </w:rPr>
+        <w:t>③如果不采取一定的谨慎措施，征服一个普通黄蜂的巢穴将是一项相当艰巨的任务。在尝试了各种不太成功的方法之后，我认为汽油、芦苇和一小团黏土是最好用、最简单的工具。</w:t>
+      </w:r>
+    </w:p>
+    <w:p>
+      <w:pPr>
+        <w:spacing w:before="0" w:after="100" w:line="276" w:lineRule="auto"/>
+        <w:ind w:firstLine="420"/>
+      </w:pPr>
+      <w:r>
+        <w:rPr>
+          <w:rFonts w:ascii="宋体" w:hAnsi="宋体" w:eastAsia="宋体"/>
+          <w:b w:val="0"/>
+          <w:color w:val="1C1917"/>
+          <w:sz w:val="22"/>
+        </w:rPr>
+        <w:t>④使用汽油是因为它的效果不会太猛烈，为了便于观察，我希望能留下一小部分活着的黄蜂。巢中有一个大约九英寸长、几乎水平的前厅通往地下的蜂巢。如果直接将汽油倒进这个通道口，可能是一个带来严重后果的错误。因为这么少量的汽油会被土壤吸收，根本无法到达蜂巢；第二天，当我们以为可以安全地挖掘时，却会发现一群愤怒的黄蜂在铲子下涌出。一小段芦苇可以防止这种意外发生。将芦苇插入通道后，它就形成了一个防水的漏斗，可以迅速地将汽油一滴不漏地送入蜂巢。然后，我们用一团揉好的黏土堵住洞口。</w:t>
+      </w:r>
+    </w:p>
+    <w:p>
+      <w:pPr>
+        <w:sectPr>
+          <w:footerReference w:type="default" r:id="rId12"/>
+          <w:pgSz w:w="11906" w:h="16838"/>
+          <w:pgMar w:top="737" w:right="964" w:bottom="737" w:left="964" w:header="720" w:footer="720" w:gutter="0"/>
+          <w:cols w:space="720"/>
+          <w:docGrid w:linePitch="360"/>
+        </w:sectPr>
+      </w:pPr>
+    </w:p>
+    <w:p>
+      <w:pPr>
+        <w:spacing w:before="0" w:after="100" w:line="276" w:lineRule="auto"/>
+        <w:ind w:firstLine="420"/>
+      </w:pPr>
+      <w:r>
+        <w:rPr>
+          <w:rFonts w:ascii="宋体" w:hAnsi="宋体" w:eastAsia="宋体"/>
+          <w:b w:val="0"/>
+          <w:color w:val="1C1917"/>
+          <w:sz w:val="22"/>
+        </w:rPr>
+        <w:t>⑤每当准备进行这项操作时，保罗和我会在某个温和、月光皎洁的夜晚九点钟，带着一盏灯笼和装有工具的篮子出发。远处农舍的狗在相互吠叫，橄榄树间的猫头鹰在鸣叫，灌木丛中的意大利蟋蟀在演奏交响乐，保罗和我则聊着昆虫。他热切地提出问题，渴望学习，而我则告诉他我所知道的一点知识。这些捕捉黄蜂的夜晚是如此令人愉快，我们几乎不在意熬夜或被蜇的风险！</w:t>
+      </w:r>
+    </w:p>
+    <w:p>
+      <w:pPr>
+        <w:spacing w:before="0" w:after="120" w:line="276" w:lineRule="auto"/>
       </w:pPr>
       <w:r>
         <w:rPr>
@@ -1430,25 +2006,235 @@
           <w:color w:val="1C1917"/>
           <w:sz w:val="18"/>
         </w:rPr>
-        <w:t>（第 3–4 页扫描件待补，题目暂缺。）</w:t>
+        <w:t>（选自法布尔《昆虫记》，有删改）</w:t>
       </w:r>
     </w:p>
     <w:p>
       <w:pPr>
-        <w:spacing w:before="120" w:after="0" w:line="276" w:lineRule="auto"/>
-        <w:jc w:val="center"/>
+        <w:spacing w:before="0" w:after="80" w:line="276" w:lineRule="auto"/>
       </w:pPr>
       <w:r>
         <w:rPr>
           <w:rFonts w:ascii="宋体" w:hAnsi="宋体" w:eastAsia="宋体"/>
           <w:b w:val="0"/>
           <w:color w:val="1C1917"/>
-          <w:sz w:val="16"/>
+          <w:sz w:val="22"/>
         </w:rPr>
-        <w:t>语文·四上·第三单元　第 2 页（共 4 页 · 现仅 1–2 页）</w:t>
+        <w:t>1. 根据短文内容判断，正确的画“√”，错误的画“×”。</w:t>
+      </w:r>
+    </w:p>
+    <w:p>
+      <w:pPr>
+        <w:spacing w:before="0" w:after="120" w:line="276" w:lineRule="auto"/>
+      </w:pPr>
+      <w:r>
+        <w:rPr>
+          <w:rFonts w:ascii="宋体" w:hAnsi="宋体" w:eastAsia="宋体"/>
+          <w:b w:val="0"/>
+          <w:color w:val="1C1917"/>
+          <w:sz w:val="22"/>
+        </w:rPr>
+        <w:t xml:space="preserve">　　（1）“到那时，巢穴里的居民们都会从田野回到家中。”这句话中“居民们”指的是住在这里的人们。（　　）</w:t>
+      </w:r>
+    </w:p>
+    <w:p>
+      <w:pPr>
+        <w:spacing w:before="0" w:after="120" w:line="276" w:lineRule="auto"/>
+      </w:pPr>
+      <w:r>
+        <w:rPr>
+          <w:rFonts w:ascii="宋体" w:hAnsi="宋体" w:eastAsia="宋体"/>
+          <w:b w:val="0"/>
+          <w:color w:val="1C1917"/>
+          <w:sz w:val="22"/>
+        </w:rPr>
+        <w:t xml:space="preserve">　　（2）作者不直接将汽油倒进黄蜂巢穴通道的原因是会立刻激怒所有黄蜂。（　　）</w:t>
+      </w:r>
+    </w:p>
+    <w:p>
+      <w:pPr>
+        <w:spacing w:before="0" w:after="120" w:line="276" w:lineRule="auto"/>
+      </w:pPr>
+      <w:r>
+        <w:rPr>
+          <w:rFonts w:ascii="宋体" w:hAnsi="宋体" w:eastAsia="宋体"/>
+          <w:b w:val="0"/>
+          <w:color w:val="1C1917"/>
+          <w:sz w:val="22"/>
+        </w:rPr>
+        <w:t xml:space="preserve">　　（3）作者用来对付黄蜂巢穴的三种工具是：汽油、芦苇和黏土。（　　）</w:t>
+      </w:r>
+    </w:p>
+    <w:p>
+      <w:pPr>
+        <w:spacing w:before="0" w:after="120" w:line="276" w:lineRule="auto"/>
+      </w:pPr>
+      <w:r>
+        <w:rPr>
+          <w:rFonts w:ascii="宋体" w:hAnsi="宋体" w:eastAsia="宋体"/>
+          <w:b w:val="0"/>
+          <w:color w:val="1C1917"/>
+          <w:sz w:val="22"/>
+        </w:rPr>
+        <w:t>2. 用“____”画出作者选择在夜晚去观察黄蜂原因的句子。</w:t>
+      </w:r>
+    </w:p>
+    <w:p>
+      <w:pPr>
+        <w:spacing w:before="0" w:after="80" w:line="276" w:lineRule="auto"/>
+      </w:pPr>
+      <w:r>
+        <w:rPr>
+          <w:rFonts w:ascii="宋体" w:hAnsi="宋体" w:eastAsia="宋体"/>
+          <w:b w:val="0"/>
+          <w:color w:val="1C1917"/>
+          <w:sz w:val="22"/>
+        </w:rPr>
+        <w:t>3. 作者为什么说“这些捕捉黄蜂的夜晚是如此令人愉快”？</w:t>
+      </w:r>
+    </w:p>
+    <w:p>
+      <w:pPr>
+        <w:spacing w:before="0" w:after="200" w:line="276" w:lineRule="auto"/>
+      </w:pPr>
+      <w:r>
+        <w:rPr>
+          <w:rFonts w:ascii="宋体" w:hAnsi="宋体" w:eastAsia="宋体"/>
+          <w:b w:val="0"/>
+          <w:color w:val="1C1917"/>
+          <w:sz w:val="32"/>
+        </w:rPr>
+        <w:t>＿＿＿＿＿＿＿＿＿＿＿＿＿＿＿＿＿＿＿＿＿＿＿＿＿＿＿＿＿＿＿＿</w:t>
+      </w:r>
+    </w:p>
+    <w:p>
+      <w:pPr>
+        <w:spacing w:before="0" w:after="200" w:line="276" w:lineRule="auto"/>
+      </w:pPr>
+      <w:r>
+        <w:rPr>
+          <w:rFonts w:ascii="宋体" w:hAnsi="宋体" w:eastAsia="宋体"/>
+          <w:b w:val="0"/>
+          <w:color w:val="1C1917"/>
+          <w:sz w:val="32"/>
+        </w:rPr>
+        <w:t>＿＿＿＿＿＿＿＿＿＿＿＿＿＿＿＿＿＿＿＿＿＿＿＿＿＿＿＿＿＿＿＿</w:t>
+      </w:r>
+    </w:p>
+    <w:p>
+      <w:pPr>
+        <w:spacing w:before="0" w:after="200" w:line="276" w:lineRule="auto"/>
+      </w:pPr>
+      <w:r>
+        <w:rPr>
+          <w:rFonts w:ascii="宋体" w:hAnsi="宋体" w:eastAsia="宋体"/>
+          <w:b w:val="0"/>
+          <w:color w:val="1C1917"/>
+          <w:sz w:val="32"/>
+        </w:rPr>
+        <w:t>＿＿＿＿＿＿＿＿＿＿＿＿＿＿＿＿＿＿＿＿＿＿＿＿＿＿＿＿＿＿＿＿</w:t>
+      </w:r>
+    </w:p>
+    <w:p>
+      <w:pPr>
+        <w:spacing w:before="200" w:after="120" w:line="276" w:lineRule="auto"/>
+      </w:pPr>
+      <w:r>
+        <w:rPr>
+          <w:rFonts w:ascii="宋体" w:hAnsi="宋体" w:eastAsia="宋体"/>
+          <w:b/>
+          <w:color w:val="1C1917"/>
+          <w:sz w:val="24"/>
+        </w:rPr>
+        <w:t>六、习作。</w:t>
+      </w:r>
+    </w:p>
+    <w:p>
+      <w:pPr>
+        <w:spacing w:before="0" w:after="80" w:line="276" w:lineRule="auto"/>
+      </w:pPr>
+      <w:r>
+        <w:rPr>
+          <w:rFonts w:ascii="宋体" w:hAnsi="宋体" w:eastAsia="宋体"/>
+          <w:b w:val="0"/>
+          <w:color w:val="1C1917"/>
+          <w:sz w:val="22"/>
+        </w:rPr>
+        <w:t>你是否曾静下心来，仔细观察身边的事物？当我们用眼睛去看，用耳朵去听，用心去感受，就一定会有所发现。请选择你喜欢的一种事物，用日记的形式介绍一下你的收获和发现吧。</w:t>
+      </w:r>
+    </w:p>
+    <w:p>
+      <w:pPr>
+        <w:spacing w:before="0" w:after="80" w:line="276" w:lineRule="auto"/>
+      </w:pPr>
+      <w:r>
+        <w:rPr>
+          <w:rFonts w:ascii="宋体" w:hAnsi="宋体" w:eastAsia="宋体"/>
+          <w:b w:val="0"/>
+          <w:color w:val="1C1917"/>
+          <w:sz w:val="22"/>
+        </w:rPr>
+        <w:t>要求：1. 题目自拟。　2. 语句通顺，表达真实感受。</w:t>
+      </w:r>
+    </w:p>
+    <w:p>
+      <w:pPr>
+        <w:spacing w:before="0" w:after="200" w:line="276" w:lineRule="auto"/>
+      </w:pPr>
+      <w:r>
+        <w:rPr>
+          <w:rFonts w:ascii="宋体" w:hAnsi="宋体" w:eastAsia="宋体"/>
+          <w:b w:val="0"/>
+          <w:color w:val="1C1917"/>
+          <w:sz w:val="32"/>
+        </w:rPr>
+        <w:t>＿＿＿＿＿＿＿＿＿＿＿＿＿＿＿＿＿＿＿＿＿＿＿＿＿＿＿＿＿＿＿＿</w:t>
+      </w:r>
+    </w:p>
+    <w:p>
+      <w:pPr>
+        <w:spacing w:before="0" w:after="200" w:line="276" w:lineRule="auto"/>
+      </w:pPr>
+      <w:r>
+        <w:rPr>
+          <w:rFonts w:ascii="宋体" w:hAnsi="宋体" w:eastAsia="宋体"/>
+          <w:b w:val="0"/>
+          <w:color w:val="1C1917"/>
+          <w:sz w:val="32"/>
+        </w:rPr>
+        <w:t>＿＿＿＿＿＿＿＿＿＿＿＿＿＿＿＿＿＿＿＿＿＿＿＿＿＿＿＿＿＿＿＿</w:t>
+      </w:r>
+    </w:p>
+    <w:p>
+      <w:pPr>
+        <w:spacing w:before="0" w:after="200" w:line="276" w:lineRule="auto"/>
+      </w:pPr>
+      <w:r>
+        <w:rPr>
+          <w:rFonts w:ascii="宋体" w:hAnsi="宋体" w:eastAsia="宋体"/>
+          <w:b w:val="0"/>
+          <w:color w:val="1C1917"/>
+          <w:sz w:val="32"/>
+        </w:rPr>
+        <w:t>＿＿＿＿＿＿＿＿＿＿＿＿＿＿＿＿＿＿＿＿＿＿＿＿＿＿＿＿＿＿＿＿</w:t>
+      </w:r>
+    </w:p>
+    <w:p>
+      <w:pPr>
+        <w:spacing w:before="0" w:after="200" w:line="276" w:lineRule="auto"/>
+      </w:pPr>
+      <w:r>
+        <w:rPr>
+          <w:rFonts w:ascii="宋体" w:hAnsi="宋体" w:eastAsia="宋体"/>
+          <w:b w:val="0"/>
+          <w:color w:val="1C1917"/>
+          <w:sz w:val="32"/>
+        </w:rPr>
+        <w:t>＿＿＿＿＿＿＿＿＿＿＿＿＿＿＿＿＿＿＿＿＿＿＿＿＿＿＿＿＿＿＿＿</w:t>
       </w:r>
     </w:p>
     <w:sectPr>
+      <w:footerReference w:type="default" r:id="rId13"/>
       <w:pgSz w:w="11906" w:h="16838"/>
       <w:pgMar w:top="737" w:right="964" w:bottom="737" w:left="964" w:header="720" w:footer="720" w:gutter="0"/>
       <w:cols w:space="720"/>
@@ -1456,6 +2242,90 @@
     </w:sectPr>
   </w:body>
 </w:document>
+</file>
+
+<file path=word/footer1.xml><?xml version="1.0" encoding="utf-8"?>
+<w:ftr xmlns:m="http://schemas.openxmlformats.org/officeDocument/2006/math" xmlns:mc="http://schemas.openxmlformats.org/markup-compatibility/2006" xmlns:mo="http://schemas.microsoft.com/office/mac/office/2008/main" xmlns:mv="urn:schemas-microsoft-com:mac:vml" xmlns:o="urn:schemas-microsoft-com:office:office" xmlns:r="http://schemas.openxmlformats.org/officeDocument/2006/relationships" xmlns:v="urn:schemas-microsoft-com:vml" xmlns:w10="urn:schemas-microsoft-com:office:word" xmlns:w14="http://schemas.microsoft.com/office/word/2010/wordml" xmlns:w="http://schemas.openxmlformats.org/wordprocessingml/2006/main" xmlns:wne="http://schemas.microsoft.com/office/word/2006/wordml" xmlns:wp14="http://schemas.microsoft.com/office/word/2010/wordprocessingDrawing" xmlns:wp="http://schemas.openxmlformats.org/drawingml/2006/wordprocessingDrawing" xmlns:wpc="http://schemas.microsoft.com/office/word/2010/wordprocessingCanvas" xmlns:wpg="http://schemas.microsoft.com/office/word/2010/wordprocessingGroup" xmlns:wpi="http://schemas.microsoft.com/office/word/2010/wordprocessingInk" xmlns:wps="http://schemas.microsoft.com/office/word/2010/wordprocessingShape" mc:Ignorable="w14 wp14">
+  <w:p>
+    <w:pPr>
+      <w:pStyle w:val="Footer"/>
+      <w:spacing w:before="0" w:after="0"/>
+      <w:jc w:val="center"/>
+    </w:pPr>
+    <w:r>
+      <w:rPr>
+        <w:rFonts w:ascii="宋体" w:hAnsi="宋体" w:eastAsia="宋体"/>
+        <w:b w:val="0"/>
+        <w:color w:val="1C1917"/>
+        <w:sz w:val="16"/>
+      </w:rPr>
+      <w:t>语文·四上·第三单元　第 1 页（共 4 页）</w:t>
+    </w:r>
+  </w:p>
+</w:ftr>
+</file>
+
+<file path=word/footer2.xml><?xml version="1.0" encoding="utf-8"?>
+<w:ftr xmlns:m="http://schemas.openxmlformats.org/officeDocument/2006/math" xmlns:mc="http://schemas.openxmlformats.org/markup-compatibility/2006" xmlns:mo="http://schemas.microsoft.com/office/mac/office/2008/main" xmlns:mv="urn:schemas-microsoft-com:mac:vml" xmlns:o="urn:schemas-microsoft-com:office:office" xmlns:r="http://schemas.openxmlformats.org/officeDocument/2006/relationships" xmlns:v="urn:schemas-microsoft-com:vml" xmlns:w10="urn:schemas-microsoft-com:office:word" xmlns:w14="http://schemas.microsoft.com/office/word/2010/wordml" xmlns:w="http://schemas.openxmlformats.org/wordprocessingml/2006/main" xmlns:wne="http://schemas.microsoft.com/office/word/2006/wordml" xmlns:wp14="http://schemas.microsoft.com/office/word/2010/wordprocessingDrawing" xmlns:wp="http://schemas.openxmlformats.org/drawingml/2006/wordprocessingDrawing" xmlns:wpc="http://schemas.microsoft.com/office/word/2010/wordprocessingCanvas" xmlns:wpg="http://schemas.microsoft.com/office/word/2010/wordprocessingGroup" xmlns:wpi="http://schemas.microsoft.com/office/word/2010/wordprocessingInk" xmlns:wps="http://schemas.microsoft.com/office/word/2010/wordprocessingShape" mc:Ignorable="w14 wp14">
+  <w:p>
+    <w:pPr>
+      <w:pStyle w:val="Footer"/>
+      <w:spacing w:before="0" w:after="0"/>
+      <w:jc w:val="center"/>
+    </w:pPr>
+    <w:r>
+      <w:rPr>
+        <w:rFonts w:ascii="宋体" w:hAnsi="宋体" w:eastAsia="宋体"/>
+        <w:b w:val="0"/>
+        <w:color w:val="1C1917"/>
+        <w:sz w:val="16"/>
+      </w:rPr>
+      <w:t>语文·四上·第三单元　第 2 页（共 4 页）</w:t>
+    </w:r>
+  </w:p>
+</w:ftr>
+</file>
+
+<file path=word/footer3.xml><?xml version="1.0" encoding="utf-8"?>
+<w:ftr xmlns:m="http://schemas.openxmlformats.org/officeDocument/2006/math" xmlns:mc="http://schemas.openxmlformats.org/markup-compatibility/2006" xmlns:mo="http://schemas.microsoft.com/office/mac/office/2008/main" xmlns:mv="urn:schemas-microsoft-com:mac:vml" xmlns:o="urn:schemas-microsoft-com:office:office" xmlns:r="http://schemas.openxmlformats.org/officeDocument/2006/relationships" xmlns:v="urn:schemas-microsoft-com:vml" xmlns:w10="urn:schemas-microsoft-com:office:word" xmlns:w14="http://schemas.microsoft.com/office/word/2010/wordml" xmlns:w="http://schemas.openxmlformats.org/wordprocessingml/2006/main" xmlns:wne="http://schemas.microsoft.com/office/word/2006/wordml" xmlns:wp14="http://schemas.microsoft.com/office/word/2010/wordprocessingDrawing" xmlns:wp="http://schemas.openxmlformats.org/drawingml/2006/wordprocessingDrawing" xmlns:wpc="http://schemas.microsoft.com/office/word/2010/wordprocessingCanvas" xmlns:wpg="http://schemas.microsoft.com/office/word/2010/wordprocessingGroup" xmlns:wpi="http://schemas.microsoft.com/office/word/2010/wordprocessingInk" xmlns:wps="http://schemas.microsoft.com/office/word/2010/wordprocessingShape" mc:Ignorable="w14 wp14">
+  <w:p>
+    <w:pPr>
+      <w:pStyle w:val="Footer"/>
+      <w:spacing w:before="0" w:after="0"/>
+      <w:jc w:val="center"/>
+    </w:pPr>
+    <w:r>
+      <w:rPr>
+        <w:rFonts w:ascii="宋体" w:hAnsi="宋体" w:eastAsia="宋体"/>
+        <w:b w:val="0"/>
+        <w:color w:val="1C1917"/>
+        <w:sz w:val="16"/>
+      </w:rPr>
+      <w:t>语文·四上·第三单元　第 3 页（共 4 页）</w:t>
+    </w:r>
+  </w:p>
+</w:ftr>
+</file>
+
+<file path=word/footer4.xml><?xml version="1.0" encoding="utf-8"?>
+<w:ftr xmlns:m="http://schemas.openxmlformats.org/officeDocument/2006/math" xmlns:mc="http://schemas.openxmlformats.org/markup-compatibility/2006" xmlns:mo="http://schemas.microsoft.com/office/mac/office/2008/main" xmlns:mv="urn:schemas-microsoft-com:mac:vml" xmlns:o="urn:schemas-microsoft-com:office:office" xmlns:r="http://schemas.openxmlformats.org/officeDocument/2006/relationships" xmlns:v="urn:schemas-microsoft-com:vml" xmlns:w10="urn:schemas-microsoft-com:office:word" xmlns:w14="http://schemas.microsoft.com/office/word/2010/wordml" xmlns:w="http://schemas.openxmlformats.org/wordprocessingml/2006/main" xmlns:wne="http://schemas.microsoft.com/office/word/2006/wordml" xmlns:wp14="http://schemas.microsoft.com/office/word/2010/wordprocessingDrawing" xmlns:wp="http://schemas.openxmlformats.org/drawingml/2006/wordprocessingDrawing" xmlns:wpc="http://schemas.microsoft.com/office/word/2010/wordprocessingCanvas" xmlns:wpg="http://schemas.microsoft.com/office/word/2010/wordprocessingGroup" xmlns:wpi="http://schemas.microsoft.com/office/word/2010/wordprocessingInk" xmlns:wps="http://schemas.microsoft.com/office/word/2010/wordprocessingShape" mc:Ignorable="w14 wp14">
+  <w:p>
+    <w:pPr>
+      <w:pStyle w:val="Footer"/>
+      <w:spacing w:before="0" w:after="0"/>
+      <w:jc w:val="center"/>
+    </w:pPr>
+    <w:r>
+      <w:rPr>
+        <w:rFonts w:ascii="宋体" w:hAnsi="宋体" w:eastAsia="宋体"/>
+        <w:b w:val="0"/>
+        <w:color w:val="1C1917"/>
+        <w:sz w:val="16"/>
+      </w:rPr>
+      <w:t>语文·四上·第三单元　第 4 页（共 4 页）</w:t>
+    </w:r>
+  </w:p>
+</w:ftr>
 </file>
 
 <file path=word/numbering.xml><?xml version="1.0" encoding="utf-8"?>
